--- a/APLIKASI SIGESIT SANDAS PKM PADASUKA.docx
+++ b/APLIKASI SIGESIT SANDAS PKM PADASUKA.docx
@@ -25,11 +25,240 @@
         <w:spacing w:after="0" w:line="240" w:lineRule="auto"/>
         <w:jc w:val="both"/>
       </w:pPr>
-      <w:r>
-        <w:t>Aplikasi ini berbasis PWA Dimana aplikasi ini dapat di akses di tablet android ,hp dan laptop secara online dan multi user dengan data base online dapat di gunakan dalam offline dan sinkronisasi data entri pada saat online</w:t>
-      </w:r>
-      <w:r>
-        <w:t xml:space="preserve">, data base menggunakan supabase, antar muka disesuikan dengan size layer hp dan dengan komposisi tampilan yang memudah kan user mendata </w:t>
+      <w:proofErr w:type="spellStart"/>
+      <w:r>
+        <w:t>Aplikasi</w:t>
+      </w:r>
+      <w:proofErr w:type="spellEnd"/>
+      <w:r>
+        <w:t xml:space="preserve"> </w:t>
+      </w:r>
+      <w:proofErr w:type="spellStart"/>
+      <w:r>
+        <w:t>ini</w:t>
+      </w:r>
+      <w:proofErr w:type="spellEnd"/>
+      <w:r>
+        <w:t xml:space="preserve"> </w:t>
+      </w:r>
+      <w:proofErr w:type="spellStart"/>
+      <w:r>
+        <w:t>berbasis</w:t>
+      </w:r>
+      <w:proofErr w:type="spellEnd"/>
+      <w:r>
+        <w:t xml:space="preserve"> PWA Dimana </w:t>
+      </w:r>
+      <w:proofErr w:type="spellStart"/>
+      <w:r>
+        <w:t>aplikasi</w:t>
+      </w:r>
+      <w:proofErr w:type="spellEnd"/>
+      <w:r>
+        <w:t xml:space="preserve"> </w:t>
+      </w:r>
+      <w:proofErr w:type="spellStart"/>
+      <w:r>
+        <w:t>ini</w:t>
+      </w:r>
+      <w:proofErr w:type="spellEnd"/>
+      <w:r>
+        <w:t xml:space="preserve"> </w:t>
+      </w:r>
+      <w:proofErr w:type="spellStart"/>
+      <w:r>
+        <w:t>dapat</w:t>
+      </w:r>
+      <w:proofErr w:type="spellEnd"/>
+      <w:r>
+        <w:t xml:space="preserve"> di </w:t>
+      </w:r>
+      <w:proofErr w:type="spellStart"/>
+      <w:r>
+        <w:t>akses</w:t>
+      </w:r>
+      <w:proofErr w:type="spellEnd"/>
+      <w:r>
+        <w:t xml:space="preserve"> di tablet </w:t>
+      </w:r>
+      <w:proofErr w:type="gramStart"/>
+      <w:r>
+        <w:t>android ,hp</w:t>
+      </w:r>
+      <w:proofErr w:type="gramEnd"/>
+      <w:r>
+        <w:t xml:space="preserve"> dan laptop </w:t>
+      </w:r>
+      <w:proofErr w:type="spellStart"/>
+      <w:r>
+        <w:t>secara</w:t>
+      </w:r>
+      <w:proofErr w:type="spellEnd"/>
+      <w:r>
+        <w:t xml:space="preserve"> online dan </w:t>
+      </w:r>
+      <w:proofErr w:type="gramStart"/>
+      <w:r>
+        <w:t>multi user</w:t>
+      </w:r>
+      <w:proofErr w:type="gramEnd"/>
+      <w:r>
+        <w:t xml:space="preserve"> </w:t>
+      </w:r>
+      <w:proofErr w:type="spellStart"/>
+      <w:r>
+        <w:t>dengan</w:t>
+      </w:r>
+      <w:proofErr w:type="spellEnd"/>
+      <w:r>
+        <w:t xml:space="preserve"> data base online </w:t>
+      </w:r>
+      <w:proofErr w:type="spellStart"/>
+      <w:r>
+        <w:t>dapat</w:t>
+      </w:r>
+      <w:proofErr w:type="spellEnd"/>
+      <w:r>
+        <w:t xml:space="preserve"> di </w:t>
+      </w:r>
+      <w:proofErr w:type="spellStart"/>
+      <w:r>
+        <w:t>gunakan</w:t>
+      </w:r>
+      <w:proofErr w:type="spellEnd"/>
+      <w:r>
+        <w:t xml:space="preserve"> </w:t>
+      </w:r>
+      <w:proofErr w:type="spellStart"/>
+      <w:r>
+        <w:t>dalam</w:t>
+      </w:r>
+      <w:proofErr w:type="spellEnd"/>
+      <w:r>
+        <w:t xml:space="preserve"> offline dan </w:t>
+      </w:r>
+      <w:proofErr w:type="spellStart"/>
+      <w:r>
+        <w:t>sinkronisasi</w:t>
+      </w:r>
+      <w:proofErr w:type="spellEnd"/>
+      <w:r>
+        <w:t xml:space="preserve"> data </w:t>
+      </w:r>
+      <w:proofErr w:type="spellStart"/>
+      <w:r>
+        <w:t>entri</w:t>
+      </w:r>
+      <w:proofErr w:type="spellEnd"/>
+      <w:r>
+        <w:t xml:space="preserve"> pada </w:t>
+      </w:r>
+      <w:proofErr w:type="spellStart"/>
+      <w:r>
+        <w:t>saat</w:t>
+      </w:r>
+      <w:proofErr w:type="spellEnd"/>
+      <w:r>
+        <w:t xml:space="preserve"> online</w:t>
+      </w:r>
+      <w:r>
+        <w:t xml:space="preserve">, data base </w:t>
+      </w:r>
+      <w:proofErr w:type="spellStart"/>
+      <w:r>
+        <w:t>menggunakan</w:t>
+      </w:r>
+      <w:proofErr w:type="spellEnd"/>
+      <w:r>
+        <w:t xml:space="preserve"> </w:t>
+      </w:r>
+      <w:proofErr w:type="spellStart"/>
+      <w:r>
+        <w:t>supabase</w:t>
+      </w:r>
+      <w:proofErr w:type="spellEnd"/>
+      <w:r>
+        <w:t xml:space="preserve">, </w:t>
+      </w:r>
+      <w:proofErr w:type="spellStart"/>
+      <w:r>
+        <w:t>antar</w:t>
+      </w:r>
+      <w:proofErr w:type="spellEnd"/>
+      <w:r>
+        <w:t xml:space="preserve"> </w:t>
+      </w:r>
+      <w:proofErr w:type="spellStart"/>
+      <w:r>
+        <w:t>muka</w:t>
+      </w:r>
+      <w:proofErr w:type="spellEnd"/>
+      <w:r>
+        <w:t xml:space="preserve"> </w:t>
+      </w:r>
+      <w:proofErr w:type="spellStart"/>
+      <w:r>
+        <w:t>disesuikan</w:t>
+      </w:r>
+      <w:proofErr w:type="spellEnd"/>
+      <w:r>
+        <w:t xml:space="preserve"> </w:t>
+      </w:r>
+      <w:proofErr w:type="spellStart"/>
+      <w:r>
+        <w:t>dengan</w:t>
+      </w:r>
+      <w:proofErr w:type="spellEnd"/>
+      <w:r>
+        <w:t xml:space="preserve"> size layer hp dan </w:t>
+      </w:r>
+      <w:proofErr w:type="spellStart"/>
+      <w:r>
+        <w:t>dengan</w:t>
+      </w:r>
+      <w:proofErr w:type="spellEnd"/>
+      <w:r>
+        <w:t xml:space="preserve"> </w:t>
+      </w:r>
+      <w:proofErr w:type="spellStart"/>
+      <w:r>
+        <w:t>komposisi</w:t>
+      </w:r>
+      <w:proofErr w:type="spellEnd"/>
+      <w:r>
+        <w:t xml:space="preserve"> </w:t>
+      </w:r>
+      <w:proofErr w:type="spellStart"/>
+      <w:r>
+        <w:t>tampilan</w:t>
+      </w:r>
+      <w:proofErr w:type="spellEnd"/>
+      <w:r>
+        <w:t xml:space="preserve"> yang </w:t>
+      </w:r>
+      <w:proofErr w:type="spellStart"/>
+      <w:r>
+        <w:t>memudah</w:t>
+      </w:r>
+      <w:proofErr w:type="spellEnd"/>
+      <w:r>
+        <w:t xml:space="preserve"> </w:t>
+      </w:r>
+      <w:proofErr w:type="spellStart"/>
+      <w:r>
+        <w:t>kan</w:t>
+      </w:r>
+      <w:proofErr w:type="spellEnd"/>
+      <w:r>
+        <w:t xml:space="preserve"> user </w:t>
+      </w:r>
+      <w:proofErr w:type="spellStart"/>
+      <w:r>
+        <w:t>mendata</w:t>
+      </w:r>
+      <w:proofErr w:type="spellEnd"/>
+      <w:r>
+        <w:t xml:space="preserve"> </w:t>
       </w:r>
     </w:p>
     <w:p>
@@ -53,8 +282,26 @@
         <w:jc w:val="both"/>
       </w:pPr>
       <w:r>
-        <w:t>Super Admin  ( Full akses )</w:t>
-      </w:r>
+        <w:t xml:space="preserve">Super </w:t>
+      </w:r>
+      <w:proofErr w:type="gramStart"/>
+      <w:r>
+        <w:t>Admin  (</w:t>
+      </w:r>
+      <w:proofErr w:type="gramEnd"/>
+      <w:r>
+        <w:t xml:space="preserve"> Full </w:t>
+      </w:r>
+      <w:proofErr w:type="spellStart"/>
+      <w:proofErr w:type="gramStart"/>
+      <w:r>
+        <w:t>akses</w:t>
+      </w:r>
+      <w:proofErr w:type="spellEnd"/>
+      <w:r>
+        <w:t xml:space="preserve"> )</w:t>
+      </w:r>
+      <w:proofErr w:type="gramEnd"/>
     </w:p>
     <w:p>
       <w:pPr>
@@ -98,8 +345,29 @@
         <w:jc w:val="both"/>
       </w:pPr>
       <w:r>
-        <w:t>Modul ini memiliki sub modul</w:t>
-      </w:r>
+        <w:t xml:space="preserve">Modul </w:t>
+      </w:r>
+      <w:proofErr w:type="spellStart"/>
+      <w:r>
+        <w:t>ini</w:t>
+      </w:r>
+      <w:proofErr w:type="spellEnd"/>
+      <w:r>
+        <w:t xml:space="preserve"> </w:t>
+      </w:r>
+      <w:proofErr w:type="spellStart"/>
+      <w:r>
+        <w:t>memiliki</w:t>
+      </w:r>
+      <w:proofErr w:type="spellEnd"/>
+      <w:r>
+        <w:t xml:space="preserve"> sub </w:t>
+      </w:r>
+      <w:proofErr w:type="spellStart"/>
+      <w:r>
+        <w:t>modul</w:t>
+      </w:r>
+      <w:proofErr w:type="spellEnd"/>
     </w:p>
     <w:p>
       <w:pPr>
@@ -112,8 +380,13 @@
         <w:jc w:val="both"/>
       </w:pPr>
       <w:r>
-        <w:t>Modul Profle</w:t>
-      </w:r>
+        <w:t xml:space="preserve">Modul </w:t>
+      </w:r>
+      <w:proofErr w:type="spellStart"/>
+      <w:r>
+        <w:t>Profle</w:t>
+      </w:r>
+      <w:proofErr w:type="spellEnd"/>
     </w:p>
     <w:p>
       <w:pPr>
@@ -122,8 +395,13 @@
         <w:ind w:left="1080"/>
         <w:jc w:val="both"/>
       </w:pPr>
-      <w:r>
-        <w:t xml:space="preserve">Nama  PKM  </w:t>
+      <w:proofErr w:type="gramStart"/>
+      <w:r>
+        <w:t>Nama  PKM</w:t>
+      </w:r>
+      <w:proofErr w:type="gramEnd"/>
+      <w:r>
+        <w:t xml:space="preserve">  </w:t>
       </w:r>
     </w:p>
     <w:p>
@@ -145,8 +423,13 @@
         <w:jc w:val="both"/>
       </w:pPr>
       <w:r>
-        <w:t>No. Tlp</w:t>
-      </w:r>
+        <w:t xml:space="preserve">No. </w:t>
+      </w:r>
+      <w:proofErr w:type="spellStart"/>
+      <w:r>
+        <w:t>Tlp</w:t>
+      </w:r>
+      <w:proofErr w:type="spellEnd"/>
     </w:p>
     <w:p>
       <w:pPr>
@@ -155,8 +438,13 @@
         <w:ind w:left="1080"/>
         <w:jc w:val="both"/>
       </w:pPr>
-      <w:r>
-        <w:t>Penanggung Jawab/Kesling</w:t>
+      <w:proofErr w:type="spellStart"/>
+      <w:r>
+        <w:t>Penanggung</w:t>
+      </w:r>
+      <w:proofErr w:type="spellEnd"/>
+      <w:r>
+        <w:t xml:space="preserve"> Jawab/Kesling</w:t>
       </w:r>
     </w:p>
     <w:p>
@@ -211,19 +499,55 @@
         <w:jc w:val="both"/>
       </w:pPr>
       <w:r>
-        <w:t>Upload logo = akan di tampilkan</w:t>
-      </w:r>
-      <w:r>
-        <w:t xml:space="preserve"> </w:t>
-      </w:r>
-      <w:r>
-        <w:t xml:space="preserve"> </w:t>
-      </w:r>
+        <w:t xml:space="preserve">Upload logo = </w:t>
+      </w:r>
+      <w:proofErr w:type="spellStart"/>
+      <w:r>
+        <w:t>akan</w:t>
+      </w:r>
+      <w:proofErr w:type="spellEnd"/>
+      <w:r>
+        <w:t xml:space="preserve"> di </w:t>
+      </w:r>
+      <w:proofErr w:type="spellStart"/>
+      <w:proofErr w:type="gramStart"/>
+      <w:r>
+        <w:t>tampilkan</w:t>
+      </w:r>
+      <w:proofErr w:type="spellEnd"/>
+      <w:r>
+        <w:t xml:space="preserve"> </w:t>
+      </w:r>
+      <w:r>
+        <w:t xml:space="preserve"> </w:t>
+      </w:r>
+      <w:proofErr w:type="spellStart"/>
       <w:r>
         <w:t>d</w:t>
       </w:r>
       <w:r>
-        <w:t xml:space="preserve">alam interface aplikasi dan laporan </w:t>
+        <w:t>alam</w:t>
+      </w:r>
+      <w:proofErr w:type="spellEnd"/>
+      <w:proofErr w:type="gramEnd"/>
+      <w:r>
+        <w:t xml:space="preserve"> interface </w:t>
+      </w:r>
+      <w:proofErr w:type="spellStart"/>
+      <w:r>
+        <w:t>aplikasi</w:t>
+      </w:r>
+      <w:proofErr w:type="spellEnd"/>
+      <w:r>
+        <w:t xml:space="preserve"> dan </w:t>
+      </w:r>
+      <w:proofErr w:type="spellStart"/>
+      <w:r>
+        <w:t>laporan</w:t>
+      </w:r>
+      <w:proofErr w:type="spellEnd"/>
+      <w:r>
+        <w:t xml:space="preserve"> </w:t>
       </w:r>
     </w:p>
     <w:p>
@@ -245,10 +569,57 @@
         <w:jc w:val="both"/>
       </w:pPr>
       <w:r>
-        <w:t>Modul Kelurahan   - create daftar kelurahan</w:t>
-      </w:r>
-      <w:r>
-        <w:t xml:space="preserve"> ( kolom nama kelurahan dan kolom id  kelurahan </w:t>
+        <w:t xml:space="preserve">Modul Kelurahan   - create daftar </w:t>
+      </w:r>
+      <w:proofErr w:type="spellStart"/>
+      <w:r>
+        <w:t>kelurahan</w:t>
+      </w:r>
+      <w:proofErr w:type="spellEnd"/>
+      <w:r>
+        <w:t xml:space="preserve"> </w:t>
+      </w:r>
+      <w:proofErr w:type="gramStart"/>
+      <w:r>
+        <w:t xml:space="preserve">( </w:t>
+      </w:r>
+      <w:proofErr w:type="spellStart"/>
+      <w:r>
+        <w:t>kolom</w:t>
+      </w:r>
+      <w:proofErr w:type="spellEnd"/>
+      <w:proofErr w:type="gramEnd"/>
+      <w:r>
+        <w:t xml:space="preserve"> nama </w:t>
+      </w:r>
+      <w:proofErr w:type="spellStart"/>
+      <w:r>
+        <w:t>kelurahan</w:t>
+      </w:r>
+      <w:proofErr w:type="spellEnd"/>
+      <w:r>
+        <w:t xml:space="preserve"> dan </w:t>
+      </w:r>
+      <w:proofErr w:type="spellStart"/>
+      <w:r>
+        <w:t>kolom</w:t>
+      </w:r>
+      <w:proofErr w:type="spellEnd"/>
+      <w:r>
+        <w:t xml:space="preserve"> </w:t>
+      </w:r>
+      <w:proofErr w:type="gramStart"/>
+      <w:r>
+        <w:t xml:space="preserve">id  </w:t>
+      </w:r>
+      <w:proofErr w:type="spellStart"/>
+      <w:r>
+        <w:t>kelurahan</w:t>
+      </w:r>
+      <w:proofErr w:type="spellEnd"/>
+      <w:proofErr w:type="gramEnd"/>
+      <w:r>
+        <w:t xml:space="preserve"> </w:t>
       </w:r>
     </w:p>
     <w:p>
@@ -261,15 +632,65 @@
         <w:spacing w:after="0" w:line="240" w:lineRule="auto"/>
         <w:jc w:val="both"/>
       </w:pPr>
-      <w:r>
-        <w:t xml:space="preserve">Modul  RW, </w:t>
-      </w:r>
-      <w:r>
-        <w:t>- ceate datar RW d</w:t>
-      </w:r>
-      <w:r>
-        <w:t>imana termapping dari kelurahan</w:t>
-      </w:r>
+      <w:proofErr w:type="gramStart"/>
+      <w:r>
+        <w:t>Modul  RW</w:t>
+      </w:r>
+      <w:proofErr w:type="gramEnd"/>
+      <w:r>
+        <w:t xml:space="preserve">, </w:t>
+      </w:r>
+      <w:r>
+        <w:t xml:space="preserve">- </w:t>
+      </w:r>
+      <w:proofErr w:type="spellStart"/>
+      <w:r>
+        <w:t>ceate</w:t>
+      </w:r>
+      <w:proofErr w:type="spellEnd"/>
+      <w:r>
+        <w:t xml:space="preserve"> </w:t>
+      </w:r>
+      <w:proofErr w:type="spellStart"/>
+      <w:r>
+        <w:t>datar</w:t>
+      </w:r>
+      <w:proofErr w:type="spellEnd"/>
+      <w:r>
+        <w:t xml:space="preserve"> RW </w:t>
+      </w:r>
+      <w:proofErr w:type="spellStart"/>
+      <w:r>
+        <w:t>d</w:t>
+      </w:r>
+      <w:r>
+        <w:t>imana</w:t>
+      </w:r>
+      <w:proofErr w:type="spellEnd"/>
+      <w:r>
+        <w:t xml:space="preserve"> </w:t>
+      </w:r>
+      <w:proofErr w:type="spellStart"/>
+      <w:r>
+        <w:t>termapping</w:t>
+      </w:r>
+      <w:proofErr w:type="spellEnd"/>
+      <w:r>
+        <w:t xml:space="preserve"> </w:t>
+      </w:r>
+      <w:proofErr w:type="spellStart"/>
+      <w:r>
+        <w:t>dari</w:t>
+      </w:r>
+      <w:proofErr w:type="spellEnd"/>
+      <w:r>
+        <w:t xml:space="preserve"> </w:t>
+      </w:r>
+      <w:proofErr w:type="spellStart"/>
+      <w:r>
+        <w:t>kelurahan</w:t>
+      </w:r>
+      <w:proofErr w:type="spellEnd"/>
     </w:p>
     <w:p>
       <w:pPr>
@@ -285,10 +706,42 @@
         <w:t xml:space="preserve">Modul RT, </w:t>
       </w:r>
       <w:r>
-        <w:t>-create daftar RT d</w:t>
-      </w:r>
-      <w:r>
-        <w:t>imana termapping dari kelurahan dan RW</w:t>
+        <w:t xml:space="preserve">-create daftar RT </w:t>
+      </w:r>
+      <w:proofErr w:type="spellStart"/>
+      <w:r>
+        <w:t>d</w:t>
+      </w:r>
+      <w:r>
+        <w:t>imana</w:t>
+      </w:r>
+      <w:proofErr w:type="spellEnd"/>
+      <w:r>
+        <w:t xml:space="preserve"> </w:t>
+      </w:r>
+      <w:proofErr w:type="spellStart"/>
+      <w:r>
+        <w:t>termapping</w:t>
+      </w:r>
+      <w:proofErr w:type="spellEnd"/>
+      <w:r>
+        <w:t xml:space="preserve"> </w:t>
+      </w:r>
+      <w:proofErr w:type="spellStart"/>
+      <w:r>
+        <w:t>dari</w:t>
+      </w:r>
+      <w:proofErr w:type="spellEnd"/>
+      <w:r>
+        <w:t xml:space="preserve"> </w:t>
+      </w:r>
+      <w:proofErr w:type="spellStart"/>
+      <w:r>
+        <w:t>kelurahan</w:t>
+      </w:r>
+      <w:proofErr w:type="spellEnd"/>
+      <w:r>
+        <w:t xml:space="preserve"> dan RW</w:t>
       </w:r>
     </w:p>
     <w:p>
@@ -297,8 +750,21 @@
         <w:ind w:left="720"/>
         <w:jc w:val="both"/>
       </w:pPr>
-      <w:r>
-        <w:t xml:space="preserve">Kelurahan=&gt; RW  =&gt;RT </w:t>
+      <w:proofErr w:type="spellStart"/>
+      <w:r>
+        <w:t>Kelurahan</w:t>
+      </w:r>
+      <w:proofErr w:type="spellEnd"/>
+      <w:r>
+        <w:t xml:space="preserve">=&gt; </w:t>
+      </w:r>
+      <w:proofErr w:type="gramStart"/>
+      <w:r>
+        <w:t>RW  =</w:t>
+      </w:r>
+      <w:proofErr w:type="gramEnd"/>
+      <w:r>
+        <w:t xml:space="preserve">&gt;RT </w:t>
       </w:r>
     </w:p>
     <w:p>
@@ -322,7 +788,103 @@
         <w:jc w:val="both"/>
       </w:pPr>
       <w:r>
-        <w:t>Di modul ini untuk mencreate user , user ini Adalah para kader /relawan yang akan menginput data ke modul entry</w:t>
+        <w:t xml:space="preserve">Di </w:t>
+      </w:r>
+      <w:proofErr w:type="spellStart"/>
+      <w:r>
+        <w:t>modul</w:t>
+      </w:r>
+      <w:proofErr w:type="spellEnd"/>
+      <w:r>
+        <w:t xml:space="preserve"> </w:t>
+      </w:r>
+      <w:proofErr w:type="spellStart"/>
+      <w:r>
+        <w:t>ini</w:t>
+      </w:r>
+      <w:proofErr w:type="spellEnd"/>
+      <w:r>
+        <w:t xml:space="preserve"> </w:t>
+      </w:r>
+      <w:proofErr w:type="spellStart"/>
+      <w:r>
+        <w:t>untuk</w:t>
+      </w:r>
+      <w:proofErr w:type="spellEnd"/>
+      <w:r>
+        <w:t xml:space="preserve"> </w:t>
+      </w:r>
+      <w:proofErr w:type="spellStart"/>
+      <w:r>
+        <w:t>mencreate</w:t>
+      </w:r>
+      <w:proofErr w:type="spellEnd"/>
+      <w:r>
+        <w:t xml:space="preserve"> </w:t>
+      </w:r>
+      <w:proofErr w:type="gramStart"/>
+      <w:r>
+        <w:t>user ,</w:t>
+      </w:r>
+      <w:proofErr w:type="gramEnd"/>
+      <w:r>
+        <w:t xml:space="preserve"> user </w:t>
+      </w:r>
+      <w:proofErr w:type="spellStart"/>
+      <w:r>
+        <w:t>ini</w:t>
+      </w:r>
+      <w:proofErr w:type="spellEnd"/>
+      <w:r>
+        <w:t xml:space="preserve"> Adalah para </w:t>
+      </w:r>
+      <w:proofErr w:type="spellStart"/>
+      <w:r>
+        <w:t>kader</w:t>
+      </w:r>
+      <w:proofErr w:type="spellEnd"/>
+      <w:r>
+        <w:t xml:space="preserve"> /</w:t>
+      </w:r>
+      <w:proofErr w:type="spellStart"/>
+      <w:r>
+        <w:t>relawan</w:t>
+      </w:r>
+      <w:proofErr w:type="spellEnd"/>
+      <w:r>
+        <w:t xml:space="preserve"> yang </w:t>
+      </w:r>
+      <w:proofErr w:type="spellStart"/>
+      <w:r>
+        <w:t>akan</w:t>
+      </w:r>
+      <w:proofErr w:type="spellEnd"/>
+      <w:r>
+        <w:t xml:space="preserve"> </w:t>
+      </w:r>
+      <w:proofErr w:type="spellStart"/>
+      <w:r>
+        <w:t>menginput</w:t>
+      </w:r>
+      <w:proofErr w:type="spellEnd"/>
+      <w:r>
+        <w:t xml:space="preserve"> data </w:t>
+      </w:r>
+      <w:proofErr w:type="spellStart"/>
+      <w:r>
+        <w:t>ke</w:t>
+      </w:r>
+      <w:proofErr w:type="spellEnd"/>
+      <w:r>
+        <w:t xml:space="preserve"> </w:t>
+      </w:r>
+      <w:proofErr w:type="spellStart"/>
+      <w:r>
+        <w:t>modul</w:t>
+      </w:r>
+      <w:proofErr w:type="spellEnd"/>
+      <w:r>
+        <w:t xml:space="preserve"> entry</w:t>
       </w:r>
     </w:p>
     <w:p>
@@ -332,11 +894,32 @@
         <w:jc w:val="both"/>
       </w:pPr>
       <w:r>
-        <w:t>Create user ini terdiri dar</w:t>
+        <w:t xml:space="preserve">Create user </w:t>
+      </w:r>
+      <w:proofErr w:type="spellStart"/>
+      <w:r>
+        <w:t>ini</w:t>
+      </w:r>
+      <w:proofErr w:type="spellEnd"/>
+      <w:r>
+        <w:t xml:space="preserve"> </w:t>
+      </w:r>
+      <w:proofErr w:type="spellStart"/>
+      <w:r>
+        <w:t>terdiri</w:t>
+      </w:r>
+      <w:proofErr w:type="spellEnd"/>
+      <w:r>
+        <w:t xml:space="preserve"> </w:t>
+      </w:r>
+      <w:proofErr w:type="spellStart"/>
+      <w:r>
+        <w:t>dar</w:t>
       </w:r>
       <w:r>
         <w:t>i</w:t>
       </w:r>
+      <w:proofErr w:type="spellEnd"/>
     </w:p>
     <w:p>
       <w:pPr>
@@ -345,19 +928,47 @@
         <w:jc w:val="both"/>
       </w:pPr>
       <w:r>
-        <w:t xml:space="preserve"> No.NIK ,No Hp dan Nama user  ,</w:t>
-      </w:r>
+        <w:t xml:space="preserve"> </w:t>
+      </w:r>
+      <w:proofErr w:type="spellStart"/>
+      <w:proofErr w:type="gramStart"/>
+      <w:r>
+        <w:t>No.NIK</w:t>
+      </w:r>
+      <w:proofErr w:type="spellEnd"/>
+      <w:r>
+        <w:t xml:space="preserve"> ,No</w:t>
+      </w:r>
+      <w:proofErr w:type="gramEnd"/>
+      <w:r>
+        <w:t xml:space="preserve"> Hp dan Nama </w:t>
+      </w:r>
+      <w:proofErr w:type="gramStart"/>
+      <w:r>
+        <w:t>user  ,</w:t>
+      </w:r>
+      <w:proofErr w:type="spellStart"/>
       <w:r>
         <w:t>Kelu</w:t>
       </w:r>
       <w:r>
         <w:t>rahan</w:t>
       </w:r>
+      <w:proofErr w:type="spellEnd"/>
       <w:r>
         <w:t xml:space="preserve"> ,</w:t>
       </w:r>
-      <w:r>
-        <w:t xml:space="preserve"> RW dan RT, user dan password yang dihasilkan Adalah</w:t>
+      <w:proofErr w:type="gramEnd"/>
+      <w:r>
+        <w:t xml:space="preserve"> RW dan RT, user dan password yang </w:t>
+      </w:r>
+      <w:proofErr w:type="spellStart"/>
+      <w:r>
+        <w:t>dihasilkan</w:t>
+      </w:r>
+      <w:proofErr w:type="spellEnd"/>
+      <w:r>
+        <w:t xml:space="preserve"> Adalah</w:t>
       </w:r>
     </w:p>
     <w:p>
@@ -366,8 +977,127 @@
         <w:ind w:left="720"/>
         <w:jc w:val="both"/>
       </w:pPr>
-      <w:r>
-        <w:t xml:space="preserve">User : diambil dari 5 digit terakhir NIK + 3 huruf unik  ( generat otomatis setiap kali create user baru)  password tercreate otomatis </w:t>
+      <w:proofErr w:type="gramStart"/>
+      <w:r>
+        <w:t>User :</w:t>
+      </w:r>
+      <w:proofErr w:type="gramEnd"/>
+      <w:r>
+        <w:t xml:space="preserve"> </w:t>
+      </w:r>
+      <w:proofErr w:type="spellStart"/>
+      <w:r>
+        <w:t>diambil</w:t>
+      </w:r>
+      <w:proofErr w:type="spellEnd"/>
+      <w:r>
+        <w:t xml:space="preserve"> </w:t>
+      </w:r>
+      <w:proofErr w:type="spellStart"/>
+      <w:r>
+        <w:t>dari</w:t>
+      </w:r>
+      <w:proofErr w:type="spellEnd"/>
+      <w:r>
+        <w:t xml:space="preserve"> </w:t>
+      </w:r>
+      <w:proofErr w:type="gramStart"/>
+      <w:r>
+        <w:t>5 digit</w:t>
+      </w:r>
+      <w:proofErr w:type="gramEnd"/>
+      <w:r>
+        <w:t xml:space="preserve"> </w:t>
+      </w:r>
+      <w:proofErr w:type="spellStart"/>
+      <w:r>
+        <w:t>terakhir</w:t>
+      </w:r>
+      <w:proofErr w:type="spellEnd"/>
+      <w:r>
+        <w:t xml:space="preserve"> NIK + 3 </w:t>
+      </w:r>
+      <w:proofErr w:type="spellStart"/>
+      <w:r>
+        <w:t>huruf</w:t>
+      </w:r>
+      <w:proofErr w:type="spellEnd"/>
+      <w:r>
+        <w:t xml:space="preserve"> </w:t>
+      </w:r>
+      <w:proofErr w:type="spellStart"/>
+      <w:proofErr w:type="gramStart"/>
+      <w:r>
+        <w:t>unik</w:t>
+      </w:r>
+      <w:proofErr w:type="spellEnd"/>
+      <w:r>
+        <w:t xml:space="preserve">  (</w:t>
+      </w:r>
+      <w:proofErr w:type="gramEnd"/>
+      <w:r>
+        <w:t xml:space="preserve"> </w:t>
+      </w:r>
+      <w:proofErr w:type="spellStart"/>
+      <w:r>
+        <w:t>generat</w:t>
+      </w:r>
+      <w:proofErr w:type="spellEnd"/>
+      <w:r>
+        <w:t xml:space="preserve"> </w:t>
+      </w:r>
+      <w:proofErr w:type="spellStart"/>
+      <w:r>
+        <w:t>otomatis</w:t>
+      </w:r>
+      <w:proofErr w:type="spellEnd"/>
+      <w:r>
+        <w:t xml:space="preserve"> </w:t>
+      </w:r>
+      <w:proofErr w:type="spellStart"/>
+      <w:r>
+        <w:t>setiap</w:t>
+      </w:r>
+      <w:proofErr w:type="spellEnd"/>
+      <w:r>
+        <w:t xml:space="preserve"> kali </w:t>
+      </w:r>
+      <w:proofErr w:type="gramStart"/>
+      <w:r>
+        <w:t>create</w:t>
+      </w:r>
+      <w:proofErr w:type="gramEnd"/>
+      <w:r>
+        <w:t xml:space="preserve"> user </w:t>
+      </w:r>
+      <w:proofErr w:type="spellStart"/>
+      <w:proofErr w:type="gramStart"/>
+      <w:r>
+        <w:t>baru</w:t>
+      </w:r>
+      <w:proofErr w:type="spellEnd"/>
+      <w:r>
+        <w:t>)  password</w:t>
+      </w:r>
+      <w:proofErr w:type="gramEnd"/>
+      <w:r>
+        <w:t xml:space="preserve"> </w:t>
+      </w:r>
+      <w:proofErr w:type="spellStart"/>
+      <w:r>
+        <w:t>tercreate</w:t>
+      </w:r>
+      <w:proofErr w:type="spellEnd"/>
+      <w:r>
+        <w:t xml:space="preserve"> </w:t>
+      </w:r>
+      <w:proofErr w:type="spellStart"/>
+      <w:r>
+        <w:t>otomatis</w:t>
+      </w:r>
+      <w:proofErr w:type="spellEnd"/>
+      <w:r>
+        <w:t xml:space="preserve"> </w:t>
       </w:r>
     </w:p>
     <w:p>
@@ -376,15 +1106,96 @@
         <w:ind w:left="720"/>
         <w:jc w:val="both"/>
       </w:pPr>
-      <w:r>
-        <w:t>Dalam modul ini  super admin bisa memberikan akses</w:t>
-      </w:r>
-      <w:r>
-        <w:t xml:space="preserve"> </w:t>
-      </w:r>
-      <w:r>
-        <w:t>modul atau menu dengan centak opsi</w:t>
-      </w:r>
+      <w:proofErr w:type="spellStart"/>
+      <w:r>
+        <w:t>Dalam</w:t>
+      </w:r>
+      <w:proofErr w:type="spellEnd"/>
+      <w:r>
+        <w:t xml:space="preserve"> </w:t>
+      </w:r>
+      <w:proofErr w:type="spellStart"/>
+      <w:r>
+        <w:t>modul</w:t>
+      </w:r>
+      <w:proofErr w:type="spellEnd"/>
+      <w:r>
+        <w:t xml:space="preserve"> </w:t>
+      </w:r>
+      <w:proofErr w:type="spellStart"/>
+      <w:proofErr w:type="gramStart"/>
+      <w:r>
+        <w:t>ini</w:t>
+      </w:r>
+      <w:proofErr w:type="spellEnd"/>
+      <w:r>
+        <w:t xml:space="preserve">  super</w:t>
+      </w:r>
+      <w:proofErr w:type="gramEnd"/>
+      <w:r>
+        <w:t xml:space="preserve"> admin </w:t>
+      </w:r>
+      <w:proofErr w:type="spellStart"/>
+      <w:r>
+        <w:t>bisa</w:t>
+      </w:r>
+      <w:proofErr w:type="spellEnd"/>
+      <w:r>
+        <w:t xml:space="preserve"> </w:t>
+      </w:r>
+      <w:proofErr w:type="spellStart"/>
+      <w:r>
+        <w:t>memberikan</w:t>
+      </w:r>
+      <w:proofErr w:type="spellEnd"/>
+      <w:r>
+        <w:t xml:space="preserve"> </w:t>
+      </w:r>
+      <w:proofErr w:type="spellStart"/>
+      <w:r>
+        <w:t>akses</w:t>
+      </w:r>
+      <w:proofErr w:type="spellEnd"/>
+      <w:r>
+        <w:t xml:space="preserve"> </w:t>
+      </w:r>
+      <w:proofErr w:type="spellStart"/>
+      <w:r>
+        <w:t>modul</w:t>
+      </w:r>
+      <w:proofErr w:type="spellEnd"/>
+      <w:r>
+        <w:t xml:space="preserve"> </w:t>
+      </w:r>
+      <w:proofErr w:type="spellStart"/>
+      <w:r>
+        <w:t>atau</w:t>
+      </w:r>
+      <w:proofErr w:type="spellEnd"/>
+      <w:r>
+        <w:t xml:space="preserve"> menu </w:t>
+      </w:r>
+      <w:proofErr w:type="spellStart"/>
+      <w:r>
+        <w:t>dengan</w:t>
+      </w:r>
+      <w:proofErr w:type="spellEnd"/>
+      <w:r>
+        <w:t xml:space="preserve"> </w:t>
+      </w:r>
+      <w:proofErr w:type="spellStart"/>
+      <w:r>
+        <w:t>centak</w:t>
+      </w:r>
+      <w:proofErr w:type="spellEnd"/>
+      <w:r>
+        <w:t xml:space="preserve"> </w:t>
+      </w:r>
+      <w:proofErr w:type="spellStart"/>
+      <w:r>
+        <w:t>opsi</w:t>
+      </w:r>
+      <w:proofErr w:type="spellEnd"/>
     </w:p>
     <w:p>
       <w:pPr>
@@ -392,15 +1203,96 @@
         <w:ind w:left="720"/>
         <w:jc w:val="both"/>
       </w:pPr>
-      <w:r>
-        <w:t xml:space="preserve">Dalam modul ini super  admin </w:t>
-      </w:r>
-      <w:r>
-        <w:t xml:space="preserve">dapat </w:t>
-      </w:r>
-      <w:r>
-        <w:t>menonaktifkan  user kader/relawan yang sudah tidak aktif</w:t>
-      </w:r>
+      <w:proofErr w:type="spellStart"/>
+      <w:r>
+        <w:t>Dalam</w:t>
+      </w:r>
+      <w:proofErr w:type="spellEnd"/>
+      <w:r>
+        <w:t xml:space="preserve"> </w:t>
+      </w:r>
+      <w:proofErr w:type="spellStart"/>
+      <w:r>
+        <w:t>modul</w:t>
+      </w:r>
+      <w:proofErr w:type="spellEnd"/>
+      <w:r>
+        <w:t xml:space="preserve"> </w:t>
+      </w:r>
+      <w:proofErr w:type="spellStart"/>
+      <w:r>
+        <w:t>ini</w:t>
+      </w:r>
+      <w:proofErr w:type="spellEnd"/>
+      <w:r>
+        <w:t xml:space="preserve"> </w:t>
+      </w:r>
+      <w:proofErr w:type="gramStart"/>
+      <w:r>
+        <w:t>super  admin</w:t>
+      </w:r>
+      <w:proofErr w:type="gramEnd"/>
+      <w:r>
+        <w:t xml:space="preserve"> </w:t>
+      </w:r>
+      <w:proofErr w:type="spellStart"/>
+      <w:r>
+        <w:t>dapat</w:t>
+      </w:r>
+      <w:proofErr w:type="spellEnd"/>
+      <w:r>
+        <w:t xml:space="preserve"> </w:t>
+      </w:r>
+      <w:proofErr w:type="spellStart"/>
+      <w:proofErr w:type="gramStart"/>
+      <w:r>
+        <w:t>menonaktifkan</w:t>
+      </w:r>
+      <w:proofErr w:type="spellEnd"/>
+      <w:r>
+        <w:t xml:space="preserve">  user</w:t>
+      </w:r>
+      <w:proofErr w:type="gramEnd"/>
+      <w:r>
+        <w:t xml:space="preserve"> </w:t>
+      </w:r>
+      <w:proofErr w:type="spellStart"/>
+      <w:r>
+        <w:t>kader</w:t>
+      </w:r>
+      <w:proofErr w:type="spellEnd"/>
+      <w:r>
+        <w:t>/</w:t>
+      </w:r>
+      <w:proofErr w:type="spellStart"/>
+      <w:r>
+        <w:t>relawan</w:t>
+      </w:r>
+      <w:proofErr w:type="spellEnd"/>
+      <w:r>
+        <w:t xml:space="preserve"> yang </w:t>
+      </w:r>
+      <w:proofErr w:type="spellStart"/>
+      <w:r>
+        <w:t>sudah</w:t>
+      </w:r>
+      <w:proofErr w:type="spellEnd"/>
+      <w:r>
+        <w:t xml:space="preserve"> </w:t>
+      </w:r>
+      <w:proofErr w:type="spellStart"/>
+      <w:r>
+        <w:t>tidak</w:t>
+      </w:r>
+      <w:proofErr w:type="spellEnd"/>
+      <w:r>
+        <w:t xml:space="preserve"> </w:t>
+      </w:r>
+      <w:proofErr w:type="spellStart"/>
+      <w:r>
+        <w:t>aktif</w:t>
+      </w:r>
+      <w:proofErr w:type="spellEnd"/>
     </w:p>
     <w:p>
       <w:pPr>
@@ -408,18 +1300,62 @@
         <w:ind w:left="720"/>
         <w:jc w:val="both"/>
       </w:pPr>
-      <w:r>
-        <w:t xml:space="preserve">Kondisinya create user </w:t>
+      <w:proofErr w:type="spellStart"/>
+      <w:r>
+        <w:t>Kondisinya</w:t>
+      </w:r>
+      <w:proofErr w:type="spellEnd"/>
+      <w:r>
+        <w:t xml:space="preserve"> create user </w:t>
       </w:r>
       <w:r>
         <w:t xml:space="preserve">NIK </w:t>
       </w:r>
-      <w:r>
-        <w:t xml:space="preserve">kader tidak boleh </w:t>
-      </w:r>
-      <w:r>
-        <w:t>sama dengan sang sebelumnya</w:t>
-      </w:r>
+      <w:proofErr w:type="spellStart"/>
+      <w:r>
+        <w:t>kader</w:t>
+      </w:r>
+      <w:proofErr w:type="spellEnd"/>
+      <w:r>
+        <w:t xml:space="preserve"> </w:t>
+      </w:r>
+      <w:proofErr w:type="spellStart"/>
+      <w:r>
+        <w:t>tidak</w:t>
+      </w:r>
+      <w:proofErr w:type="spellEnd"/>
+      <w:r>
+        <w:t xml:space="preserve"> </w:t>
+      </w:r>
+      <w:proofErr w:type="spellStart"/>
+      <w:r>
+        <w:t>boleh</w:t>
+      </w:r>
+      <w:proofErr w:type="spellEnd"/>
+      <w:r>
+        <w:t xml:space="preserve"> </w:t>
+      </w:r>
+      <w:proofErr w:type="spellStart"/>
+      <w:r>
+        <w:t>sama</w:t>
+      </w:r>
+      <w:proofErr w:type="spellEnd"/>
+      <w:r>
+        <w:t xml:space="preserve"> </w:t>
+      </w:r>
+      <w:proofErr w:type="spellStart"/>
+      <w:r>
+        <w:t>dengan</w:t>
+      </w:r>
+      <w:proofErr w:type="spellEnd"/>
+      <w:r>
+        <w:t xml:space="preserve"> sang </w:t>
+      </w:r>
+      <w:proofErr w:type="spellStart"/>
+      <w:r>
+        <w:t>sebelumnya</w:t>
+      </w:r>
+      <w:proofErr w:type="spellEnd"/>
     </w:p>
     <w:p>
       <w:pPr>
@@ -442,8 +1378,29 @@
         <w:jc w:val="both"/>
       </w:pPr>
       <w:r>
-        <w:t>Sub Modul Entry  - Data Rumah dan Anggota Keluara</w:t>
-      </w:r>
+        <w:t xml:space="preserve">Sub Modul </w:t>
+      </w:r>
+      <w:proofErr w:type="gramStart"/>
+      <w:r>
+        <w:t>Entry  -</w:t>
+      </w:r>
+      <w:proofErr w:type="gramEnd"/>
+      <w:r>
+        <w:t xml:space="preserve"> Data Rumah dan </w:t>
+      </w:r>
+      <w:proofErr w:type="spellStart"/>
+      <w:r>
+        <w:t>Anggota</w:t>
+      </w:r>
+      <w:proofErr w:type="spellEnd"/>
+      <w:r>
+        <w:t xml:space="preserve"> </w:t>
+      </w:r>
+      <w:proofErr w:type="spellStart"/>
+      <w:r>
+        <w:t>Keluara</w:t>
+      </w:r>
+      <w:proofErr w:type="spellEnd"/>
     </w:p>
     <w:p>
       <w:pPr>
@@ -452,7 +1409,47 @@
         <w:jc w:val="both"/>
       </w:pPr>
       <w:r>
-        <w:t xml:space="preserve">Saat kader/relawan akses dengan user dan password yang diberikan super admin </w:t>
+        <w:t xml:space="preserve">Saat </w:t>
+      </w:r>
+      <w:proofErr w:type="spellStart"/>
+      <w:r>
+        <w:t>kader</w:t>
+      </w:r>
+      <w:proofErr w:type="spellEnd"/>
+      <w:r>
+        <w:t>/</w:t>
+      </w:r>
+      <w:proofErr w:type="spellStart"/>
+      <w:r>
+        <w:t>relawan</w:t>
+      </w:r>
+      <w:proofErr w:type="spellEnd"/>
+      <w:r>
+        <w:t xml:space="preserve"> </w:t>
+      </w:r>
+      <w:proofErr w:type="spellStart"/>
+      <w:r>
+        <w:t>akses</w:t>
+      </w:r>
+      <w:proofErr w:type="spellEnd"/>
+      <w:r>
+        <w:t xml:space="preserve"> </w:t>
+      </w:r>
+      <w:proofErr w:type="spellStart"/>
+      <w:r>
+        <w:t>dengan</w:t>
+      </w:r>
+      <w:proofErr w:type="spellEnd"/>
+      <w:r>
+        <w:t xml:space="preserve"> user dan password yang </w:t>
+      </w:r>
+      <w:proofErr w:type="spellStart"/>
+      <w:r>
+        <w:t>diberikan</w:t>
+      </w:r>
+      <w:proofErr w:type="spellEnd"/>
+      <w:r>
+        <w:t xml:space="preserve"> super admin </w:t>
       </w:r>
     </w:p>
     <w:p>
@@ -462,8 +1459,79 @@
         <w:jc w:val="both"/>
       </w:pPr>
       <w:r>
-        <w:t>Kolom Kelurahan, RW dan RT terfilter /terseleksi otomatis di listbox  berdasarkan grouping yang sudah di setting di modul data base ( create user dan password  )</w:t>
-      </w:r>
+        <w:t xml:space="preserve">Kolom Kelurahan, RW dan RT </w:t>
+      </w:r>
+      <w:proofErr w:type="spellStart"/>
+      <w:r>
+        <w:t>terfilter</w:t>
+      </w:r>
+      <w:proofErr w:type="spellEnd"/>
+      <w:r>
+        <w:t xml:space="preserve"> /</w:t>
+      </w:r>
+      <w:proofErr w:type="spellStart"/>
+      <w:r>
+        <w:t>terseleksi</w:t>
+      </w:r>
+      <w:proofErr w:type="spellEnd"/>
+      <w:r>
+        <w:t xml:space="preserve"> </w:t>
+      </w:r>
+      <w:proofErr w:type="spellStart"/>
+      <w:r>
+        <w:t>otomatis</w:t>
+      </w:r>
+      <w:proofErr w:type="spellEnd"/>
+      <w:r>
+        <w:t xml:space="preserve"> di </w:t>
+      </w:r>
+      <w:proofErr w:type="spellStart"/>
+      <w:proofErr w:type="gramStart"/>
+      <w:r>
+        <w:t>listbox</w:t>
+      </w:r>
+      <w:proofErr w:type="spellEnd"/>
+      <w:r>
+        <w:t xml:space="preserve">  </w:t>
+      </w:r>
+      <w:proofErr w:type="spellStart"/>
+      <w:r>
+        <w:t>berdasarkan</w:t>
+      </w:r>
+      <w:proofErr w:type="spellEnd"/>
+      <w:proofErr w:type="gramEnd"/>
+      <w:r>
+        <w:t xml:space="preserve"> grouping yang </w:t>
+      </w:r>
+      <w:proofErr w:type="spellStart"/>
+      <w:r>
+        <w:t>sudah</w:t>
+      </w:r>
+      <w:proofErr w:type="spellEnd"/>
+      <w:r>
+        <w:t xml:space="preserve"> di setting di </w:t>
+      </w:r>
+      <w:proofErr w:type="spellStart"/>
+      <w:r>
+        <w:t>modul</w:t>
+      </w:r>
+      <w:proofErr w:type="spellEnd"/>
+      <w:r>
+        <w:t xml:space="preserve"> data base </w:t>
+      </w:r>
+      <w:proofErr w:type="gramStart"/>
+      <w:r>
+        <w:t>( create</w:t>
+      </w:r>
+      <w:proofErr w:type="gramEnd"/>
+      <w:r>
+        <w:t xml:space="preserve"> user dan </w:t>
+      </w:r>
+      <w:proofErr w:type="gramStart"/>
+      <w:r>
+        <w:t>password  )</w:t>
+      </w:r>
+      <w:proofErr w:type="gramEnd"/>
     </w:p>
     <w:p>
       <w:pPr>
@@ -477,8 +1545,37 @@
         <w:tab/>
       </w:r>
       <w:r>
-        <w:t>Sub modul Entry – Data Rumah dan Anggota terdiri dari</w:t>
-      </w:r>
+        <w:t xml:space="preserve">Sub </w:t>
+      </w:r>
+      <w:proofErr w:type="spellStart"/>
+      <w:r>
+        <w:t>modul</w:t>
+      </w:r>
+      <w:proofErr w:type="spellEnd"/>
+      <w:r>
+        <w:t xml:space="preserve"> Entry – Data Rumah dan </w:t>
+      </w:r>
+      <w:proofErr w:type="spellStart"/>
+      <w:r>
+        <w:t>Anggota</w:t>
+      </w:r>
+      <w:proofErr w:type="spellEnd"/>
+      <w:r>
+        <w:t xml:space="preserve"> </w:t>
+      </w:r>
+      <w:proofErr w:type="spellStart"/>
+      <w:r>
+        <w:t>terdiri</w:t>
+      </w:r>
+      <w:proofErr w:type="spellEnd"/>
+      <w:r>
+        <w:t xml:space="preserve"> </w:t>
+      </w:r>
+      <w:proofErr w:type="spellStart"/>
+      <w:r>
+        <w:t>dari</w:t>
+      </w:r>
+      <w:proofErr w:type="spellEnd"/>
     </w:p>
     <w:p>
       <w:pPr>
@@ -490,8 +1587,13 @@
         <w:spacing w:after="0" w:line="240" w:lineRule="auto"/>
         <w:jc w:val="both"/>
       </w:pPr>
-      <w:r>
-        <w:t>Tanggal Entry</w:t>
+      <w:proofErr w:type="spellStart"/>
+      <w:r>
+        <w:t>Tanggal</w:t>
+      </w:r>
+      <w:proofErr w:type="spellEnd"/>
+      <w:r>
+        <w:t xml:space="preserve"> Entry</w:t>
       </w:r>
     </w:p>
     <w:p>
@@ -506,11 +1608,56 @@
       </w:pPr>
       <w:r>
         <w:lastRenderedPageBreak/>
-        <w:t xml:space="preserve">Nama Petugas/Kader  = &gt; otomatis disesuaikan dengan </w:t>
-      </w:r>
-      <w:r>
-        <w:t>user dan password yang digunakan</w:t>
-      </w:r>
+        <w:t xml:space="preserve">Nama </w:t>
+      </w:r>
+      <w:proofErr w:type="spellStart"/>
+      <w:r>
+        <w:t>Petugas</w:t>
+      </w:r>
+      <w:proofErr w:type="spellEnd"/>
+      <w:r>
+        <w:t>/</w:t>
+      </w:r>
+      <w:proofErr w:type="gramStart"/>
+      <w:r>
+        <w:t>Kader  =</w:t>
+      </w:r>
+      <w:proofErr w:type="gramEnd"/>
+      <w:r>
+        <w:t xml:space="preserve"> &gt; </w:t>
+      </w:r>
+      <w:proofErr w:type="spellStart"/>
+      <w:r>
+        <w:t>otomatis</w:t>
+      </w:r>
+      <w:proofErr w:type="spellEnd"/>
+      <w:r>
+        <w:t xml:space="preserve"> </w:t>
+      </w:r>
+      <w:proofErr w:type="spellStart"/>
+      <w:r>
+        <w:t>disesuaikan</w:t>
+      </w:r>
+      <w:proofErr w:type="spellEnd"/>
+      <w:r>
+        <w:t xml:space="preserve"> </w:t>
+      </w:r>
+      <w:proofErr w:type="spellStart"/>
+      <w:r>
+        <w:t>dengan</w:t>
+      </w:r>
+      <w:proofErr w:type="spellEnd"/>
+      <w:r>
+        <w:t xml:space="preserve"> </w:t>
+      </w:r>
+      <w:r>
+        <w:t xml:space="preserve">user dan password yang </w:t>
+      </w:r>
+      <w:proofErr w:type="spellStart"/>
+      <w:r>
+        <w:t>digunakan</w:t>
+      </w:r>
+      <w:proofErr w:type="spellEnd"/>
     </w:p>
     <w:p>
       <w:pPr>
@@ -523,7 +1670,49 @@
         <w:jc w:val="both"/>
       </w:pPr>
       <w:r>
-        <w:t xml:space="preserve">No. Urut Data Entry = &gt; otomatis sesuai  klik simpan </w:t>
+        <w:t xml:space="preserve">No. </w:t>
+      </w:r>
+      <w:proofErr w:type="spellStart"/>
+      <w:r>
+        <w:t>Urut</w:t>
+      </w:r>
+      <w:proofErr w:type="spellEnd"/>
+      <w:r>
+        <w:t xml:space="preserve"> Data Entry = &gt; </w:t>
+      </w:r>
+      <w:proofErr w:type="spellStart"/>
+      <w:r>
+        <w:t>otomatis</w:t>
+      </w:r>
+      <w:proofErr w:type="spellEnd"/>
+      <w:r>
+        <w:t xml:space="preserve"> </w:t>
+      </w:r>
+      <w:proofErr w:type="spellStart"/>
+      <w:proofErr w:type="gramStart"/>
+      <w:r>
+        <w:t>sesuai</w:t>
+      </w:r>
+      <w:proofErr w:type="spellEnd"/>
+      <w:r>
+        <w:t xml:space="preserve">  </w:t>
+      </w:r>
+      <w:proofErr w:type="spellStart"/>
+      <w:r>
+        <w:t>klik</w:t>
+      </w:r>
+      <w:proofErr w:type="spellEnd"/>
+      <w:proofErr w:type="gramEnd"/>
+      <w:r>
+        <w:t xml:space="preserve"> </w:t>
+      </w:r>
+      <w:proofErr w:type="spellStart"/>
+      <w:r>
+        <w:t>simpan</w:t>
+      </w:r>
+      <w:proofErr w:type="spellEnd"/>
+      <w:r>
+        <w:t xml:space="preserve"> </w:t>
       </w:r>
     </w:p>
     <w:p>
@@ -537,7 +1726,46 @@
         <w:jc w:val="both"/>
       </w:pPr>
       <w:r>
-        <w:t>No. Urut Kartu Keluarga  = &gt; otomatis  seuai tab user</w:t>
+        <w:t xml:space="preserve">No. </w:t>
+      </w:r>
+      <w:proofErr w:type="spellStart"/>
+      <w:r>
+        <w:t>Urut</w:t>
+      </w:r>
+      <w:proofErr w:type="spellEnd"/>
+      <w:r>
+        <w:t xml:space="preserve"> Kartu </w:t>
+      </w:r>
+      <w:proofErr w:type="spellStart"/>
+      <w:proofErr w:type="gramStart"/>
+      <w:r>
+        <w:t>Keluarga</w:t>
+      </w:r>
+      <w:proofErr w:type="spellEnd"/>
+      <w:r>
+        <w:t xml:space="preserve">  =</w:t>
+      </w:r>
+      <w:proofErr w:type="gramEnd"/>
+      <w:r>
+        <w:t xml:space="preserve"> &gt; </w:t>
+      </w:r>
+      <w:proofErr w:type="spellStart"/>
+      <w:proofErr w:type="gramStart"/>
+      <w:r>
+        <w:t>otomatis</w:t>
+      </w:r>
+      <w:proofErr w:type="spellEnd"/>
+      <w:r>
+        <w:t xml:space="preserve">  </w:t>
+      </w:r>
+      <w:proofErr w:type="spellStart"/>
+      <w:r>
+        <w:t>seuai</w:t>
+      </w:r>
+      <w:proofErr w:type="spellEnd"/>
+      <w:proofErr w:type="gramEnd"/>
+      <w:r>
+        <w:t xml:space="preserve"> tab user</w:t>
       </w:r>
     </w:p>
     <w:p>
@@ -548,7 +1776,102 @@
         <w:jc w:val="both"/>
       </w:pPr>
       <w:r>
-        <w:t xml:space="preserve">No urut data entry bisa terdiri dari beberapa no urut kartu keluarga  ( max 20 urut  kartu keluarga </w:t>
+        <w:t xml:space="preserve">No </w:t>
+      </w:r>
+      <w:proofErr w:type="spellStart"/>
+      <w:r>
+        <w:t>urut</w:t>
+      </w:r>
+      <w:proofErr w:type="spellEnd"/>
+      <w:r>
+        <w:t xml:space="preserve"> data entry </w:t>
+      </w:r>
+      <w:proofErr w:type="spellStart"/>
+      <w:r>
+        <w:t>bisa</w:t>
+      </w:r>
+      <w:proofErr w:type="spellEnd"/>
+      <w:r>
+        <w:t xml:space="preserve"> </w:t>
+      </w:r>
+      <w:proofErr w:type="spellStart"/>
+      <w:r>
+        <w:t>terdiri</w:t>
+      </w:r>
+      <w:proofErr w:type="spellEnd"/>
+      <w:r>
+        <w:t xml:space="preserve"> </w:t>
+      </w:r>
+      <w:proofErr w:type="spellStart"/>
+      <w:r>
+        <w:t>dari</w:t>
+      </w:r>
+      <w:proofErr w:type="spellEnd"/>
+      <w:r>
+        <w:t xml:space="preserve"> </w:t>
+      </w:r>
+      <w:proofErr w:type="spellStart"/>
+      <w:r>
+        <w:t>beberapa</w:t>
+      </w:r>
+      <w:proofErr w:type="spellEnd"/>
+      <w:r>
+        <w:t xml:space="preserve"> no </w:t>
+      </w:r>
+      <w:proofErr w:type="spellStart"/>
+      <w:r>
+        <w:t>urut</w:t>
+      </w:r>
+      <w:proofErr w:type="spellEnd"/>
+      <w:r>
+        <w:t xml:space="preserve"> </w:t>
+      </w:r>
+      <w:proofErr w:type="spellStart"/>
+      <w:r>
+        <w:t>kartu</w:t>
+      </w:r>
+      <w:proofErr w:type="spellEnd"/>
+      <w:r>
+        <w:t xml:space="preserve"> </w:t>
+      </w:r>
+      <w:proofErr w:type="spellStart"/>
+      <w:proofErr w:type="gramStart"/>
+      <w:r>
+        <w:t>keluarga</w:t>
+      </w:r>
+      <w:proofErr w:type="spellEnd"/>
+      <w:r>
+        <w:t xml:space="preserve">  (</w:t>
+      </w:r>
+      <w:proofErr w:type="gramEnd"/>
+      <w:r>
+        <w:t xml:space="preserve"> max 20 </w:t>
+      </w:r>
+      <w:proofErr w:type="spellStart"/>
+      <w:proofErr w:type="gramStart"/>
+      <w:r>
+        <w:t>urut</w:t>
+      </w:r>
+      <w:proofErr w:type="spellEnd"/>
+      <w:r>
+        <w:t xml:space="preserve">  </w:t>
+      </w:r>
+      <w:proofErr w:type="spellStart"/>
+      <w:r>
+        <w:t>kartu</w:t>
+      </w:r>
+      <w:proofErr w:type="spellEnd"/>
+      <w:proofErr w:type="gramEnd"/>
+      <w:r>
+        <w:t xml:space="preserve"> </w:t>
+      </w:r>
+      <w:proofErr w:type="spellStart"/>
+      <w:r>
+        <w:t>keluarga</w:t>
+      </w:r>
+      <w:proofErr w:type="spellEnd"/>
+      <w:r>
+        <w:t xml:space="preserve"> </w:t>
       </w:r>
     </w:p>
     <w:p>
@@ -558,9 +1881,64 @@
         <w:ind w:left="1080"/>
         <w:jc w:val="both"/>
       </w:pPr>
-      <w:r>
-        <w:t>Contoh  No. urut Data entry 1  = &gt;       No, urut 1 No KK xxxx, No Urut 2 No. KK yyyyy</w:t>
-      </w:r>
+      <w:proofErr w:type="spellStart"/>
+      <w:proofErr w:type="gramStart"/>
+      <w:r>
+        <w:t>Contoh</w:t>
+      </w:r>
+      <w:proofErr w:type="spellEnd"/>
+      <w:r>
+        <w:t xml:space="preserve">  No.</w:t>
+      </w:r>
+      <w:proofErr w:type="gramEnd"/>
+      <w:r>
+        <w:t xml:space="preserve"> </w:t>
+      </w:r>
+      <w:proofErr w:type="spellStart"/>
+      <w:r>
+        <w:t>urut</w:t>
+      </w:r>
+      <w:proofErr w:type="spellEnd"/>
+      <w:r>
+        <w:t xml:space="preserve"> Data entry </w:t>
+      </w:r>
+      <w:proofErr w:type="gramStart"/>
+      <w:r>
+        <w:t>1  =</w:t>
+      </w:r>
+      <w:proofErr w:type="gramEnd"/>
+      <w:r>
+        <w:t xml:space="preserve"> &gt;       No, </w:t>
+      </w:r>
+      <w:proofErr w:type="spellStart"/>
+      <w:r>
+        <w:t>urut</w:t>
+      </w:r>
+      <w:proofErr w:type="spellEnd"/>
+      <w:r>
+        <w:t xml:space="preserve"> 1 No KK </w:t>
+      </w:r>
+      <w:proofErr w:type="spellStart"/>
+      <w:r>
+        <w:t>xxxx</w:t>
+      </w:r>
+      <w:proofErr w:type="spellEnd"/>
+      <w:r>
+        <w:t xml:space="preserve">, No </w:t>
+      </w:r>
+      <w:proofErr w:type="spellStart"/>
+      <w:r>
+        <w:t>Urut</w:t>
+      </w:r>
+      <w:proofErr w:type="spellEnd"/>
+      <w:r>
+        <w:t xml:space="preserve"> 2 No. KK </w:t>
+      </w:r>
+      <w:proofErr w:type="spellStart"/>
+      <w:r>
+        <w:t>yyyyy</w:t>
+      </w:r>
+      <w:proofErr w:type="spellEnd"/>
     </w:p>
     <w:p>
       <w:pPr>
@@ -573,7 +1951,79 @@
         <w:jc w:val="both"/>
       </w:pPr>
       <w:r>
-        <w:t>No. Kartu Keluarga termapping dari no urut kartu keluarga yang merupakan bagian No. urut data entry</w:t>
+        <w:t xml:space="preserve">No. Kartu </w:t>
+      </w:r>
+      <w:proofErr w:type="spellStart"/>
+      <w:r>
+        <w:t>Keluarga</w:t>
+      </w:r>
+      <w:proofErr w:type="spellEnd"/>
+      <w:r>
+        <w:t xml:space="preserve"> </w:t>
+      </w:r>
+      <w:proofErr w:type="spellStart"/>
+      <w:r>
+        <w:t>termapping</w:t>
+      </w:r>
+      <w:proofErr w:type="spellEnd"/>
+      <w:r>
+        <w:t xml:space="preserve"> </w:t>
+      </w:r>
+      <w:proofErr w:type="spellStart"/>
+      <w:r>
+        <w:t>dari</w:t>
+      </w:r>
+      <w:proofErr w:type="spellEnd"/>
+      <w:r>
+        <w:t xml:space="preserve"> no </w:t>
+      </w:r>
+      <w:proofErr w:type="spellStart"/>
+      <w:r>
+        <w:t>urut</w:t>
+      </w:r>
+      <w:proofErr w:type="spellEnd"/>
+      <w:r>
+        <w:t xml:space="preserve"> </w:t>
+      </w:r>
+      <w:proofErr w:type="spellStart"/>
+      <w:r>
+        <w:t>kartu</w:t>
+      </w:r>
+      <w:proofErr w:type="spellEnd"/>
+      <w:r>
+        <w:t xml:space="preserve"> </w:t>
+      </w:r>
+      <w:proofErr w:type="spellStart"/>
+      <w:r>
+        <w:t>keluarga</w:t>
+      </w:r>
+      <w:proofErr w:type="spellEnd"/>
+      <w:r>
+        <w:t xml:space="preserve"> yang </w:t>
+      </w:r>
+      <w:proofErr w:type="spellStart"/>
+      <w:r>
+        <w:t>merupakan</w:t>
+      </w:r>
+      <w:proofErr w:type="spellEnd"/>
+      <w:r>
+        <w:t xml:space="preserve"> </w:t>
+      </w:r>
+      <w:proofErr w:type="spellStart"/>
+      <w:r>
+        <w:t>bagian</w:t>
+      </w:r>
+      <w:proofErr w:type="spellEnd"/>
+      <w:r>
+        <w:t xml:space="preserve"> No. </w:t>
+      </w:r>
+      <w:proofErr w:type="spellStart"/>
+      <w:r>
+        <w:t>urut</w:t>
+      </w:r>
+      <w:proofErr w:type="spellEnd"/>
+      <w:r>
+        <w:t xml:space="preserve"> data entry</w:t>
       </w:r>
     </w:p>
     <w:p>
@@ -587,7 +2037,23 @@
         <w:jc w:val="both"/>
       </w:pPr>
       <w:r>
-        <w:t xml:space="preserve">Alamat Rumah  = &gt; free tex </w:t>
+        <w:t xml:space="preserve">Alamat </w:t>
+      </w:r>
+      <w:proofErr w:type="gramStart"/>
+      <w:r>
+        <w:t>Rumah  =</w:t>
+      </w:r>
+      <w:proofErr w:type="gramEnd"/>
+      <w:r>
+        <w:t xml:space="preserve"> &gt; free </w:t>
+      </w:r>
+      <w:proofErr w:type="spellStart"/>
+      <w:r>
+        <w:t>tex</w:t>
+      </w:r>
+      <w:proofErr w:type="spellEnd"/>
+      <w:r>
+        <w:t xml:space="preserve"> </w:t>
       </w:r>
     </w:p>
     <w:p>
@@ -601,8 +2067,47 @@
         <w:jc w:val="both"/>
       </w:pPr>
       <w:r>
-        <w:t>RW = Listbox  ( select salah satu ) berdasarkan grouping user kader</w:t>
-      </w:r>
+        <w:t xml:space="preserve">RW = </w:t>
+      </w:r>
+      <w:proofErr w:type="spellStart"/>
+      <w:proofErr w:type="gramStart"/>
+      <w:r>
+        <w:t>Listbox</w:t>
+      </w:r>
+      <w:proofErr w:type="spellEnd"/>
+      <w:r>
+        <w:t xml:space="preserve">  (</w:t>
+      </w:r>
+      <w:proofErr w:type="gramEnd"/>
+      <w:r>
+        <w:t xml:space="preserve"> select salah </w:t>
+      </w:r>
+      <w:proofErr w:type="spellStart"/>
+      <w:proofErr w:type="gramStart"/>
+      <w:r>
+        <w:t>satu</w:t>
+      </w:r>
+      <w:proofErr w:type="spellEnd"/>
+      <w:r>
+        <w:t xml:space="preserve"> )</w:t>
+      </w:r>
+      <w:proofErr w:type="gramEnd"/>
+      <w:r>
+        <w:t xml:space="preserve"> </w:t>
+      </w:r>
+      <w:proofErr w:type="spellStart"/>
+      <w:r>
+        <w:t>berdasarkan</w:t>
+      </w:r>
+      <w:proofErr w:type="spellEnd"/>
+      <w:r>
+        <w:t xml:space="preserve"> grouping user </w:t>
+      </w:r>
+      <w:proofErr w:type="spellStart"/>
+      <w:r>
+        <w:t>kader</w:t>
+      </w:r>
+      <w:proofErr w:type="spellEnd"/>
     </w:p>
     <w:p>
       <w:pPr>
@@ -615,8 +2120,55 @@
         <w:jc w:val="both"/>
       </w:pPr>
       <w:r>
-        <w:t>RT = listbox  ( select salah satu ) berdasarkan grouping user kader dan rw</w:t>
-      </w:r>
+        <w:t xml:space="preserve">RT = </w:t>
+      </w:r>
+      <w:proofErr w:type="spellStart"/>
+      <w:proofErr w:type="gramStart"/>
+      <w:r>
+        <w:t>listbox</w:t>
+      </w:r>
+      <w:proofErr w:type="spellEnd"/>
+      <w:r>
+        <w:t xml:space="preserve">  (</w:t>
+      </w:r>
+      <w:proofErr w:type="gramEnd"/>
+      <w:r>
+        <w:t xml:space="preserve"> select salah </w:t>
+      </w:r>
+      <w:proofErr w:type="spellStart"/>
+      <w:proofErr w:type="gramStart"/>
+      <w:r>
+        <w:t>satu</w:t>
+      </w:r>
+      <w:proofErr w:type="spellEnd"/>
+      <w:r>
+        <w:t xml:space="preserve"> )</w:t>
+      </w:r>
+      <w:proofErr w:type="gramEnd"/>
+      <w:r>
+        <w:t xml:space="preserve"> </w:t>
+      </w:r>
+      <w:proofErr w:type="spellStart"/>
+      <w:r>
+        <w:t>berdasarkan</w:t>
+      </w:r>
+      <w:proofErr w:type="spellEnd"/>
+      <w:r>
+        <w:t xml:space="preserve"> grouping user </w:t>
+      </w:r>
+      <w:proofErr w:type="spellStart"/>
+      <w:r>
+        <w:t>kader</w:t>
+      </w:r>
+      <w:proofErr w:type="spellEnd"/>
+      <w:r>
+        <w:t xml:space="preserve"> dan </w:t>
+      </w:r>
+      <w:proofErr w:type="spellStart"/>
+      <w:r>
+        <w:t>rw</w:t>
+      </w:r>
+      <w:proofErr w:type="spellEnd"/>
     </w:p>
     <w:p>
       <w:pPr>
@@ -628,9 +2180,40 @@
         <w:spacing w:after="0" w:line="240" w:lineRule="auto"/>
         <w:jc w:val="both"/>
       </w:pPr>
-      <w:r>
-        <w:t>Jumlah Jiwa  = Free text ( only numerik )</w:t>
-      </w:r>
+      <w:proofErr w:type="spellStart"/>
+      <w:r>
+        <w:t>Jumlah</w:t>
+      </w:r>
+      <w:proofErr w:type="spellEnd"/>
+      <w:r>
+        <w:t xml:space="preserve"> </w:t>
+      </w:r>
+      <w:proofErr w:type="gramStart"/>
+      <w:r>
+        <w:t>Jiwa  =</w:t>
+      </w:r>
+      <w:proofErr w:type="gramEnd"/>
+      <w:r>
+        <w:t xml:space="preserve"> Free text </w:t>
+      </w:r>
+      <w:proofErr w:type="gramStart"/>
+      <w:r>
+        <w:t>( only</w:t>
+      </w:r>
+      <w:proofErr w:type="gramEnd"/>
+      <w:r>
+        <w:t xml:space="preserve"> </w:t>
+      </w:r>
+      <w:proofErr w:type="spellStart"/>
+      <w:proofErr w:type="gramStart"/>
+      <w:r>
+        <w:t>numerik</w:t>
+      </w:r>
+      <w:proofErr w:type="spellEnd"/>
+      <w:r>
+        <w:t xml:space="preserve"> )</w:t>
+      </w:r>
+      <w:proofErr w:type="gramEnd"/>
     </w:p>
     <w:p>
       <w:pPr>
@@ -642,9 +2225,50 @@
         <w:spacing w:after="0" w:line="240" w:lineRule="auto"/>
         <w:jc w:val="both"/>
       </w:pPr>
-      <w:r>
-        <w:t>Jumlah  Jiwa  yang menetap  =free text ( only numerik  )</w:t>
-      </w:r>
+      <w:proofErr w:type="spellStart"/>
+      <w:proofErr w:type="gramStart"/>
+      <w:r>
+        <w:t>Jumlah</w:t>
+      </w:r>
+      <w:proofErr w:type="spellEnd"/>
+      <w:r>
+        <w:t xml:space="preserve">  Jiwa</w:t>
+      </w:r>
+      <w:proofErr w:type="gramEnd"/>
+      <w:r>
+        <w:t xml:space="preserve">  yang </w:t>
+      </w:r>
+      <w:proofErr w:type="spellStart"/>
+      <w:proofErr w:type="gramStart"/>
+      <w:r>
+        <w:t>menetap</w:t>
+      </w:r>
+      <w:proofErr w:type="spellEnd"/>
+      <w:r>
+        <w:t xml:space="preserve">  =</w:t>
+      </w:r>
+      <w:proofErr w:type="gramEnd"/>
+      <w:r>
+        <w:t xml:space="preserve">free text </w:t>
+      </w:r>
+      <w:proofErr w:type="gramStart"/>
+      <w:r>
+        <w:t>( only</w:t>
+      </w:r>
+      <w:proofErr w:type="gramEnd"/>
+      <w:r>
+        <w:t xml:space="preserve"> </w:t>
+      </w:r>
+      <w:proofErr w:type="spellStart"/>
+      <w:proofErr w:type="gramStart"/>
+      <w:r>
+        <w:t>numerik</w:t>
+      </w:r>
+      <w:proofErr w:type="spellEnd"/>
+      <w:r>
+        <w:t xml:space="preserve">  )</w:t>
+      </w:r>
+      <w:proofErr w:type="gramEnd"/>
     </w:p>
     <w:p>
       <w:pPr>
@@ -656,8 +2280,124 @@
         <w:spacing w:after="0" w:line="240" w:lineRule="auto"/>
         <w:jc w:val="both"/>
       </w:pPr>
-      <w:r>
-        <w:t xml:space="preserve">Jumlah sarana  jamban  yang dimiliki  = jika Ya muncul text box (  free text , numeric only ), jika tidak maka text box terlock abu </w:t>
+      <w:proofErr w:type="spellStart"/>
+      <w:r>
+        <w:t>Jumlah</w:t>
+      </w:r>
+      <w:proofErr w:type="spellEnd"/>
+      <w:r>
+        <w:t xml:space="preserve"> </w:t>
+      </w:r>
+      <w:proofErr w:type="spellStart"/>
+      <w:proofErr w:type="gramStart"/>
+      <w:r>
+        <w:t>sarana</w:t>
+      </w:r>
+      <w:proofErr w:type="spellEnd"/>
+      <w:r>
+        <w:t xml:space="preserve">  </w:t>
+      </w:r>
+      <w:proofErr w:type="spellStart"/>
+      <w:r>
+        <w:t>jamban</w:t>
+      </w:r>
+      <w:proofErr w:type="spellEnd"/>
+      <w:proofErr w:type="gramEnd"/>
+      <w:r>
+        <w:t xml:space="preserve">  yang </w:t>
+      </w:r>
+      <w:proofErr w:type="spellStart"/>
+      <w:proofErr w:type="gramStart"/>
+      <w:r>
+        <w:t>dimiliki</w:t>
+      </w:r>
+      <w:proofErr w:type="spellEnd"/>
+      <w:r>
+        <w:t xml:space="preserve">  =</w:t>
+      </w:r>
+      <w:proofErr w:type="gramEnd"/>
+      <w:r>
+        <w:t xml:space="preserve"> </w:t>
+      </w:r>
+      <w:proofErr w:type="spellStart"/>
+      <w:r>
+        <w:t>jika</w:t>
+      </w:r>
+      <w:proofErr w:type="spellEnd"/>
+      <w:r>
+        <w:t xml:space="preserve"> Ya </w:t>
+      </w:r>
+      <w:proofErr w:type="spellStart"/>
+      <w:r>
+        <w:t>muncul</w:t>
+      </w:r>
+      <w:proofErr w:type="spellEnd"/>
+      <w:r>
+        <w:t xml:space="preserve"> text box </w:t>
+      </w:r>
+      <w:proofErr w:type="gramStart"/>
+      <w:r>
+        <w:t>(  free</w:t>
+      </w:r>
+      <w:proofErr w:type="gramEnd"/>
+      <w:r>
+        <w:t xml:space="preserve"> </w:t>
+      </w:r>
+      <w:proofErr w:type="gramStart"/>
+      <w:r>
+        <w:t>text ,</w:t>
+      </w:r>
+      <w:proofErr w:type="gramEnd"/>
+      <w:r>
+        <w:t xml:space="preserve"> numeric </w:t>
+      </w:r>
+      <w:proofErr w:type="gramStart"/>
+      <w:r>
+        <w:t>only )</w:t>
+      </w:r>
+      <w:proofErr w:type="gramEnd"/>
+      <w:r>
+        <w:t xml:space="preserve">, </w:t>
+      </w:r>
+      <w:proofErr w:type="spellStart"/>
+      <w:r>
+        <w:t>jika</w:t>
+      </w:r>
+      <w:proofErr w:type="spellEnd"/>
+      <w:r>
+        <w:t xml:space="preserve"> </w:t>
+      </w:r>
+      <w:proofErr w:type="spellStart"/>
+      <w:r>
+        <w:t>tidak</w:t>
+      </w:r>
+      <w:proofErr w:type="spellEnd"/>
+      <w:r>
+        <w:t xml:space="preserve"> </w:t>
+      </w:r>
+      <w:proofErr w:type="spellStart"/>
+      <w:r>
+        <w:t>maka</w:t>
+      </w:r>
+      <w:proofErr w:type="spellEnd"/>
+      <w:r>
+        <w:t xml:space="preserve"> text box </w:t>
+      </w:r>
+      <w:proofErr w:type="spellStart"/>
+      <w:r>
+        <w:t>terlock</w:t>
+      </w:r>
+      <w:proofErr w:type="spellEnd"/>
+      <w:r>
+        <w:t xml:space="preserve"> </w:t>
+      </w:r>
+      <w:proofErr w:type="spellStart"/>
+      <w:r>
+        <w:t>abu</w:t>
+      </w:r>
+      <w:proofErr w:type="spellEnd"/>
+      <w:r>
+        <w:t xml:space="preserve"> </w:t>
       </w:r>
     </w:p>
     <w:p>
@@ -670,14 +2410,69 @@
         <w:spacing w:after="0" w:line="240" w:lineRule="auto"/>
         <w:jc w:val="both"/>
       </w:pPr>
+      <w:proofErr w:type="spellStart"/>
+      <w:proofErr w:type="gramStart"/>
       <w:r>
         <w:t>Kelura</w:t>
       </w:r>
       <w:r>
         <w:t>han</w:t>
       </w:r>
-      <w:r>
-        <w:t xml:space="preserve">  ( kode ide ) = otomatis ke isi sesuai grouping data base</w:t>
+      <w:proofErr w:type="spellEnd"/>
+      <w:r>
+        <w:t xml:space="preserve">  (</w:t>
+      </w:r>
+      <w:proofErr w:type="gramEnd"/>
+      <w:r>
+        <w:t xml:space="preserve"> </w:t>
+      </w:r>
+      <w:proofErr w:type="spellStart"/>
+      <w:r>
+        <w:t>kode</w:t>
+      </w:r>
+      <w:proofErr w:type="spellEnd"/>
+      <w:r>
+        <w:t xml:space="preserve"> </w:t>
+      </w:r>
+      <w:proofErr w:type="gramStart"/>
+      <w:r>
+        <w:t>ide )</w:t>
+      </w:r>
+      <w:proofErr w:type="gramEnd"/>
+      <w:r>
+        <w:t xml:space="preserve"> = </w:t>
+      </w:r>
+      <w:proofErr w:type="spellStart"/>
+      <w:r>
+        <w:t>otomatis</w:t>
+      </w:r>
+      <w:proofErr w:type="spellEnd"/>
+      <w:r>
+        <w:t xml:space="preserve"> </w:t>
+      </w:r>
+      <w:proofErr w:type="spellStart"/>
+      <w:r>
+        <w:t>ke</w:t>
+      </w:r>
+      <w:proofErr w:type="spellEnd"/>
+      <w:r>
+        <w:t xml:space="preserve"> </w:t>
+      </w:r>
+      <w:proofErr w:type="spellStart"/>
+      <w:r>
+        <w:t>isi</w:t>
+      </w:r>
+      <w:proofErr w:type="spellEnd"/>
+      <w:r>
+        <w:t xml:space="preserve"> </w:t>
+      </w:r>
+      <w:proofErr w:type="spellStart"/>
+      <w:r>
+        <w:t>sesuai</w:t>
+      </w:r>
+      <w:proofErr w:type="spellEnd"/>
+      <w:r>
+        <w:t xml:space="preserve"> grouping data base</w:t>
       </w:r>
     </w:p>
     <w:p>
@@ -690,9 +2485,138 @@
         <w:spacing w:after="0" w:line="240" w:lineRule="auto"/>
         <w:jc w:val="both"/>
       </w:pPr>
-      <w:r>
-        <w:t>Dalam no urut entry ini Dimana bisa terdiri dari beberapa No. KK dengan  data entry dan jawaban questioner yang berbeda beda  dari setiap kk dari no urut yang sama</w:t>
-      </w:r>
+      <w:proofErr w:type="spellStart"/>
+      <w:r>
+        <w:t>Dalam</w:t>
+      </w:r>
+      <w:proofErr w:type="spellEnd"/>
+      <w:r>
+        <w:t xml:space="preserve"> no </w:t>
+      </w:r>
+      <w:proofErr w:type="spellStart"/>
+      <w:r>
+        <w:t>urut</w:t>
+      </w:r>
+      <w:proofErr w:type="spellEnd"/>
+      <w:r>
+        <w:t xml:space="preserve"> entry </w:t>
+      </w:r>
+      <w:proofErr w:type="spellStart"/>
+      <w:r>
+        <w:t>ini</w:t>
+      </w:r>
+      <w:proofErr w:type="spellEnd"/>
+      <w:r>
+        <w:t xml:space="preserve"> Dimana </w:t>
+      </w:r>
+      <w:proofErr w:type="spellStart"/>
+      <w:r>
+        <w:t>bisa</w:t>
+      </w:r>
+      <w:proofErr w:type="spellEnd"/>
+      <w:r>
+        <w:t xml:space="preserve"> </w:t>
+      </w:r>
+      <w:proofErr w:type="spellStart"/>
+      <w:r>
+        <w:t>terdiri</w:t>
+      </w:r>
+      <w:proofErr w:type="spellEnd"/>
+      <w:r>
+        <w:t xml:space="preserve"> </w:t>
+      </w:r>
+      <w:proofErr w:type="spellStart"/>
+      <w:r>
+        <w:t>dari</w:t>
+      </w:r>
+      <w:proofErr w:type="spellEnd"/>
+      <w:r>
+        <w:t xml:space="preserve"> </w:t>
+      </w:r>
+      <w:proofErr w:type="spellStart"/>
+      <w:r>
+        <w:t>beberapa</w:t>
+      </w:r>
+      <w:proofErr w:type="spellEnd"/>
+      <w:r>
+        <w:t xml:space="preserve"> No. KK </w:t>
+      </w:r>
+      <w:proofErr w:type="spellStart"/>
+      <w:proofErr w:type="gramStart"/>
+      <w:r>
+        <w:t>dengan</w:t>
+      </w:r>
+      <w:proofErr w:type="spellEnd"/>
+      <w:r>
+        <w:t xml:space="preserve">  data</w:t>
+      </w:r>
+      <w:proofErr w:type="gramEnd"/>
+      <w:r>
+        <w:t xml:space="preserve"> entry dan </w:t>
+      </w:r>
+      <w:proofErr w:type="spellStart"/>
+      <w:r>
+        <w:t>jawaban</w:t>
+      </w:r>
+      <w:proofErr w:type="spellEnd"/>
+      <w:r>
+        <w:t xml:space="preserve"> questioner yang </w:t>
+      </w:r>
+      <w:proofErr w:type="spellStart"/>
+      <w:r>
+        <w:t>berbeda</w:t>
+      </w:r>
+      <w:proofErr w:type="spellEnd"/>
+      <w:r>
+        <w:t xml:space="preserve"> </w:t>
+      </w:r>
+      <w:proofErr w:type="spellStart"/>
+      <w:proofErr w:type="gramStart"/>
+      <w:r>
+        <w:t>beda</w:t>
+      </w:r>
+      <w:proofErr w:type="spellEnd"/>
+      <w:r>
+        <w:t xml:space="preserve">  </w:t>
+      </w:r>
+      <w:proofErr w:type="spellStart"/>
+      <w:r>
+        <w:t>dari</w:t>
+      </w:r>
+      <w:proofErr w:type="spellEnd"/>
+      <w:proofErr w:type="gramEnd"/>
+      <w:r>
+        <w:t xml:space="preserve"> </w:t>
+      </w:r>
+      <w:proofErr w:type="spellStart"/>
+      <w:r>
+        <w:t>setiap</w:t>
+      </w:r>
+      <w:proofErr w:type="spellEnd"/>
+      <w:r>
+        <w:t xml:space="preserve"> kk </w:t>
+      </w:r>
+      <w:proofErr w:type="spellStart"/>
+      <w:r>
+        <w:t>dari</w:t>
+      </w:r>
+      <w:proofErr w:type="spellEnd"/>
+      <w:r>
+        <w:t xml:space="preserve"> no </w:t>
+      </w:r>
+      <w:proofErr w:type="spellStart"/>
+      <w:r>
+        <w:t>urut</w:t>
+      </w:r>
+      <w:proofErr w:type="spellEnd"/>
+      <w:r>
+        <w:t xml:space="preserve"> yang </w:t>
+      </w:r>
+      <w:proofErr w:type="spellStart"/>
+      <w:r>
+        <w:t>sama</w:t>
+      </w:r>
+      <w:proofErr w:type="spellEnd"/>
     </w:p>
     <w:p>
       <w:pPr>
@@ -701,8 +2625,26 @@
         <w:ind w:left="1080"/>
         <w:jc w:val="both"/>
       </w:pPr>
-      <w:r>
-        <w:t xml:space="preserve">Berikut  daftar questioner nya </w:t>
+      <w:proofErr w:type="spellStart"/>
+      <w:proofErr w:type="gramStart"/>
+      <w:r>
+        <w:t>Berikut</w:t>
+      </w:r>
+      <w:proofErr w:type="spellEnd"/>
+      <w:r>
+        <w:t xml:space="preserve">  daftar</w:t>
+      </w:r>
+      <w:proofErr w:type="gramEnd"/>
+      <w:r>
+        <w:t xml:space="preserve"> questioner </w:t>
+      </w:r>
+      <w:proofErr w:type="spellStart"/>
+      <w:r>
+        <w:t>nya</w:t>
+      </w:r>
+      <w:proofErr w:type="spellEnd"/>
+      <w:r>
+        <w:t xml:space="preserve"> </w:t>
       </w:r>
     </w:p>
     <w:p>
@@ -719,12 +2661,59 @@
       <w:r>
         <w:t xml:space="preserve">PILAR 1 JAMBAN </w:t>
       </w:r>
-      <w:r>
-        <w:t>( jawaban pilihan dalam bentuk checkbox  Ya dan Tidak</w:t>
+      <w:proofErr w:type="gramStart"/>
+      <w:r>
+        <w:t xml:space="preserve">( </w:t>
+      </w:r>
+      <w:proofErr w:type="spellStart"/>
+      <w:r>
+        <w:t>jawaban</w:t>
+      </w:r>
+      <w:proofErr w:type="spellEnd"/>
+      <w:proofErr w:type="gramEnd"/>
+      <w:r>
+        <w:t xml:space="preserve"> </w:t>
+      </w:r>
+      <w:proofErr w:type="spellStart"/>
+      <w:r>
+        <w:t>pilihan</w:t>
+      </w:r>
+      <w:proofErr w:type="spellEnd"/>
+      <w:r>
+        <w:t xml:space="preserve"> </w:t>
+      </w:r>
+      <w:proofErr w:type="spellStart"/>
+      <w:r>
+        <w:t>dalam</w:t>
+      </w:r>
+      <w:proofErr w:type="spellEnd"/>
+      <w:r>
+        <w:t xml:space="preserve"> </w:t>
+      </w:r>
+      <w:proofErr w:type="spellStart"/>
+      <w:r>
+        <w:t>bentuk</w:t>
+      </w:r>
+      <w:proofErr w:type="spellEnd"/>
+      <w:r>
+        <w:t xml:space="preserve"> </w:t>
+      </w:r>
+      <w:proofErr w:type="gramStart"/>
+      <w:r>
+        <w:t>checkbox  Ya</w:t>
+      </w:r>
+      <w:proofErr w:type="gramEnd"/>
+      <w:r>
+        <w:t xml:space="preserve"> dan </w:t>
+      </w:r>
+      <w:proofErr w:type="gramStart"/>
+      <w:r>
+        <w:t>Tidak</w:t>
       </w:r>
       <w:r>
         <w:t xml:space="preserve"> )</w:t>
       </w:r>
+      <w:proofErr w:type="gramEnd"/>
     </w:p>
     <w:p>
       <w:pPr>
@@ -737,8 +2726,21 @@
         <w:jc w:val="both"/>
       </w:pPr>
       <w:r>
-        <w:t>Buang Air  Besar di Jamban</w:t>
-      </w:r>
+        <w:t xml:space="preserve">Buang </w:t>
+      </w:r>
+      <w:proofErr w:type="gramStart"/>
+      <w:r>
+        <w:t>Air  Besar</w:t>
+      </w:r>
+      <w:proofErr w:type="gramEnd"/>
+      <w:r>
+        <w:t xml:space="preserve"> di </w:t>
+      </w:r>
+      <w:proofErr w:type="spellStart"/>
+      <w:r>
+        <w:t>Jamban</w:t>
+      </w:r>
+      <w:proofErr w:type="spellEnd"/>
     </w:p>
     <w:p>
       <w:pPr>
@@ -750,9 +2752,19 @@
         <w:spacing w:after="0" w:line="240" w:lineRule="auto"/>
         <w:jc w:val="both"/>
       </w:pPr>
-      <w:r>
-        <w:t>Jamban Milik Sendiri</w:t>
-      </w:r>
+      <w:proofErr w:type="spellStart"/>
+      <w:r>
+        <w:t>Jamban</w:t>
+      </w:r>
+      <w:proofErr w:type="spellEnd"/>
+      <w:r>
+        <w:t xml:space="preserve"> Milik </w:t>
+      </w:r>
+      <w:proofErr w:type="spellStart"/>
+      <w:r>
+        <w:t>Sendiri</w:t>
+      </w:r>
+      <w:proofErr w:type="spellEnd"/>
     </w:p>
     <w:p>
       <w:pPr>
@@ -764,8 +2776,13 @@
         <w:spacing w:after="0" w:line="240" w:lineRule="auto"/>
         <w:jc w:val="both"/>
       </w:pPr>
-      <w:r>
-        <w:t xml:space="preserve">Kloset Leher Angsa </w:t>
+      <w:proofErr w:type="spellStart"/>
+      <w:r>
+        <w:t>Kloset</w:t>
+      </w:r>
+      <w:proofErr w:type="spellEnd"/>
+      <w:r>
+        <w:t xml:space="preserve"> Leher Angsa </w:t>
       </w:r>
     </w:p>
     <w:p>
@@ -778,8 +2795,69 @@
         <w:spacing w:after="0" w:line="240" w:lineRule="auto"/>
         <w:jc w:val="both"/>
       </w:pPr>
-      <w:r>
-        <w:t xml:space="preserve">Tangki septik disedot setidaknya sekali dalam 3-5 tahun terakhir </w:t>
+      <w:proofErr w:type="spellStart"/>
+      <w:r>
+        <w:t>Tangki</w:t>
+      </w:r>
+      <w:proofErr w:type="spellEnd"/>
+      <w:r>
+        <w:t xml:space="preserve"> </w:t>
+      </w:r>
+      <w:proofErr w:type="spellStart"/>
+      <w:r>
+        <w:t>septik</w:t>
+      </w:r>
+      <w:proofErr w:type="spellEnd"/>
+      <w:r>
+        <w:t xml:space="preserve"> </w:t>
+      </w:r>
+      <w:proofErr w:type="spellStart"/>
+      <w:r>
+        <w:t>disedot</w:t>
+      </w:r>
+      <w:proofErr w:type="spellEnd"/>
+      <w:r>
+        <w:t xml:space="preserve"> </w:t>
+      </w:r>
+      <w:proofErr w:type="spellStart"/>
+      <w:r>
+        <w:t>setidaknya</w:t>
+      </w:r>
+      <w:proofErr w:type="spellEnd"/>
+      <w:r>
+        <w:t xml:space="preserve"> </w:t>
+      </w:r>
+      <w:proofErr w:type="spellStart"/>
+      <w:r>
+        <w:t>sekali</w:t>
+      </w:r>
+      <w:proofErr w:type="spellEnd"/>
+      <w:r>
+        <w:t xml:space="preserve"> </w:t>
+      </w:r>
+      <w:proofErr w:type="spellStart"/>
+      <w:r>
+        <w:t>dalam</w:t>
+      </w:r>
+      <w:proofErr w:type="spellEnd"/>
+      <w:r>
+        <w:t xml:space="preserve"> 3-5 </w:t>
+      </w:r>
+      <w:proofErr w:type="spellStart"/>
+      <w:r>
+        <w:t>tahun</w:t>
+      </w:r>
+      <w:proofErr w:type="spellEnd"/>
+      <w:r>
+        <w:t xml:space="preserve"> </w:t>
+      </w:r>
+      <w:proofErr w:type="spellStart"/>
+      <w:r>
+        <w:t>terakhir</w:t>
+      </w:r>
+      <w:proofErr w:type="spellEnd"/>
+      <w:r>
+        <w:t xml:space="preserve"> </w:t>
       </w:r>
     </w:p>
     <w:p>
@@ -792,15 +2870,88 @@
         <w:spacing w:after="0" w:line="240" w:lineRule="auto"/>
         <w:jc w:val="both"/>
       </w:pPr>
-      <w:r>
-        <w:t xml:space="preserve">Tangki septik yang tidak pernah disedot, atau disedot </w:t>
+      <w:proofErr w:type="spellStart"/>
+      <w:r>
+        <w:t>Tangki</w:t>
+      </w:r>
+      <w:proofErr w:type="spellEnd"/>
+      <w:r>
+        <w:t xml:space="preserve"> </w:t>
+      </w:r>
+      <w:proofErr w:type="spellStart"/>
+      <w:r>
+        <w:t>septik</w:t>
+      </w:r>
+      <w:proofErr w:type="spellEnd"/>
+      <w:r>
+        <w:t xml:space="preserve"> yang </w:t>
+      </w:r>
+      <w:proofErr w:type="spellStart"/>
+      <w:r>
+        <w:t>tidak</w:t>
+      </w:r>
+      <w:proofErr w:type="spellEnd"/>
+      <w:r>
+        <w:t xml:space="preserve"> </w:t>
+      </w:r>
+      <w:proofErr w:type="spellStart"/>
+      <w:r>
+        <w:t>pernah</w:t>
+      </w:r>
+      <w:proofErr w:type="spellEnd"/>
+      <w:r>
+        <w:t xml:space="preserve"> </w:t>
+      </w:r>
+      <w:proofErr w:type="spellStart"/>
+      <w:r>
+        <w:t>disedot</w:t>
+      </w:r>
+      <w:proofErr w:type="spellEnd"/>
+      <w:r>
+        <w:t xml:space="preserve">, </w:t>
+      </w:r>
+      <w:proofErr w:type="spellStart"/>
+      <w:r>
+        <w:t>atau</w:t>
+      </w:r>
+      <w:proofErr w:type="spellEnd"/>
+      <w:r>
+        <w:t xml:space="preserve"> </w:t>
+      </w:r>
+      <w:proofErr w:type="spellStart"/>
+      <w:proofErr w:type="gramStart"/>
+      <w:r>
+        <w:t>disedot</w:t>
+      </w:r>
+      <w:proofErr w:type="spellEnd"/>
+      <w:r>
+        <w:t xml:space="preserve"> </w:t>
       </w:r>
       <w:r>
         <w:t xml:space="preserve"> &gt;</w:t>
       </w:r>
-      <w:r>
-        <w:t>dari 5 tahun terakhir</w:t>
-      </w:r>
+      <w:proofErr w:type="spellStart"/>
+      <w:proofErr w:type="gramEnd"/>
+      <w:r>
+        <w:t>dari</w:t>
+      </w:r>
+      <w:proofErr w:type="spellEnd"/>
+      <w:r>
+        <w:t xml:space="preserve"> 5 </w:t>
+      </w:r>
+      <w:proofErr w:type="spellStart"/>
+      <w:r>
+        <w:t>tahun</w:t>
+      </w:r>
+      <w:proofErr w:type="spellEnd"/>
+      <w:r>
+        <w:t xml:space="preserve"> </w:t>
+      </w:r>
+      <w:proofErr w:type="spellStart"/>
+      <w:r>
+        <w:t>terakhir</w:t>
+      </w:r>
+      <w:proofErr w:type="spellEnd"/>
     </w:p>
     <w:p>
       <w:pPr>
@@ -812,8 +2963,13 @@
         <w:spacing w:after="0" w:line="240" w:lineRule="auto"/>
         <w:jc w:val="both"/>
       </w:pPr>
-      <w:r>
-        <w:t>Cubluk / Lubang Tanah</w:t>
+      <w:proofErr w:type="spellStart"/>
+      <w:r>
+        <w:t>Cubluk</w:t>
+      </w:r>
+      <w:proofErr w:type="spellEnd"/>
+      <w:r>
+        <w:t xml:space="preserve"> / Lubang Tanah</w:t>
       </w:r>
     </w:p>
     <w:p>
@@ -826,8 +2982,37 @@
         <w:spacing w:after="0" w:line="240" w:lineRule="auto"/>
         <w:jc w:val="both"/>
       </w:pPr>
-      <w:r>
-        <w:t>Dibuang langsung ke drainase/</w:t>
+      <w:proofErr w:type="spellStart"/>
+      <w:r>
+        <w:t>Dibuang</w:t>
+      </w:r>
+      <w:proofErr w:type="spellEnd"/>
+      <w:r>
+        <w:t xml:space="preserve"> </w:t>
+      </w:r>
+      <w:proofErr w:type="spellStart"/>
+      <w:r>
+        <w:t>langsung</w:t>
+      </w:r>
+      <w:proofErr w:type="spellEnd"/>
+      <w:r>
+        <w:t xml:space="preserve"> </w:t>
+      </w:r>
+      <w:proofErr w:type="spellStart"/>
+      <w:r>
+        <w:t>ke</w:t>
+      </w:r>
+      <w:proofErr w:type="spellEnd"/>
+      <w:r>
+        <w:t xml:space="preserve"> </w:t>
+      </w:r>
+      <w:proofErr w:type="spellStart"/>
+      <w:r>
+        <w:t>drainase</w:t>
+      </w:r>
+      <w:proofErr w:type="spellEnd"/>
+      <w:r>
+        <w:t>/</w:t>
       </w:r>
     </w:p>
     <w:p>
@@ -837,7 +3022,55 @@
         <w:jc w:val="both"/>
       </w:pPr>
       <w:r>
-        <w:t>(untuk point huruf d s.d g jawaban harus salah satu)</w:t>
+        <w:t>(</w:t>
+      </w:r>
+      <w:proofErr w:type="spellStart"/>
+      <w:r>
+        <w:t>untuk</w:t>
+      </w:r>
+      <w:proofErr w:type="spellEnd"/>
+      <w:r>
+        <w:t xml:space="preserve"> point </w:t>
+      </w:r>
+      <w:proofErr w:type="spellStart"/>
+      <w:r>
+        <w:t>huruf</w:t>
+      </w:r>
+      <w:proofErr w:type="spellEnd"/>
+      <w:r>
+        <w:t xml:space="preserve"> d </w:t>
+      </w:r>
+      <w:proofErr w:type="spellStart"/>
+      <w:r>
+        <w:t>s.d</w:t>
+      </w:r>
+      <w:proofErr w:type="spellEnd"/>
+      <w:r>
+        <w:t xml:space="preserve"> g </w:t>
+      </w:r>
+      <w:proofErr w:type="spellStart"/>
+      <w:r>
+        <w:t>jawaban</w:t>
+      </w:r>
+      <w:proofErr w:type="spellEnd"/>
+      <w:r>
+        <w:t xml:space="preserve"> </w:t>
+      </w:r>
+      <w:proofErr w:type="spellStart"/>
+      <w:r>
+        <w:t>harus</w:t>
+      </w:r>
+      <w:proofErr w:type="spellEnd"/>
+      <w:r>
+        <w:t xml:space="preserve"> salah </w:t>
+      </w:r>
+      <w:proofErr w:type="spellStart"/>
+      <w:r>
+        <w:t>satu</w:t>
+      </w:r>
+      <w:proofErr w:type="spellEnd"/>
+      <w:r>
+        <w:t>)</w:t>
       </w:r>
     </w:p>
     <w:p>
@@ -852,12 +3085,14 @@
         <w:spacing w:after="0" w:line="240" w:lineRule="auto"/>
         <w:jc w:val="both"/>
       </w:pPr>
+      <w:proofErr w:type="gramStart"/>
       <w:r>
         <w:t xml:space="preserve">2.c  </w:t>
       </w:r>
       <w:r>
         <w:tab/>
       </w:r>
+      <w:proofErr w:type="gramEnd"/>
       <w:r>
         <w:t>PILAR 2</w:t>
       </w:r>
@@ -867,8 +3102,79 @@
       <w:r>
         <w:t xml:space="preserve">CTPS </w:t>
       </w:r>
-      <w:r>
-        <w:t>( jawaban pilihan dalam bentuk checkbox  Ya dan Tidak  dalam setiap pertanyaan)</w:t>
+      <w:proofErr w:type="gramStart"/>
+      <w:r>
+        <w:t xml:space="preserve">( </w:t>
+      </w:r>
+      <w:proofErr w:type="spellStart"/>
+      <w:r>
+        <w:t>jawaban</w:t>
+      </w:r>
+      <w:proofErr w:type="spellEnd"/>
+      <w:proofErr w:type="gramEnd"/>
+      <w:r>
+        <w:t xml:space="preserve"> </w:t>
+      </w:r>
+      <w:proofErr w:type="spellStart"/>
+      <w:r>
+        <w:t>pilihan</w:t>
+      </w:r>
+      <w:proofErr w:type="spellEnd"/>
+      <w:r>
+        <w:t xml:space="preserve"> </w:t>
+      </w:r>
+      <w:proofErr w:type="spellStart"/>
+      <w:r>
+        <w:t>dalam</w:t>
+      </w:r>
+      <w:proofErr w:type="spellEnd"/>
+      <w:r>
+        <w:t xml:space="preserve"> </w:t>
+      </w:r>
+      <w:proofErr w:type="spellStart"/>
+      <w:r>
+        <w:t>bentuk</w:t>
+      </w:r>
+      <w:proofErr w:type="spellEnd"/>
+      <w:r>
+        <w:t xml:space="preserve"> </w:t>
+      </w:r>
+      <w:proofErr w:type="gramStart"/>
+      <w:r>
+        <w:t>checkbox  Ya</w:t>
+      </w:r>
+      <w:proofErr w:type="gramEnd"/>
+      <w:r>
+        <w:t xml:space="preserve"> dan </w:t>
+      </w:r>
+      <w:proofErr w:type="gramStart"/>
+      <w:r>
+        <w:t xml:space="preserve">Tidak  </w:t>
+      </w:r>
+      <w:proofErr w:type="spellStart"/>
+      <w:r>
+        <w:t>dalam</w:t>
+      </w:r>
+      <w:proofErr w:type="spellEnd"/>
+      <w:proofErr w:type="gramEnd"/>
+      <w:r>
+        <w:t xml:space="preserve"> </w:t>
+      </w:r>
+      <w:proofErr w:type="spellStart"/>
+      <w:r>
+        <w:t>setiap</w:t>
+      </w:r>
+      <w:proofErr w:type="spellEnd"/>
+      <w:r>
+        <w:t xml:space="preserve"> </w:t>
+      </w:r>
+      <w:proofErr w:type="spellStart"/>
+      <w:r>
+        <w:t>pertanyaan</w:t>
+      </w:r>
+      <w:proofErr w:type="spellEnd"/>
+      <w:r>
+        <w:t>)</w:t>
       </w:r>
     </w:p>
     <w:p>
@@ -880,8 +3186,13 @@
         <w:tab/>
         <w:t xml:space="preserve">a. </w:t>
       </w:r>
-      <w:r>
-        <w:t>Memiliki Sarana</w:t>
+      <w:proofErr w:type="spellStart"/>
+      <w:r>
+        <w:t>Memiliki</w:t>
+      </w:r>
+      <w:proofErr w:type="spellEnd"/>
+      <w:r>
+        <w:t xml:space="preserve"> Sarana</w:t>
       </w:r>
       <w:r>
         <w:t xml:space="preserve"> CTPS</w:t>
@@ -896,9 +3207,19 @@
         <w:tab/>
         <w:t xml:space="preserve">b. </w:t>
       </w:r>
-      <w:r>
-        <w:t>Memiliki Air Mengalir</w:t>
-      </w:r>
+      <w:proofErr w:type="spellStart"/>
+      <w:r>
+        <w:t>Memiliki</w:t>
+      </w:r>
+      <w:proofErr w:type="spellEnd"/>
+      <w:r>
+        <w:t xml:space="preserve"> Air </w:t>
+      </w:r>
+      <w:proofErr w:type="spellStart"/>
+      <w:r>
+        <w:t>Mengalir</w:t>
+      </w:r>
+      <w:proofErr w:type="spellEnd"/>
     </w:p>
     <w:p>
       <w:pPr>
@@ -909,9 +3230,19 @@
         <w:tab/>
         <w:t xml:space="preserve">c. </w:t>
       </w:r>
-      <w:r>
-        <w:t>Memiliki Sabun</w:t>
-      </w:r>
+      <w:proofErr w:type="spellStart"/>
+      <w:r>
+        <w:t>Memiliki</w:t>
+      </w:r>
+      <w:proofErr w:type="spellEnd"/>
+      <w:r>
+        <w:t xml:space="preserve"> </w:t>
+      </w:r>
+      <w:proofErr w:type="spellStart"/>
+      <w:r>
+        <w:t>Sabun</w:t>
+      </w:r>
+      <w:proofErr w:type="spellEnd"/>
     </w:p>
     <w:p>
       <w:pPr>
@@ -925,8 +3256,13 @@
       <w:r>
         <w:t xml:space="preserve">Mampu </w:t>
       </w:r>
-      <w:r>
-        <w:t>praktek CTPS</w:t>
+      <w:proofErr w:type="spellStart"/>
+      <w:r>
+        <w:t>praktek</w:t>
+      </w:r>
+      <w:proofErr w:type="spellEnd"/>
+      <w:r>
+        <w:t xml:space="preserve"> CTPS</w:t>
       </w:r>
     </w:p>
     <w:p>
@@ -936,8 +3272,21 @@
       </w:pPr>
       <w:r>
         <w:tab/>
-        <w:t>e. CTPS sebelum makan</w:t>
-      </w:r>
+        <w:t xml:space="preserve">e. CTPS </w:t>
+      </w:r>
+      <w:proofErr w:type="spellStart"/>
+      <w:r>
+        <w:t>sebelum</w:t>
+      </w:r>
+      <w:proofErr w:type="spellEnd"/>
+      <w:r>
+        <w:t xml:space="preserve"> </w:t>
+      </w:r>
+      <w:proofErr w:type="spellStart"/>
+      <w:r>
+        <w:t>makan</w:t>
+      </w:r>
+      <w:proofErr w:type="spellEnd"/>
     </w:p>
     <w:p>
       <w:pPr>
@@ -946,8 +3295,21 @@
       </w:pPr>
       <w:r>
         <w:tab/>
-        <w:t>f. CTPS setelah makan</w:t>
-      </w:r>
+        <w:t xml:space="preserve">f. CTPS </w:t>
+      </w:r>
+      <w:proofErr w:type="spellStart"/>
+      <w:r>
+        <w:t>setelah</w:t>
+      </w:r>
+      <w:proofErr w:type="spellEnd"/>
+      <w:r>
+        <w:t xml:space="preserve"> </w:t>
+      </w:r>
+      <w:proofErr w:type="spellStart"/>
+      <w:r>
+        <w:t>makan</w:t>
+      </w:r>
+      <w:proofErr w:type="spellEnd"/>
     </w:p>
     <w:p>
       <w:pPr>
@@ -956,8 +3318,29 @@
       </w:pPr>
       <w:r>
         <w:tab/>
-        <w:t>g. CTPS sebelum mengolah pangan</w:t>
-      </w:r>
+        <w:t xml:space="preserve">g. CTPS </w:t>
+      </w:r>
+      <w:proofErr w:type="spellStart"/>
+      <w:r>
+        <w:t>sebelum</w:t>
+      </w:r>
+      <w:proofErr w:type="spellEnd"/>
+      <w:r>
+        <w:t xml:space="preserve"> </w:t>
+      </w:r>
+      <w:proofErr w:type="spellStart"/>
+      <w:r>
+        <w:t>mengolah</w:t>
+      </w:r>
+      <w:proofErr w:type="spellEnd"/>
+      <w:r>
+        <w:t xml:space="preserve"> </w:t>
+      </w:r>
+      <w:proofErr w:type="spellStart"/>
+      <w:r>
+        <w:t>pangan</w:t>
+      </w:r>
+      <w:proofErr w:type="spellEnd"/>
     </w:p>
     <w:p>
       <w:pPr>
@@ -966,8 +3349,21 @@
       </w:pPr>
       <w:r>
         <w:tab/>
-        <w:t>h. CTPS sebelum menyesui</w:t>
-      </w:r>
+        <w:t xml:space="preserve">h. CTPS </w:t>
+      </w:r>
+      <w:proofErr w:type="spellStart"/>
+      <w:r>
+        <w:t>sebelum</w:t>
+      </w:r>
+      <w:proofErr w:type="spellEnd"/>
+      <w:r>
+        <w:t xml:space="preserve"> </w:t>
+      </w:r>
+      <w:proofErr w:type="spellStart"/>
+      <w:r>
+        <w:t>menyesui</w:t>
+      </w:r>
+      <w:proofErr w:type="spellEnd"/>
     </w:p>
     <w:p>
       <w:pPr>
@@ -976,7 +3372,22 @@
       </w:pPr>
       <w:r>
         <w:tab/>
-        <w:t>i. CTPS setelah BAB</w:t>
+      </w:r>
+      <w:proofErr w:type="spellStart"/>
+      <w:r>
+        <w:t>i</w:t>
+      </w:r>
+      <w:proofErr w:type="spellEnd"/>
+      <w:r>
+        <w:t xml:space="preserve">. CTPS </w:t>
+      </w:r>
+      <w:proofErr w:type="spellStart"/>
+      <w:r>
+        <w:t>setelah</w:t>
+      </w:r>
+      <w:proofErr w:type="spellEnd"/>
+      <w:r>
+        <w:t xml:space="preserve"> BAB</w:t>
       </w:r>
     </w:p>
     <w:p>
@@ -1000,7 +3411,97 @@
         <w:t>PILAR 3</w:t>
       </w:r>
       <w:r>
-        <w:t xml:space="preserve"> Sumber Air  Layak  (( jawaban pilihan dalam bentuk checkbox  Ya dan Tidak  dalam setiap pertanyaan)</w:t>
+        <w:t xml:space="preserve"> </w:t>
+      </w:r>
+      <w:proofErr w:type="spellStart"/>
+      <w:r>
+        <w:t>Sumber</w:t>
+      </w:r>
+      <w:proofErr w:type="spellEnd"/>
+      <w:r>
+        <w:t xml:space="preserve"> </w:t>
+      </w:r>
+      <w:proofErr w:type="gramStart"/>
+      <w:r>
+        <w:t>Air  Layak</w:t>
+      </w:r>
+      <w:proofErr w:type="gramEnd"/>
+      <w:r>
+        <w:t xml:space="preserve">  </w:t>
+      </w:r>
+      <w:proofErr w:type="gramStart"/>
+      <w:r>
+        <w:t xml:space="preserve">(( </w:t>
+      </w:r>
+      <w:proofErr w:type="spellStart"/>
+      <w:r>
+        <w:t>jawaban</w:t>
+      </w:r>
+      <w:proofErr w:type="spellEnd"/>
+      <w:proofErr w:type="gramEnd"/>
+      <w:r>
+        <w:t xml:space="preserve"> </w:t>
+      </w:r>
+      <w:proofErr w:type="spellStart"/>
+      <w:r>
+        <w:t>pilihan</w:t>
+      </w:r>
+      <w:proofErr w:type="spellEnd"/>
+      <w:r>
+        <w:t xml:space="preserve"> </w:t>
+      </w:r>
+      <w:proofErr w:type="spellStart"/>
+      <w:r>
+        <w:t>dalam</w:t>
+      </w:r>
+      <w:proofErr w:type="spellEnd"/>
+      <w:r>
+        <w:t xml:space="preserve"> </w:t>
+      </w:r>
+      <w:proofErr w:type="spellStart"/>
+      <w:r>
+        <w:t>bentuk</w:t>
+      </w:r>
+      <w:proofErr w:type="spellEnd"/>
+      <w:r>
+        <w:t xml:space="preserve"> </w:t>
+      </w:r>
+      <w:proofErr w:type="gramStart"/>
+      <w:r>
+        <w:t>checkbox  Ya</w:t>
+      </w:r>
+      <w:proofErr w:type="gramEnd"/>
+      <w:r>
+        <w:t xml:space="preserve"> dan </w:t>
+      </w:r>
+      <w:proofErr w:type="gramStart"/>
+      <w:r>
+        <w:t xml:space="preserve">Tidak  </w:t>
+      </w:r>
+      <w:proofErr w:type="spellStart"/>
+      <w:r>
+        <w:t>dalam</w:t>
+      </w:r>
+      <w:proofErr w:type="spellEnd"/>
+      <w:proofErr w:type="gramEnd"/>
+      <w:r>
+        <w:t xml:space="preserve"> </w:t>
+      </w:r>
+      <w:proofErr w:type="spellStart"/>
+      <w:r>
+        <w:t>setiap</w:t>
+      </w:r>
+      <w:proofErr w:type="spellEnd"/>
+      <w:r>
+        <w:t xml:space="preserve"> </w:t>
+      </w:r>
+      <w:proofErr w:type="spellStart"/>
+      <w:r>
+        <w:t>pertanyaan</w:t>
+      </w:r>
+      <w:proofErr w:type="spellEnd"/>
+      <w:r>
+        <w:t>)</w:t>
       </w:r>
     </w:p>
     <w:p>
@@ -1012,9 +3513,19 @@
         <w:tab/>
         <w:t xml:space="preserve">a. </w:t>
       </w:r>
-      <w:r>
-        <w:t>Layak : Perpipaan</w:t>
-      </w:r>
+      <w:proofErr w:type="gramStart"/>
+      <w:r>
+        <w:t>Layak :</w:t>
+      </w:r>
+      <w:proofErr w:type="gramEnd"/>
+      <w:r>
+        <w:t xml:space="preserve"> </w:t>
+      </w:r>
+      <w:proofErr w:type="spellStart"/>
+      <w:r>
+        <w:t>Perpipaan</w:t>
+      </w:r>
+      <w:proofErr w:type="spellEnd"/>
     </w:p>
     <w:p>
       <w:pPr>
@@ -1025,8 +3536,13 @@
         <w:tab/>
         <w:t xml:space="preserve">b. </w:t>
       </w:r>
-      <w:r>
-        <w:t>Layak : Kran Umum</w:t>
+      <w:proofErr w:type="gramStart"/>
+      <w:r>
+        <w:t>Layak :</w:t>
+      </w:r>
+      <w:proofErr w:type="gramEnd"/>
+      <w:r>
+        <w:t xml:space="preserve"> Kran Umum</w:t>
       </w:r>
     </w:p>
     <w:p>
@@ -1039,8 +3555,29 @@
         <w:tab/>
         <w:t xml:space="preserve">c. </w:t>
       </w:r>
-      <w:r>
-        <w:t>Layak : Sumur Gali Terlindung (SG)</w:t>
+      <w:proofErr w:type="gramStart"/>
+      <w:r>
+        <w:t>Layak :</w:t>
+      </w:r>
+      <w:proofErr w:type="gramEnd"/>
+      <w:r>
+        <w:t xml:space="preserve"> </w:t>
+      </w:r>
+      <w:proofErr w:type="spellStart"/>
+      <w:r>
+        <w:t>Sumur</w:t>
+      </w:r>
+      <w:proofErr w:type="spellEnd"/>
+      <w:r>
+        <w:t xml:space="preserve"> Gali </w:t>
+      </w:r>
+      <w:proofErr w:type="spellStart"/>
+      <w:r>
+        <w:t>Terlindung</w:t>
+      </w:r>
+      <w:proofErr w:type="spellEnd"/>
+      <w:r>
+        <w:t xml:space="preserve"> (SG)</w:t>
       </w:r>
     </w:p>
     <w:p>
@@ -1052,8 +3589,29 @@
         <w:tab/>
         <w:t xml:space="preserve">d. </w:t>
       </w:r>
-      <w:r>
-        <w:t>Layak : Sumur Gali dengan Pompa (SGL)</w:t>
+      <w:proofErr w:type="gramStart"/>
+      <w:r>
+        <w:t>Layak :</w:t>
+      </w:r>
+      <w:proofErr w:type="gramEnd"/>
+      <w:r>
+        <w:t xml:space="preserve"> </w:t>
+      </w:r>
+      <w:proofErr w:type="spellStart"/>
+      <w:r>
+        <w:t>Sumur</w:t>
+      </w:r>
+      <w:proofErr w:type="spellEnd"/>
+      <w:r>
+        <w:t xml:space="preserve"> Gali </w:t>
+      </w:r>
+      <w:proofErr w:type="spellStart"/>
+      <w:r>
+        <w:t>dengan</w:t>
+      </w:r>
+      <w:proofErr w:type="spellEnd"/>
+      <w:r>
+        <w:t xml:space="preserve"> Pompa (SGL)</w:t>
       </w:r>
     </w:p>
     <w:p>
@@ -1065,8 +3623,29 @@
         <w:tab/>
         <w:t xml:space="preserve">e. </w:t>
       </w:r>
-      <w:r>
-        <w:t>Layak : Sumur Bor dengan Pompa (SPL)</w:t>
+      <w:proofErr w:type="gramStart"/>
+      <w:r>
+        <w:t>Layak :</w:t>
+      </w:r>
+      <w:proofErr w:type="gramEnd"/>
+      <w:r>
+        <w:t xml:space="preserve"> </w:t>
+      </w:r>
+      <w:proofErr w:type="spellStart"/>
+      <w:r>
+        <w:t>Sumur</w:t>
+      </w:r>
+      <w:proofErr w:type="spellEnd"/>
+      <w:r>
+        <w:t xml:space="preserve"> Bor </w:t>
+      </w:r>
+      <w:proofErr w:type="spellStart"/>
+      <w:r>
+        <w:t>dengan</w:t>
+      </w:r>
+      <w:proofErr w:type="spellEnd"/>
+      <w:r>
+        <w:t xml:space="preserve"> Pompa (SPL)</w:t>
       </w:r>
     </w:p>
     <w:p>
@@ -1078,9 +3657,19 @@
         <w:tab/>
         <w:t xml:space="preserve">f. </w:t>
       </w:r>
-      <w:r>
-        <w:t>Layak : Mata Air Terlindung</w:t>
-      </w:r>
+      <w:proofErr w:type="gramStart"/>
+      <w:r>
+        <w:t>Layak :</w:t>
+      </w:r>
+      <w:proofErr w:type="gramEnd"/>
+      <w:r>
+        <w:t xml:space="preserve"> Mata Air </w:t>
+      </w:r>
+      <w:proofErr w:type="spellStart"/>
+      <w:r>
+        <w:t>Terlindung</w:t>
+      </w:r>
+      <w:proofErr w:type="spellEnd"/>
     </w:p>
     <w:p>
       <w:pPr>
@@ -1091,9 +3680,19 @@
         <w:tab/>
         <w:t xml:space="preserve">g. </w:t>
       </w:r>
-      <w:r>
-        <w:t>Layak : Air Hujan</w:t>
-      </w:r>
+      <w:proofErr w:type="gramStart"/>
+      <w:r>
+        <w:t>Layak :</w:t>
+      </w:r>
+      <w:proofErr w:type="gramEnd"/>
+      <w:r>
+        <w:t xml:space="preserve"> Air </w:t>
+      </w:r>
+      <w:proofErr w:type="spellStart"/>
+      <w:r>
+        <w:t>Hujan</w:t>
+      </w:r>
+      <w:proofErr w:type="spellEnd"/>
     </w:p>
     <w:p>
       <w:pPr>
@@ -1107,8 +3706,21 @@
         <w:t>h</w:t>
       </w:r>
       <w:r>
-        <w:t>. Tidak Layak : Sungai / Mata Air Tidak Terlindungi</w:t>
-      </w:r>
+        <w:t xml:space="preserve">. Tidak </w:t>
+      </w:r>
+      <w:proofErr w:type="gramStart"/>
+      <w:r>
+        <w:t>Layak :</w:t>
+      </w:r>
+      <w:proofErr w:type="gramEnd"/>
+      <w:r>
+        <w:t xml:space="preserve"> Sungai / Mata Air Tidak </w:t>
+      </w:r>
+      <w:proofErr w:type="spellStart"/>
+      <w:r>
+        <w:t>Terlindungi</w:t>
+      </w:r>
+      <w:proofErr w:type="spellEnd"/>
     </w:p>
     <w:p>
       <w:pPr>
@@ -1117,8 +3729,28 @@
       </w:pPr>
       <w:r>
         <w:tab/>
-        <w:t>i. Air diolah/Dimasak</w:t>
-      </w:r>
+      </w:r>
+      <w:proofErr w:type="spellStart"/>
+      <w:r>
+        <w:t>i</w:t>
+      </w:r>
+      <w:proofErr w:type="spellEnd"/>
+      <w:r>
+        <w:t xml:space="preserve">. Air </w:t>
+      </w:r>
+      <w:proofErr w:type="spellStart"/>
+      <w:r>
+        <w:t>diolah</w:t>
+      </w:r>
+      <w:proofErr w:type="spellEnd"/>
+      <w:r>
+        <w:t>/</w:t>
+      </w:r>
+      <w:proofErr w:type="spellStart"/>
+      <w:r>
+        <w:t>Dimasak</w:t>
+      </w:r>
+      <w:proofErr w:type="spellEnd"/>
     </w:p>
     <w:p>
       <w:pPr>
@@ -1127,8 +3759,37 @@
       </w:pPr>
       <w:r>
         <w:tab/>
-        <w:t>j. Air baku keruh diendapkan/disaring</w:t>
-      </w:r>
+        <w:t xml:space="preserve">j. Air </w:t>
+      </w:r>
+      <w:proofErr w:type="spellStart"/>
+      <w:r>
+        <w:t>baku</w:t>
+      </w:r>
+      <w:proofErr w:type="spellEnd"/>
+      <w:r>
+        <w:t xml:space="preserve"> </w:t>
+      </w:r>
+      <w:proofErr w:type="spellStart"/>
+      <w:r>
+        <w:t>keruh</w:t>
+      </w:r>
+      <w:proofErr w:type="spellEnd"/>
+      <w:r>
+        <w:t xml:space="preserve"> </w:t>
+      </w:r>
+      <w:proofErr w:type="spellStart"/>
+      <w:r>
+        <w:t>diendapkan</w:t>
+      </w:r>
+      <w:proofErr w:type="spellEnd"/>
+      <w:r>
+        <w:t>/</w:t>
+      </w:r>
+      <w:proofErr w:type="spellStart"/>
+      <w:r>
+        <w:t>disaring</w:t>
+      </w:r>
+      <w:proofErr w:type="spellEnd"/>
     </w:p>
     <w:p>
       <w:pPr>
@@ -1137,8 +3798,21 @@
       </w:pPr>
       <w:r>
         <w:tab/>
-        <w:t>k. Air disimpan tertutup</w:t>
-      </w:r>
+        <w:t xml:space="preserve">k. Air </w:t>
+      </w:r>
+      <w:proofErr w:type="spellStart"/>
+      <w:r>
+        <w:t>disimpan</w:t>
+      </w:r>
+      <w:proofErr w:type="spellEnd"/>
+      <w:r>
+        <w:t xml:space="preserve"> </w:t>
+      </w:r>
+      <w:proofErr w:type="spellStart"/>
+      <w:r>
+        <w:t>tertutup</w:t>
+      </w:r>
+      <w:proofErr w:type="spellEnd"/>
       <w:r>
         <w:tab/>
       </w:r>
@@ -1150,8 +3824,21 @@
       </w:pPr>
       <w:r>
         <w:tab/>
-        <w:t>l. Makanan tertutup</w:t>
-      </w:r>
+        <w:t xml:space="preserve">l. </w:t>
+      </w:r>
+      <w:proofErr w:type="spellStart"/>
+      <w:r>
+        <w:t>Makanan</w:t>
+      </w:r>
+      <w:proofErr w:type="spellEnd"/>
+      <w:r>
+        <w:t xml:space="preserve"> </w:t>
+      </w:r>
+      <w:proofErr w:type="spellStart"/>
+      <w:r>
+        <w:t>tertutup</w:t>
+      </w:r>
+      <w:proofErr w:type="spellEnd"/>
     </w:p>
     <w:p>
       <w:pPr>
@@ -1160,7 +3847,23 @@
       </w:pPr>
       <w:r>
         <w:tab/>
-        <w:t>m. Pisah dari B3</w:t>
+        <w:t xml:space="preserve">m. </w:t>
+      </w:r>
+      <w:proofErr w:type="spellStart"/>
+      <w:r>
+        <w:t>Pisah</w:t>
+      </w:r>
+      <w:proofErr w:type="spellEnd"/>
+      <w:r>
+        <w:t xml:space="preserve"> </w:t>
+      </w:r>
+      <w:proofErr w:type="spellStart"/>
+      <w:r>
+        <w:t>dari</w:t>
+      </w:r>
+      <w:proofErr w:type="spellEnd"/>
+      <w:r>
+        <w:t xml:space="preserve"> B3</w:t>
       </w:r>
     </w:p>
     <w:p>
@@ -1170,7 +3873,28 @@
       </w:pPr>
       <w:r>
         <w:tab/>
-        <w:t>n. Terapkan  5 kunci Pangan</w:t>
+        <w:t xml:space="preserve">n. </w:t>
+      </w:r>
+      <w:proofErr w:type="spellStart"/>
+      <w:proofErr w:type="gramStart"/>
+      <w:r>
+        <w:t>Terapkan</w:t>
+      </w:r>
+      <w:proofErr w:type="spellEnd"/>
+      <w:r>
+        <w:t xml:space="preserve">  5</w:t>
+      </w:r>
+      <w:proofErr w:type="gramEnd"/>
+      <w:r>
+        <w:t xml:space="preserve"> </w:t>
+      </w:r>
+      <w:proofErr w:type="spellStart"/>
+      <w:r>
+        <w:t>kunci</w:t>
+      </w:r>
+      <w:proofErr w:type="spellEnd"/>
+      <w:r>
+        <w:t xml:space="preserve"> Pangan</w:t>
       </w:r>
     </w:p>
     <w:p>
@@ -1183,7 +3907,97 @@
       </w:r>
       <w:r>
         <w:tab/>
-        <w:t>PILAR 4 Penglolaan Sampah (( jawaban pilihan dalam bentuk checkbox  Ya dan Tidak  dalam setiap pertanyaan)</w:t>
+        <w:t xml:space="preserve">PILAR 4 </w:t>
+      </w:r>
+      <w:proofErr w:type="spellStart"/>
+      <w:r>
+        <w:t>Penglolaan</w:t>
+      </w:r>
+      <w:proofErr w:type="spellEnd"/>
+      <w:r>
+        <w:t xml:space="preserve"> </w:t>
+      </w:r>
+      <w:proofErr w:type="spellStart"/>
+      <w:r>
+        <w:t>Sampah</w:t>
+      </w:r>
+      <w:proofErr w:type="spellEnd"/>
+      <w:r>
+        <w:t xml:space="preserve"> </w:t>
+      </w:r>
+      <w:proofErr w:type="gramStart"/>
+      <w:r>
+        <w:t xml:space="preserve">(( </w:t>
+      </w:r>
+      <w:proofErr w:type="spellStart"/>
+      <w:r>
+        <w:t>jawaban</w:t>
+      </w:r>
+      <w:proofErr w:type="spellEnd"/>
+      <w:proofErr w:type="gramEnd"/>
+      <w:r>
+        <w:t xml:space="preserve"> </w:t>
+      </w:r>
+      <w:proofErr w:type="spellStart"/>
+      <w:r>
+        <w:t>pilihan</w:t>
+      </w:r>
+      <w:proofErr w:type="spellEnd"/>
+      <w:r>
+        <w:t xml:space="preserve"> </w:t>
+      </w:r>
+      <w:proofErr w:type="spellStart"/>
+      <w:r>
+        <w:t>dalam</w:t>
+      </w:r>
+      <w:proofErr w:type="spellEnd"/>
+      <w:r>
+        <w:t xml:space="preserve"> </w:t>
+      </w:r>
+      <w:proofErr w:type="spellStart"/>
+      <w:r>
+        <w:t>bentuk</w:t>
+      </w:r>
+      <w:proofErr w:type="spellEnd"/>
+      <w:r>
+        <w:t xml:space="preserve"> </w:t>
+      </w:r>
+      <w:proofErr w:type="gramStart"/>
+      <w:r>
+        <w:t>checkbox  Ya</w:t>
+      </w:r>
+      <w:proofErr w:type="gramEnd"/>
+      <w:r>
+        <w:t xml:space="preserve"> dan </w:t>
+      </w:r>
+      <w:proofErr w:type="gramStart"/>
+      <w:r>
+        <w:t xml:space="preserve">Tidak  </w:t>
+      </w:r>
+      <w:proofErr w:type="spellStart"/>
+      <w:r>
+        <w:t>dalam</w:t>
+      </w:r>
+      <w:proofErr w:type="spellEnd"/>
+      <w:proofErr w:type="gramEnd"/>
+      <w:r>
+        <w:t xml:space="preserve"> </w:t>
+      </w:r>
+      <w:proofErr w:type="spellStart"/>
+      <w:r>
+        <w:t>setiap</w:t>
+      </w:r>
+      <w:proofErr w:type="spellEnd"/>
+      <w:r>
+        <w:t xml:space="preserve"> </w:t>
+      </w:r>
+      <w:proofErr w:type="spellStart"/>
+      <w:r>
+        <w:t>pertanyaan</w:t>
+      </w:r>
+      <w:proofErr w:type="spellEnd"/>
+      <w:r>
+        <w:t>)</w:t>
       </w:r>
     </w:p>
     <w:p>
@@ -1193,8 +4007,29 @@
       </w:pPr>
       <w:r>
         <w:tab/>
-        <w:t>a. Sampah tidak berserakan</w:t>
-      </w:r>
+        <w:t xml:space="preserve">a. </w:t>
+      </w:r>
+      <w:proofErr w:type="spellStart"/>
+      <w:r>
+        <w:t>Sampah</w:t>
+      </w:r>
+      <w:proofErr w:type="spellEnd"/>
+      <w:r>
+        <w:t xml:space="preserve"> </w:t>
+      </w:r>
+      <w:proofErr w:type="spellStart"/>
+      <w:r>
+        <w:t>tidak</w:t>
+      </w:r>
+      <w:proofErr w:type="spellEnd"/>
+      <w:r>
+        <w:t xml:space="preserve"> </w:t>
+      </w:r>
+      <w:proofErr w:type="spellStart"/>
+      <w:r>
+        <w:t>berserakan</w:t>
+      </w:r>
+      <w:proofErr w:type="spellEnd"/>
     </w:p>
     <w:p>
       <w:pPr>
@@ -1203,8 +4038,29 @@
       </w:pPr>
       <w:r>
         <w:tab/>
-        <w:t>b. Tempat sampah tertutup</w:t>
-      </w:r>
+        <w:t xml:space="preserve">b. </w:t>
+      </w:r>
+      <w:proofErr w:type="spellStart"/>
+      <w:r>
+        <w:t>Tempat</w:t>
+      </w:r>
+      <w:proofErr w:type="spellEnd"/>
+      <w:r>
+        <w:t xml:space="preserve"> </w:t>
+      </w:r>
+      <w:proofErr w:type="spellStart"/>
+      <w:r>
+        <w:t>sampah</w:t>
+      </w:r>
+      <w:proofErr w:type="spellEnd"/>
+      <w:r>
+        <w:t xml:space="preserve"> </w:t>
+      </w:r>
+      <w:proofErr w:type="spellStart"/>
+      <w:r>
+        <w:t>tertutup</w:t>
+      </w:r>
+      <w:proofErr w:type="spellEnd"/>
     </w:p>
     <w:p>
       <w:pPr>
@@ -1213,8 +4069,29 @@
       </w:pPr>
       <w:r>
         <w:tab/>
-        <w:t>c. Sampah diolah aman</w:t>
-      </w:r>
+        <w:t xml:space="preserve">c. </w:t>
+      </w:r>
+      <w:proofErr w:type="spellStart"/>
+      <w:r>
+        <w:t>Sampah</w:t>
+      </w:r>
+      <w:proofErr w:type="spellEnd"/>
+      <w:r>
+        <w:t xml:space="preserve"> </w:t>
+      </w:r>
+      <w:proofErr w:type="spellStart"/>
+      <w:r>
+        <w:t>diolah</w:t>
+      </w:r>
+      <w:proofErr w:type="spellEnd"/>
+      <w:r>
+        <w:t xml:space="preserve"> </w:t>
+      </w:r>
+      <w:proofErr w:type="spellStart"/>
+      <w:r>
+        <w:t>aman</w:t>
+      </w:r>
+      <w:proofErr w:type="spellEnd"/>
     </w:p>
     <w:p>
       <w:pPr>
@@ -1223,8 +4100,21 @@
       </w:pPr>
       <w:r>
         <w:tab/>
-        <w:t>d. Sampah dipilah</w:t>
-      </w:r>
+        <w:t xml:space="preserve">d. </w:t>
+      </w:r>
+      <w:proofErr w:type="spellStart"/>
+      <w:r>
+        <w:t>Sampah</w:t>
+      </w:r>
+      <w:proofErr w:type="spellEnd"/>
+      <w:r>
+        <w:t xml:space="preserve"> </w:t>
+      </w:r>
+      <w:proofErr w:type="spellStart"/>
+      <w:r>
+        <w:t>dipilah</w:t>
+      </w:r>
+      <w:proofErr w:type="spellEnd"/>
     </w:p>
     <w:p>
       <w:pPr>
@@ -1236,7 +4126,89 @@
       </w:r>
       <w:r>
         <w:tab/>
-        <w:t>PILAR 5 Limbah (( jawaban pilihan dalam bentuk checkbox  Ya dan Tidak  dalam setiap pertanyaan)</w:t>
+        <w:t xml:space="preserve">PILAR 5 </w:t>
+      </w:r>
+      <w:proofErr w:type="spellStart"/>
+      <w:r>
+        <w:t>Limbah</w:t>
+      </w:r>
+      <w:proofErr w:type="spellEnd"/>
+      <w:r>
+        <w:t xml:space="preserve"> </w:t>
+      </w:r>
+      <w:proofErr w:type="gramStart"/>
+      <w:r>
+        <w:t xml:space="preserve">(( </w:t>
+      </w:r>
+      <w:proofErr w:type="spellStart"/>
+      <w:r>
+        <w:t>jawaban</w:t>
+      </w:r>
+      <w:proofErr w:type="spellEnd"/>
+      <w:proofErr w:type="gramEnd"/>
+      <w:r>
+        <w:t xml:space="preserve"> </w:t>
+      </w:r>
+      <w:proofErr w:type="spellStart"/>
+      <w:r>
+        <w:t>pilihan</w:t>
+      </w:r>
+      <w:proofErr w:type="spellEnd"/>
+      <w:r>
+        <w:t xml:space="preserve"> </w:t>
+      </w:r>
+      <w:proofErr w:type="spellStart"/>
+      <w:r>
+        <w:t>dalam</w:t>
+      </w:r>
+      <w:proofErr w:type="spellEnd"/>
+      <w:r>
+        <w:t xml:space="preserve"> </w:t>
+      </w:r>
+      <w:proofErr w:type="spellStart"/>
+      <w:r>
+        <w:t>bentuk</w:t>
+      </w:r>
+      <w:proofErr w:type="spellEnd"/>
+      <w:r>
+        <w:t xml:space="preserve"> </w:t>
+      </w:r>
+      <w:proofErr w:type="gramStart"/>
+      <w:r>
+        <w:t>checkbox  Ya</w:t>
+      </w:r>
+      <w:proofErr w:type="gramEnd"/>
+      <w:r>
+        <w:t xml:space="preserve"> dan </w:t>
+      </w:r>
+      <w:proofErr w:type="gramStart"/>
+      <w:r>
+        <w:t xml:space="preserve">Tidak  </w:t>
+      </w:r>
+      <w:proofErr w:type="spellStart"/>
+      <w:r>
+        <w:t>dalam</w:t>
+      </w:r>
+      <w:proofErr w:type="spellEnd"/>
+      <w:proofErr w:type="gramEnd"/>
+      <w:r>
+        <w:t xml:space="preserve"> </w:t>
+      </w:r>
+      <w:proofErr w:type="spellStart"/>
+      <w:r>
+        <w:t>setiap</w:t>
+      </w:r>
+      <w:proofErr w:type="spellEnd"/>
+      <w:r>
+        <w:t xml:space="preserve"> </w:t>
+      </w:r>
+      <w:proofErr w:type="spellStart"/>
+      <w:r>
+        <w:t>pertanyaan</w:t>
+      </w:r>
+      <w:proofErr w:type="spellEnd"/>
+      <w:r>
+        <w:t>)</w:t>
       </w:r>
     </w:p>
     <w:p>
@@ -1256,8 +4228,29 @@
         <w:jc w:val="both"/>
       </w:pPr>
       <w:r>
-        <w:t>Tidak ada genangan limbah</w:t>
-      </w:r>
+        <w:t xml:space="preserve">Tidak </w:t>
+      </w:r>
+      <w:proofErr w:type="spellStart"/>
+      <w:r>
+        <w:t>ada</w:t>
+      </w:r>
+      <w:proofErr w:type="spellEnd"/>
+      <w:r>
+        <w:t xml:space="preserve"> </w:t>
+      </w:r>
+      <w:proofErr w:type="spellStart"/>
+      <w:r>
+        <w:t>genangan</w:t>
+      </w:r>
+      <w:proofErr w:type="spellEnd"/>
+      <w:r>
+        <w:t xml:space="preserve"> </w:t>
+      </w:r>
+      <w:proofErr w:type="spellStart"/>
+      <w:r>
+        <w:t>limbah</w:t>
+      </w:r>
+      <w:proofErr w:type="spellEnd"/>
     </w:p>
     <w:p>
       <w:pPr>
@@ -1269,9 +4262,27 @@
         <w:spacing w:after="0" w:line="240" w:lineRule="auto"/>
         <w:jc w:val="both"/>
       </w:pPr>
-      <w:r>
-        <w:t>Saluran limbah kedap</w:t>
-      </w:r>
+      <w:proofErr w:type="spellStart"/>
+      <w:r>
+        <w:t>Saluran</w:t>
+      </w:r>
+      <w:proofErr w:type="spellEnd"/>
+      <w:r>
+        <w:t xml:space="preserve"> </w:t>
+      </w:r>
+      <w:proofErr w:type="spellStart"/>
+      <w:r>
+        <w:t>limbah</w:t>
+      </w:r>
+      <w:proofErr w:type="spellEnd"/>
+      <w:r>
+        <w:t xml:space="preserve"> </w:t>
+      </w:r>
+      <w:proofErr w:type="spellStart"/>
+      <w:r>
+        <w:t>kedap</w:t>
+      </w:r>
+      <w:proofErr w:type="spellEnd"/>
     </w:p>
     <w:p>
       <w:pPr>
@@ -1284,7 +4295,15 @@
         <w:jc w:val="both"/>
       </w:pPr>
       <w:r>
-        <w:t>Ada resapan /IPAL</w:t>
+        <w:t xml:space="preserve">Ada </w:t>
+      </w:r>
+      <w:proofErr w:type="spellStart"/>
+      <w:r>
+        <w:t>resapan</w:t>
+      </w:r>
+      <w:proofErr w:type="spellEnd"/>
+      <w:r>
+        <w:t xml:space="preserve"> /IPAL</w:t>
       </w:r>
     </w:p>
     <w:p>
@@ -1297,7 +4316,81 @@
       </w:r>
       <w:r>
         <w:tab/>
-        <w:t>PKURT ( jawaban pilihan dalam bentuk checkbox  Ya dan Tidak  dalam setiap pertanyaan)</w:t>
+        <w:t xml:space="preserve">PKURT </w:t>
+      </w:r>
+      <w:proofErr w:type="gramStart"/>
+      <w:r>
+        <w:t xml:space="preserve">( </w:t>
+      </w:r>
+      <w:proofErr w:type="spellStart"/>
+      <w:r>
+        <w:t>jawaban</w:t>
+      </w:r>
+      <w:proofErr w:type="spellEnd"/>
+      <w:proofErr w:type="gramEnd"/>
+      <w:r>
+        <w:t xml:space="preserve"> </w:t>
+      </w:r>
+      <w:proofErr w:type="spellStart"/>
+      <w:r>
+        <w:t>pilihan</w:t>
+      </w:r>
+      <w:proofErr w:type="spellEnd"/>
+      <w:r>
+        <w:t xml:space="preserve"> </w:t>
+      </w:r>
+      <w:proofErr w:type="spellStart"/>
+      <w:r>
+        <w:t>dalam</w:t>
+      </w:r>
+      <w:proofErr w:type="spellEnd"/>
+      <w:r>
+        <w:t xml:space="preserve"> </w:t>
+      </w:r>
+      <w:proofErr w:type="spellStart"/>
+      <w:r>
+        <w:t>bentuk</w:t>
+      </w:r>
+      <w:proofErr w:type="spellEnd"/>
+      <w:r>
+        <w:t xml:space="preserve"> </w:t>
+      </w:r>
+      <w:proofErr w:type="gramStart"/>
+      <w:r>
+        <w:t>checkbox  Ya</w:t>
+      </w:r>
+      <w:proofErr w:type="gramEnd"/>
+      <w:r>
+        <w:t xml:space="preserve"> dan </w:t>
+      </w:r>
+      <w:proofErr w:type="gramStart"/>
+      <w:r>
+        <w:t xml:space="preserve">Tidak  </w:t>
+      </w:r>
+      <w:proofErr w:type="spellStart"/>
+      <w:r>
+        <w:t>dalam</w:t>
+      </w:r>
+      <w:proofErr w:type="spellEnd"/>
+      <w:proofErr w:type="gramEnd"/>
+      <w:r>
+        <w:t xml:space="preserve"> </w:t>
+      </w:r>
+      <w:proofErr w:type="spellStart"/>
+      <w:r>
+        <w:t>setiap</w:t>
+      </w:r>
+      <w:proofErr w:type="spellEnd"/>
+      <w:r>
+        <w:t xml:space="preserve"> </w:t>
+      </w:r>
+      <w:proofErr w:type="spellStart"/>
+      <w:r>
+        <w:t>pertanyaan</w:t>
+      </w:r>
+      <w:proofErr w:type="spellEnd"/>
+      <w:r>
+        <w:t>)</w:t>
       </w:r>
     </w:p>
     <w:p>
@@ -1307,8 +4400,29 @@
       </w:pPr>
       <w:r>
         <w:tab/>
-        <w:t>a. Jendela kamar dibuka</w:t>
-      </w:r>
+        <w:t xml:space="preserve">a. </w:t>
+      </w:r>
+      <w:proofErr w:type="spellStart"/>
+      <w:r>
+        <w:t>Jendela</w:t>
+      </w:r>
+      <w:proofErr w:type="spellEnd"/>
+      <w:r>
+        <w:t xml:space="preserve"> </w:t>
+      </w:r>
+      <w:proofErr w:type="spellStart"/>
+      <w:r>
+        <w:t>kamar</w:t>
+      </w:r>
+      <w:proofErr w:type="spellEnd"/>
+      <w:r>
+        <w:t xml:space="preserve"> </w:t>
+      </w:r>
+      <w:proofErr w:type="spellStart"/>
+      <w:r>
+        <w:t>dibuka</w:t>
+      </w:r>
+      <w:proofErr w:type="spellEnd"/>
     </w:p>
     <w:p>
       <w:pPr>
@@ -1317,8 +4431,37 @@
       </w:pPr>
       <w:r>
         <w:tab/>
-        <w:t>b. Jendela ruang keluarga dibuka</w:t>
-      </w:r>
+        <w:t xml:space="preserve">b. </w:t>
+      </w:r>
+      <w:proofErr w:type="spellStart"/>
+      <w:r>
+        <w:t>Jendela</w:t>
+      </w:r>
+      <w:proofErr w:type="spellEnd"/>
+      <w:r>
+        <w:t xml:space="preserve"> </w:t>
+      </w:r>
+      <w:proofErr w:type="spellStart"/>
+      <w:r>
+        <w:t>ruang</w:t>
+      </w:r>
+      <w:proofErr w:type="spellEnd"/>
+      <w:r>
+        <w:t xml:space="preserve"> </w:t>
+      </w:r>
+      <w:proofErr w:type="spellStart"/>
+      <w:r>
+        <w:t>keluarga</w:t>
+      </w:r>
+      <w:proofErr w:type="spellEnd"/>
+      <w:r>
+        <w:t xml:space="preserve"> </w:t>
+      </w:r>
+      <w:proofErr w:type="spellStart"/>
+      <w:r>
+        <w:t>dibuka</w:t>
+      </w:r>
+      <w:proofErr w:type="spellEnd"/>
     </w:p>
     <w:p>
       <w:pPr>
@@ -1327,8 +4470,13 @@
       </w:pPr>
       <w:r>
         <w:tab/>
-        <w:t>c. Ada Ventilasi</w:t>
-      </w:r>
+        <w:t xml:space="preserve">c. Ada </w:t>
+      </w:r>
+      <w:proofErr w:type="spellStart"/>
+      <w:r>
+        <w:t>Ventilasi</w:t>
+      </w:r>
+      <w:proofErr w:type="spellEnd"/>
     </w:p>
     <w:p>
       <w:pPr>
@@ -1337,8 +4485,21 @@
       </w:pPr>
       <w:r>
         <w:tab/>
-        <w:t>d. Ada lubang asap dapur</w:t>
-      </w:r>
+        <w:t xml:space="preserve">d. Ada </w:t>
+      </w:r>
+      <w:proofErr w:type="spellStart"/>
+      <w:r>
+        <w:t>lubang</w:t>
+      </w:r>
+      <w:proofErr w:type="spellEnd"/>
+      <w:r>
+        <w:t xml:space="preserve"> asap </w:t>
+      </w:r>
+      <w:proofErr w:type="spellStart"/>
+      <w:r>
+        <w:t>dapur</w:t>
+      </w:r>
+      <w:proofErr w:type="spellEnd"/>
     </w:p>
     <w:p>
       <w:pPr>
@@ -1347,8 +4508,13 @@
       </w:pPr>
       <w:r>
         <w:tab/>
-        <w:t>e. Ada Cahaya alami</w:t>
-      </w:r>
+        <w:t xml:space="preserve">e. Ada Cahaya </w:t>
+      </w:r>
+      <w:proofErr w:type="spellStart"/>
+      <w:r>
+        <w:t>alami</w:t>
+      </w:r>
+      <w:proofErr w:type="spellEnd"/>
     </w:p>
     <w:p>
       <w:pPr>
@@ -1360,22 +4526,43 @@
         <w:t xml:space="preserve">f. </w:t>
       </w:r>
       <w:r>
-        <w:t>Tidak merokok dirumah</w:t>
-      </w:r>
-    </w:p>
-    <w:p>
-      <w:pPr>
-        <w:spacing w:after="0" w:line="240" w:lineRule="auto"/>
-        <w:jc w:val="both"/>
-      </w:pPr>
-    </w:p>
-    <w:p>
-      <w:pPr>
-        <w:spacing w:after="0" w:line="240" w:lineRule="auto"/>
-        <w:jc w:val="both"/>
-      </w:pPr>
-      <w:r>
-        <w:t xml:space="preserve">Fitur KLIK , SIMPAN, UBAH, HAPUS </w:t>
+        <w:t xml:space="preserve">Tidak </w:t>
+      </w:r>
+      <w:proofErr w:type="spellStart"/>
+      <w:r>
+        <w:t>merokok</w:t>
+      </w:r>
+      <w:proofErr w:type="spellEnd"/>
+      <w:r>
+        <w:t xml:space="preserve"> </w:t>
+      </w:r>
+      <w:proofErr w:type="spellStart"/>
+      <w:r>
+        <w:t>dirumah</w:t>
+      </w:r>
+      <w:proofErr w:type="spellEnd"/>
+    </w:p>
+    <w:p>
+      <w:pPr>
+        <w:spacing w:after="0" w:line="240" w:lineRule="auto"/>
+        <w:jc w:val="both"/>
+      </w:pPr>
+    </w:p>
+    <w:p>
+      <w:pPr>
+        <w:spacing w:after="0" w:line="240" w:lineRule="auto"/>
+        <w:jc w:val="both"/>
+      </w:pPr>
+      <w:r>
+        <w:t xml:space="preserve">Fitur </w:t>
+      </w:r>
+      <w:proofErr w:type="gramStart"/>
+      <w:r>
+        <w:t>KLIK ,</w:t>
+      </w:r>
+      <w:proofErr w:type="gramEnd"/>
+      <w:r>
+        <w:t xml:space="preserve"> SIMPAN, UBAH, HAPUS </w:t>
       </w:r>
       <w:r>
         <w:tab/>
@@ -1393,7 +4580,39 @@
         <w:jc w:val="both"/>
       </w:pPr>
       <w:r>
-        <w:t>Fitur Eksport Import ( sesuai dengan format query /kolom entry )</w:t>
+        <w:t xml:space="preserve">Fitur </w:t>
+      </w:r>
+      <w:proofErr w:type="spellStart"/>
+      <w:r>
+        <w:t>Eksport</w:t>
+      </w:r>
+      <w:proofErr w:type="spellEnd"/>
+      <w:r>
+        <w:t xml:space="preserve"> Import ( </w:t>
+      </w:r>
+      <w:proofErr w:type="spellStart"/>
+      <w:r>
+        <w:t>sesuai</w:t>
+      </w:r>
+      <w:proofErr w:type="spellEnd"/>
+      <w:r>
+        <w:t xml:space="preserve"> </w:t>
+      </w:r>
+      <w:proofErr w:type="spellStart"/>
+      <w:r>
+        <w:t>dengan</w:t>
+      </w:r>
+      <w:proofErr w:type="spellEnd"/>
+      <w:r>
+        <w:t xml:space="preserve"> format query /</w:t>
+      </w:r>
+      <w:proofErr w:type="spellStart"/>
+      <w:r>
+        <w:t>kolom</w:t>
+      </w:r>
+      <w:proofErr w:type="spellEnd"/>
+      <w:r>
+        <w:t xml:space="preserve"> entry )</w:t>
       </w:r>
       <w:r>
         <w:tab/>
@@ -1410,29 +4629,84 @@
         <w:spacing w:after="0" w:line="240" w:lineRule="auto"/>
         <w:jc w:val="both"/>
       </w:pPr>
-      <w:r>
-        <w:t>Untuk buka aplikasi</w:t>
-      </w:r>
-    </w:p>
-    <w:p>
-      <w:pPr>
-        <w:spacing w:after="0" w:line="240" w:lineRule="auto"/>
-        <w:jc w:val="both"/>
-      </w:pPr>
-    </w:p>
-    <w:p>
-      <w:pPr>
-        <w:spacing w:after="0" w:line="240" w:lineRule="auto"/>
-        <w:jc w:val="both"/>
-      </w:pPr>
-      <w:r>
-        <w:t>Buka terminal  lalu copy paste perintah ini  “</w:t>
-      </w:r>
-      <w:r>
-        <w:t>npm run dev</w:t>
-      </w:r>
-      <w:r>
-        <w:t>” tekan enter</w:t>
+      <w:proofErr w:type="spellStart"/>
+      <w:r>
+        <w:t>Untuk</w:t>
+      </w:r>
+      <w:proofErr w:type="spellEnd"/>
+      <w:r>
+        <w:t xml:space="preserve"> </w:t>
+      </w:r>
+      <w:proofErr w:type="spellStart"/>
+      <w:r>
+        <w:t>buka</w:t>
+      </w:r>
+      <w:proofErr w:type="spellEnd"/>
+      <w:r>
+        <w:t xml:space="preserve"> </w:t>
+      </w:r>
+      <w:proofErr w:type="spellStart"/>
+      <w:r>
+        <w:t>aplikasi</w:t>
+      </w:r>
+      <w:proofErr w:type="spellEnd"/>
+    </w:p>
+    <w:p>
+      <w:pPr>
+        <w:spacing w:after="0" w:line="240" w:lineRule="auto"/>
+        <w:jc w:val="both"/>
+      </w:pPr>
+    </w:p>
+    <w:p>
+      <w:pPr>
+        <w:spacing w:after="0" w:line="240" w:lineRule="auto"/>
+        <w:jc w:val="both"/>
+      </w:pPr>
+      <w:r>
+        <w:t xml:space="preserve">Buka terminal  </w:t>
+      </w:r>
+      <w:proofErr w:type="spellStart"/>
+      <w:r>
+        <w:t>lalu</w:t>
+      </w:r>
+      <w:proofErr w:type="spellEnd"/>
+      <w:r>
+        <w:t xml:space="preserve"> copy paste </w:t>
+      </w:r>
+      <w:proofErr w:type="spellStart"/>
+      <w:r>
+        <w:t>perintah</w:t>
+      </w:r>
+      <w:proofErr w:type="spellEnd"/>
+      <w:r>
+        <w:t xml:space="preserve"> </w:t>
+      </w:r>
+      <w:proofErr w:type="spellStart"/>
+      <w:r>
+        <w:t>ini</w:t>
+      </w:r>
+      <w:proofErr w:type="spellEnd"/>
+      <w:r>
+        <w:t xml:space="preserve">  “</w:t>
+      </w:r>
+      <w:proofErr w:type="spellStart"/>
+      <w:r>
+        <w:t>npm</w:t>
+      </w:r>
+      <w:proofErr w:type="spellEnd"/>
+      <w:r>
+        <w:t xml:space="preserve"> run dev</w:t>
+      </w:r>
+      <w:r>
+        <w:t xml:space="preserve">” </w:t>
+      </w:r>
+      <w:proofErr w:type="spellStart"/>
+      <w:r>
+        <w:t>tekan</w:t>
+      </w:r>
+      <w:proofErr w:type="spellEnd"/>
+      <w:r>
+        <w:t xml:space="preserve"> enter</w:t>
       </w:r>
       <w:r>
         <w:t xml:space="preserve"> update local </w:t>
@@ -1443,48 +4717,111 @@
         <w:spacing w:after="0" w:line="240" w:lineRule="auto"/>
         <w:jc w:val="both"/>
       </w:pPr>
-      <w:r>
-        <w:t>redensial default setelah migrasi ini dijalankan:</w:t>
-      </w:r>
-    </w:p>
-    <w:p>
-      <w:pPr>
-        <w:spacing w:after="0" w:line="240" w:lineRule="auto"/>
-        <w:jc w:val="both"/>
-      </w:pPr>
-    </w:p>
-    <w:p>
-      <w:pPr>
-        <w:spacing w:after="0" w:line="240" w:lineRule="auto"/>
-        <w:jc w:val="both"/>
-      </w:pPr>
-    </w:p>
-    <w:p>
-      <w:pPr>
-        <w:spacing w:after="0" w:line="240" w:lineRule="auto"/>
-        <w:jc w:val="both"/>
-      </w:pPr>
-      <w:r>
-        <w:t xml:space="preserve">Deploy vercel via terminal  </w:t>
-      </w:r>
-      <w:r>
-        <w:t>npx vercel --prod</w:t>
-      </w:r>
-    </w:p>
-    <w:p>
-      <w:pPr>
-        <w:spacing w:after="0" w:line="240" w:lineRule="auto"/>
-        <w:jc w:val="both"/>
-      </w:pPr>
-    </w:p>
-    <w:p>
-      <w:pPr>
-        <w:spacing w:after="0" w:line="240" w:lineRule="auto"/>
-        <w:jc w:val="both"/>
-      </w:pPr>
-      <w:r>
-        <w:t>Email: admin@sigesit.local</w:t>
-      </w:r>
+      <w:proofErr w:type="spellStart"/>
+      <w:r>
+        <w:t>redensial</w:t>
+      </w:r>
+      <w:proofErr w:type="spellEnd"/>
+      <w:r>
+        <w:t xml:space="preserve"> default </w:t>
+      </w:r>
+      <w:proofErr w:type="spellStart"/>
+      <w:r>
+        <w:t>setelah</w:t>
+      </w:r>
+      <w:proofErr w:type="spellEnd"/>
+      <w:r>
+        <w:t xml:space="preserve"> </w:t>
+      </w:r>
+      <w:proofErr w:type="spellStart"/>
+      <w:r>
+        <w:t>migrasi</w:t>
+      </w:r>
+      <w:proofErr w:type="spellEnd"/>
+      <w:r>
+        <w:t xml:space="preserve"> </w:t>
+      </w:r>
+      <w:proofErr w:type="spellStart"/>
+      <w:r>
+        <w:t>ini</w:t>
+      </w:r>
+      <w:proofErr w:type="spellEnd"/>
+      <w:r>
+        <w:t xml:space="preserve"> </w:t>
+      </w:r>
+      <w:proofErr w:type="spellStart"/>
+      <w:r>
+        <w:t>dijalankan</w:t>
+      </w:r>
+      <w:proofErr w:type="spellEnd"/>
+      <w:r>
+        <w:t>:</w:t>
+      </w:r>
+    </w:p>
+    <w:p>
+      <w:pPr>
+        <w:spacing w:after="0" w:line="240" w:lineRule="auto"/>
+        <w:jc w:val="both"/>
+      </w:pPr>
+    </w:p>
+    <w:p>
+      <w:pPr>
+        <w:spacing w:after="0" w:line="240" w:lineRule="auto"/>
+        <w:jc w:val="both"/>
+      </w:pPr>
+    </w:p>
+    <w:p>
+      <w:pPr>
+        <w:spacing w:after="0" w:line="240" w:lineRule="auto"/>
+        <w:jc w:val="both"/>
+      </w:pPr>
+      <w:r>
+        <w:t xml:space="preserve">Deploy </w:t>
+      </w:r>
+      <w:proofErr w:type="spellStart"/>
+      <w:r>
+        <w:t>vercel</w:t>
+      </w:r>
+      <w:proofErr w:type="spellEnd"/>
+      <w:r>
+        <w:t xml:space="preserve"> via terminal  </w:t>
+      </w:r>
+      <w:proofErr w:type="spellStart"/>
+      <w:r>
+        <w:t>npx</w:t>
+      </w:r>
+      <w:proofErr w:type="spellEnd"/>
+      <w:r>
+        <w:t xml:space="preserve"> </w:t>
+      </w:r>
+      <w:proofErr w:type="spellStart"/>
+      <w:r>
+        <w:t>vercel</w:t>
+      </w:r>
+      <w:proofErr w:type="spellEnd"/>
+      <w:r>
+        <w:t xml:space="preserve"> --prod</w:t>
+      </w:r>
+    </w:p>
+    <w:p>
+      <w:pPr>
+        <w:spacing w:after="0" w:line="240" w:lineRule="auto"/>
+        <w:jc w:val="both"/>
+      </w:pPr>
+    </w:p>
+    <w:p>
+      <w:pPr>
+        <w:spacing w:after="0" w:line="240" w:lineRule="auto"/>
+        <w:jc w:val="both"/>
+      </w:pPr>
+      <w:r>
+        <w:t xml:space="preserve">Email: </w:t>
+      </w:r>
+      <w:proofErr w:type="spellStart"/>
+      <w:r>
+        <w:t>admin@sigesit.local</w:t>
+      </w:r>
+      <w:proofErr w:type="spellEnd"/>
     </w:p>
     <w:p>
       <w:pPr>
@@ -1521,23 +4858,44 @@
         <w:spacing w:after="0" w:line="240" w:lineRule="auto"/>
         <w:jc w:val="both"/>
       </w:pPr>
-      <w:r>
-        <w:t>Tgl 28 08 2026</w:t>
-      </w:r>
-    </w:p>
-    <w:p>
-      <w:pPr>
-        <w:spacing w:after="0" w:line="240" w:lineRule="auto"/>
-        <w:jc w:val="both"/>
-      </w:pPr>
-    </w:p>
-    <w:p>
-      <w:pPr>
-        <w:spacing w:after="0" w:line="240" w:lineRule="auto"/>
-        <w:jc w:val="both"/>
-      </w:pPr>
-      <w:r>
-        <w:t xml:space="preserve">Modul Wilayah tidak berfungsi </w:t>
+      <w:proofErr w:type="spellStart"/>
+      <w:r>
+        <w:t>Tgl</w:t>
+      </w:r>
+      <w:proofErr w:type="spellEnd"/>
+      <w:r>
+        <w:t xml:space="preserve"> 28 08 2026</w:t>
+      </w:r>
+    </w:p>
+    <w:p>
+      <w:pPr>
+        <w:spacing w:after="0" w:line="240" w:lineRule="auto"/>
+        <w:jc w:val="both"/>
+      </w:pPr>
+    </w:p>
+    <w:p>
+      <w:pPr>
+        <w:spacing w:after="0" w:line="240" w:lineRule="auto"/>
+        <w:jc w:val="both"/>
+      </w:pPr>
+      <w:r>
+        <w:t xml:space="preserve">Modul Wilayah </w:t>
+      </w:r>
+      <w:proofErr w:type="spellStart"/>
+      <w:r>
+        <w:t>tidak</w:t>
+      </w:r>
+      <w:proofErr w:type="spellEnd"/>
+      <w:r>
+        <w:t xml:space="preserve"> </w:t>
+      </w:r>
+      <w:proofErr w:type="spellStart"/>
+      <w:r>
+        <w:t>berfungsi</w:t>
+      </w:r>
+      <w:proofErr w:type="spellEnd"/>
+      <w:r>
+        <w:t xml:space="preserve"> </w:t>
       </w:r>
     </w:p>
     <w:p>
@@ -1554,7 +4912,36 @@
         <w:jc w:val="both"/>
       </w:pPr>
       <w:r>
-        <w:t>Modul ini untuk Entry Data Kelurahan ,RW dan RT</w:t>
+        <w:t xml:space="preserve">Modul </w:t>
+      </w:r>
+      <w:proofErr w:type="spellStart"/>
+      <w:r>
+        <w:t>ini</w:t>
+      </w:r>
+      <w:proofErr w:type="spellEnd"/>
+      <w:r>
+        <w:t xml:space="preserve"> </w:t>
+      </w:r>
+      <w:proofErr w:type="spellStart"/>
+      <w:r>
+        <w:t>untuk</w:t>
+      </w:r>
+      <w:proofErr w:type="spellEnd"/>
+      <w:r>
+        <w:t xml:space="preserve"> Entry Data </w:t>
+      </w:r>
+      <w:proofErr w:type="spellStart"/>
+      <w:proofErr w:type="gramStart"/>
+      <w:r>
+        <w:t>Kelurahan</w:t>
+      </w:r>
+      <w:proofErr w:type="spellEnd"/>
+      <w:r>
+        <w:t xml:space="preserve"> ,RW</w:t>
+      </w:r>
+      <w:proofErr w:type="gramEnd"/>
+      <w:r>
+        <w:t xml:space="preserve"> dan RT</w:t>
       </w:r>
     </w:p>
     <w:p>
@@ -1565,8 +4952,52 @@
       </w:pPr>
       <w:r>
         <w:tab/>
-        <w:t>Dimana  RT termapping dengan RW dan RW termapping dengan Keluaran</w:t>
-      </w:r>
+      </w:r>
+      <w:proofErr w:type="gramStart"/>
+      <w:r>
+        <w:t>Dimana  RT</w:t>
+      </w:r>
+      <w:proofErr w:type="gramEnd"/>
+      <w:r>
+        <w:t xml:space="preserve"> </w:t>
+      </w:r>
+      <w:proofErr w:type="spellStart"/>
+      <w:r>
+        <w:t>termapping</w:t>
+      </w:r>
+      <w:proofErr w:type="spellEnd"/>
+      <w:r>
+        <w:t xml:space="preserve"> </w:t>
+      </w:r>
+      <w:proofErr w:type="spellStart"/>
+      <w:r>
+        <w:t>dengan</w:t>
+      </w:r>
+      <w:proofErr w:type="spellEnd"/>
+      <w:r>
+        <w:t xml:space="preserve"> RW dan RW </w:t>
+      </w:r>
+      <w:proofErr w:type="spellStart"/>
+      <w:r>
+        <w:t>termapping</w:t>
+      </w:r>
+      <w:proofErr w:type="spellEnd"/>
+      <w:r>
+        <w:t xml:space="preserve"> </w:t>
+      </w:r>
+      <w:proofErr w:type="spellStart"/>
+      <w:r>
+        <w:t>dengan</w:t>
+      </w:r>
+      <w:proofErr w:type="spellEnd"/>
+      <w:r>
+        <w:t xml:space="preserve"> </w:t>
+      </w:r>
+      <w:proofErr w:type="spellStart"/>
+      <w:r>
+        <w:t>Keluaran</w:t>
+      </w:r>
+      <w:proofErr w:type="spellEnd"/>
     </w:p>
     <w:p>
       <w:pPr>
@@ -1576,8 +5007,135 @@
       </w:pPr>
       <w:r>
         <w:tab/>
-        <w:t>Ada fungsi Edit dan hapus  ( untuk hapus , berfungsi jika tidak ada data yang termapping, jika sudah ada  harus di hapus terlebih dahulu data yang termapping</w:t>
-      </w:r>
+        <w:t xml:space="preserve">Ada </w:t>
+      </w:r>
+      <w:proofErr w:type="spellStart"/>
+      <w:r>
+        <w:t>fungsi</w:t>
+      </w:r>
+      <w:proofErr w:type="spellEnd"/>
+      <w:r>
+        <w:t xml:space="preserve"> Edit dan </w:t>
+      </w:r>
+      <w:proofErr w:type="gramStart"/>
+      <w:r>
+        <w:t>hapus  (</w:t>
+      </w:r>
+      <w:proofErr w:type="gramEnd"/>
+      <w:r>
+        <w:t xml:space="preserve"> </w:t>
+      </w:r>
+      <w:proofErr w:type="spellStart"/>
+      <w:r>
+        <w:t>untuk</w:t>
+      </w:r>
+      <w:proofErr w:type="spellEnd"/>
+      <w:r>
+        <w:t xml:space="preserve"> </w:t>
+      </w:r>
+      <w:proofErr w:type="gramStart"/>
+      <w:r>
+        <w:t>hapus ,</w:t>
+      </w:r>
+      <w:proofErr w:type="gramEnd"/>
+      <w:r>
+        <w:t xml:space="preserve"> </w:t>
+      </w:r>
+      <w:proofErr w:type="spellStart"/>
+      <w:r>
+        <w:t>berfungsi</w:t>
+      </w:r>
+      <w:proofErr w:type="spellEnd"/>
+      <w:r>
+        <w:t xml:space="preserve"> </w:t>
+      </w:r>
+      <w:proofErr w:type="spellStart"/>
+      <w:r>
+        <w:t>jika</w:t>
+      </w:r>
+      <w:proofErr w:type="spellEnd"/>
+      <w:r>
+        <w:t xml:space="preserve"> </w:t>
+      </w:r>
+      <w:proofErr w:type="spellStart"/>
+      <w:r>
+        <w:t>tidak</w:t>
+      </w:r>
+      <w:proofErr w:type="spellEnd"/>
+      <w:r>
+        <w:t xml:space="preserve"> </w:t>
+      </w:r>
+      <w:proofErr w:type="spellStart"/>
+      <w:r>
+        <w:t>ada</w:t>
+      </w:r>
+      <w:proofErr w:type="spellEnd"/>
+      <w:r>
+        <w:t xml:space="preserve"> data yang </w:t>
+      </w:r>
+      <w:proofErr w:type="spellStart"/>
+      <w:r>
+        <w:t>termapping</w:t>
+      </w:r>
+      <w:proofErr w:type="spellEnd"/>
+      <w:r>
+        <w:t xml:space="preserve">, </w:t>
+      </w:r>
+      <w:proofErr w:type="spellStart"/>
+      <w:r>
+        <w:t>jika</w:t>
+      </w:r>
+      <w:proofErr w:type="spellEnd"/>
+      <w:r>
+        <w:t xml:space="preserve"> </w:t>
+      </w:r>
+      <w:proofErr w:type="spellStart"/>
+      <w:r>
+        <w:t>sudah</w:t>
+      </w:r>
+      <w:proofErr w:type="spellEnd"/>
+      <w:r>
+        <w:t xml:space="preserve"> </w:t>
+      </w:r>
+      <w:proofErr w:type="spellStart"/>
+      <w:proofErr w:type="gramStart"/>
+      <w:r>
+        <w:t>ada</w:t>
+      </w:r>
+      <w:proofErr w:type="spellEnd"/>
+      <w:r>
+        <w:t xml:space="preserve">  </w:t>
+      </w:r>
+      <w:proofErr w:type="spellStart"/>
+      <w:r>
+        <w:t>harus</w:t>
+      </w:r>
+      <w:proofErr w:type="spellEnd"/>
+      <w:proofErr w:type="gramEnd"/>
+      <w:r>
+        <w:t xml:space="preserve"> di hapus </w:t>
+      </w:r>
+      <w:proofErr w:type="spellStart"/>
+      <w:r>
+        <w:t>terlebih</w:t>
+      </w:r>
+      <w:proofErr w:type="spellEnd"/>
+      <w:r>
+        <w:t xml:space="preserve"> </w:t>
+      </w:r>
+      <w:proofErr w:type="spellStart"/>
+      <w:r>
+        <w:t>dahulu</w:t>
+      </w:r>
+      <w:proofErr w:type="spellEnd"/>
+      <w:r>
+        <w:t xml:space="preserve"> data yang </w:t>
+      </w:r>
+      <w:proofErr w:type="spellStart"/>
+      <w:r>
+        <w:t>termapping</w:t>
+      </w:r>
+      <w:proofErr w:type="spellEnd"/>
     </w:p>
     <w:p>
       <w:pPr>
@@ -1606,8 +5164,21 @@
         <w:ind w:left="720"/>
         <w:jc w:val="both"/>
       </w:pPr>
-      <w:r>
-        <w:t xml:space="preserve">Tambahkan modul </w:t>
+      <w:proofErr w:type="spellStart"/>
+      <w:r>
+        <w:t>Tambahkan</w:t>
+      </w:r>
+      <w:proofErr w:type="spellEnd"/>
+      <w:r>
+        <w:t xml:space="preserve"> </w:t>
+      </w:r>
+      <w:proofErr w:type="spellStart"/>
+      <w:r>
+        <w:t>modul</w:t>
+      </w:r>
+      <w:proofErr w:type="spellEnd"/>
+      <w:r>
+        <w:t xml:space="preserve"> </w:t>
       </w:r>
     </w:p>
     <w:p>
@@ -1616,8 +5187,21 @@
         <w:ind w:left="720"/>
         <w:jc w:val="both"/>
       </w:pPr>
-      <w:r>
-        <w:t>Entry  Hasil Uji Pemeriksaan Air</w:t>
+      <w:proofErr w:type="gramStart"/>
+      <w:r>
+        <w:t>Entry  Hasil</w:t>
+      </w:r>
+      <w:proofErr w:type="gramEnd"/>
+      <w:r>
+        <w:t xml:space="preserve"> Uji </w:t>
+      </w:r>
+      <w:proofErr w:type="spellStart"/>
+      <w:r>
+        <w:t>Pemeriksaan</w:t>
+      </w:r>
+      <w:proofErr w:type="spellEnd"/>
+      <w:r>
+        <w:t xml:space="preserve"> Air</w:t>
       </w:r>
     </w:p>
     <w:p>
@@ -1643,9 +5227,59 @@
         <w:ind w:left="720"/>
         <w:jc w:val="both"/>
       </w:pPr>
-      <w:r>
-        <w:t>Lokasi  : Select Wilayah  data di ambil dari Database Lokasi  ( buat modul Lokasi )</w:t>
-      </w:r>
+      <w:proofErr w:type="gramStart"/>
+      <w:r>
+        <w:t>Lokasi  :</w:t>
+      </w:r>
+      <w:proofErr w:type="gramEnd"/>
+      <w:r>
+        <w:t xml:space="preserve"> Select </w:t>
+      </w:r>
+      <w:proofErr w:type="gramStart"/>
+      <w:r>
+        <w:t>Wilayah  data</w:t>
+      </w:r>
+      <w:proofErr w:type="gramEnd"/>
+      <w:r>
+        <w:t xml:space="preserve"> di </w:t>
+      </w:r>
+      <w:proofErr w:type="spellStart"/>
+      <w:r>
+        <w:t>ambil</w:t>
+      </w:r>
+      <w:proofErr w:type="spellEnd"/>
+      <w:r>
+        <w:t xml:space="preserve"> </w:t>
+      </w:r>
+      <w:proofErr w:type="spellStart"/>
+      <w:r>
+        <w:t>dari</w:t>
+      </w:r>
+      <w:proofErr w:type="spellEnd"/>
+      <w:r>
+        <w:t xml:space="preserve"> Database </w:t>
+      </w:r>
+      <w:proofErr w:type="gramStart"/>
+      <w:r>
+        <w:t>Lokasi  (</w:t>
+      </w:r>
+      <w:proofErr w:type="gramEnd"/>
+      <w:r>
+        <w:t xml:space="preserve"> buat </w:t>
+      </w:r>
+      <w:proofErr w:type="spellStart"/>
+      <w:r>
+        <w:t>modul</w:t>
+      </w:r>
+      <w:proofErr w:type="spellEnd"/>
+      <w:r>
+        <w:t xml:space="preserve"> </w:t>
+      </w:r>
+      <w:proofErr w:type="gramStart"/>
+      <w:r>
+        <w:t>Lokasi )</w:t>
+      </w:r>
+      <w:proofErr w:type="gramEnd"/>
     </w:p>
     <w:p>
       <w:pPr>
@@ -1653,9 +5287,61 @@
         <w:ind w:left="720"/>
         <w:jc w:val="both"/>
       </w:pPr>
-      <w:r>
-        <w:t>Tanggal  : select tanggal dari Kalender  ( default tgl sekarang )</w:t>
-      </w:r>
+      <w:proofErr w:type="spellStart"/>
+      <w:proofErr w:type="gramStart"/>
+      <w:r>
+        <w:t>Tanggal</w:t>
+      </w:r>
+      <w:proofErr w:type="spellEnd"/>
+      <w:r>
+        <w:t xml:space="preserve">  :</w:t>
+      </w:r>
+      <w:proofErr w:type="gramEnd"/>
+      <w:r>
+        <w:t xml:space="preserve"> select </w:t>
+      </w:r>
+      <w:proofErr w:type="spellStart"/>
+      <w:r>
+        <w:t>tanggal</w:t>
+      </w:r>
+      <w:proofErr w:type="spellEnd"/>
+      <w:r>
+        <w:t xml:space="preserve"> </w:t>
+      </w:r>
+      <w:proofErr w:type="spellStart"/>
+      <w:r>
+        <w:t>dari</w:t>
+      </w:r>
+      <w:proofErr w:type="spellEnd"/>
+      <w:r>
+        <w:t xml:space="preserve"> </w:t>
+      </w:r>
+      <w:proofErr w:type="gramStart"/>
+      <w:r>
+        <w:t>Kalender  (</w:t>
+      </w:r>
+      <w:proofErr w:type="gramEnd"/>
+      <w:r>
+        <w:t xml:space="preserve"> default </w:t>
+      </w:r>
+      <w:proofErr w:type="spellStart"/>
+      <w:r>
+        <w:t>tgl</w:t>
+      </w:r>
+      <w:proofErr w:type="spellEnd"/>
+      <w:r>
+        <w:t xml:space="preserve"> </w:t>
+      </w:r>
+      <w:proofErr w:type="spellStart"/>
+      <w:proofErr w:type="gramStart"/>
+      <w:r>
+        <w:t>sekarang</w:t>
+      </w:r>
+      <w:proofErr w:type="spellEnd"/>
+      <w:r>
+        <w:t xml:space="preserve"> )</w:t>
+      </w:r>
+      <w:proofErr w:type="gramEnd"/>
     </w:p>
     <w:p>
       <w:pPr>
@@ -1671,8 +5357,13 @@
         <w:jc w:val="both"/>
       </w:pPr>
       <w:r>
-        <w:t>Sub Form nya</w:t>
-      </w:r>
+        <w:t xml:space="preserve">Sub Form </w:t>
+      </w:r>
+      <w:proofErr w:type="spellStart"/>
+      <w:r>
+        <w:t>nya</w:t>
+      </w:r>
+      <w:proofErr w:type="spellEnd"/>
     </w:p>
     <w:p>
       <w:pPr>
@@ -1684,9 +5375,19 @@
         <w:spacing w:after="0" w:line="240" w:lineRule="auto"/>
         <w:jc w:val="both"/>
       </w:pPr>
-      <w:r>
-        <w:t>Pemeriksaan Parameter Fisik</w:t>
-      </w:r>
+      <w:proofErr w:type="spellStart"/>
+      <w:r>
+        <w:t>Pemeriksaan</w:t>
+      </w:r>
+      <w:proofErr w:type="spellEnd"/>
+      <w:r>
+        <w:t xml:space="preserve"> Parameter </w:t>
+      </w:r>
+      <w:proofErr w:type="spellStart"/>
+      <w:r>
+        <w:t>Fisik</w:t>
+      </w:r>
+      <w:proofErr w:type="spellEnd"/>
     </w:p>
     <w:p>
       <w:pPr>
@@ -1698,8 +5399,92 @@
         <w:spacing w:after="0" w:line="240" w:lineRule="auto"/>
         <w:jc w:val="both"/>
       </w:pPr>
-      <w:r>
-        <w:t>Suhu  = Free text  Satuan Select =  Kelvin  (K) ,Celcius ( C ) , Fahrenheit  (F), Reamur ( R )</w:t>
+      <w:proofErr w:type="spellStart"/>
+      <w:proofErr w:type="gramStart"/>
+      <w:r>
+        <w:t>Suhu</w:t>
+      </w:r>
+      <w:proofErr w:type="spellEnd"/>
+      <w:r>
+        <w:t xml:space="preserve">  =</w:t>
+      </w:r>
+      <w:proofErr w:type="gramEnd"/>
+      <w:r>
+        <w:t xml:space="preserve"> Free </w:t>
+      </w:r>
+      <w:proofErr w:type="gramStart"/>
+      <w:r>
+        <w:t xml:space="preserve">text  </w:t>
+      </w:r>
+      <w:proofErr w:type="spellStart"/>
+      <w:r>
+        <w:t>Satuan</w:t>
+      </w:r>
+      <w:proofErr w:type="spellEnd"/>
+      <w:proofErr w:type="gramEnd"/>
+      <w:r>
+        <w:t xml:space="preserve"> Select </w:t>
+      </w:r>
+      <w:proofErr w:type="gramStart"/>
+      <w:r>
+        <w:t>=  Kelvin</w:t>
+      </w:r>
+      <w:proofErr w:type="gramEnd"/>
+      <w:r>
+        <w:t xml:space="preserve">  (K</w:t>
+      </w:r>
+      <w:proofErr w:type="gramStart"/>
+      <w:r>
+        <w:t>) ,</w:t>
+      </w:r>
+      <w:proofErr w:type="spellStart"/>
+      <w:r>
+        <w:t>Celcius</w:t>
+      </w:r>
+      <w:proofErr w:type="spellEnd"/>
+      <w:proofErr w:type="gramEnd"/>
+      <w:r>
+        <w:t xml:space="preserve"> </w:t>
+      </w:r>
+      <w:proofErr w:type="gramStart"/>
+      <w:r>
+        <w:t>( C</w:t>
+      </w:r>
+      <w:proofErr w:type="gramEnd"/>
+      <w:r>
+        <w:t xml:space="preserve"> </w:t>
+      </w:r>
+      <w:proofErr w:type="gramStart"/>
+      <w:r>
+        <w:t>) ,</w:t>
+      </w:r>
+      <w:proofErr w:type="gramEnd"/>
+      <w:r>
+        <w:t xml:space="preserve"> </w:t>
+      </w:r>
+      <w:proofErr w:type="gramStart"/>
+      <w:r>
+        <w:t>Fahrenheit  (</w:t>
+      </w:r>
+      <w:proofErr w:type="gramEnd"/>
+      <w:r>
+        <w:t xml:space="preserve">F), </w:t>
+      </w:r>
+      <w:proofErr w:type="spellStart"/>
+      <w:r>
+        <w:t>Reamur</w:t>
+      </w:r>
+      <w:proofErr w:type="spellEnd"/>
+      <w:r>
+        <w:t xml:space="preserve"> </w:t>
+      </w:r>
+      <w:proofErr w:type="gramStart"/>
+      <w:r>
+        <w:t>( R</w:t>
+      </w:r>
+      <w:proofErr w:type="gramEnd"/>
+      <w:r>
+        <w:t xml:space="preserve"> )</w:t>
       </w:r>
     </w:p>
     <w:p>
@@ -1712,8 +5497,13 @@
         <w:spacing w:after="0" w:line="240" w:lineRule="auto"/>
         <w:jc w:val="both"/>
       </w:pPr>
-      <w:r>
-        <w:t>TDS  = free text</w:t>
+      <w:proofErr w:type="gramStart"/>
+      <w:r>
+        <w:t>TDS  =</w:t>
+      </w:r>
+      <w:proofErr w:type="gramEnd"/>
+      <w:r>
+        <w:t xml:space="preserve"> free text</w:t>
       </w:r>
     </w:p>
     <w:p>
@@ -1726,8 +5516,13 @@
         <w:spacing w:after="0" w:line="240" w:lineRule="auto"/>
         <w:jc w:val="both"/>
       </w:pPr>
-      <w:r>
-        <w:t>Kekeruhan = free text</w:t>
+      <w:proofErr w:type="spellStart"/>
+      <w:r>
+        <w:t>Kekeruhan</w:t>
+      </w:r>
+      <w:proofErr w:type="spellEnd"/>
+      <w:r>
+        <w:t xml:space="preserve"> = free text</w:t>
       </w:r>
     </w:p>
     <w:p>
@@ -1768,8 +5563,13 @@
         <w:spacing w:after="0" w:line="240" w:lineRule="auto"/>
         <w:jc w:val="both"/>
       </w:pPr>
-      <w:r>
-        <w:t>Pemeriksaan Kimia</w:t>
+      <w:proofErr w:type="spellStart"/>
+      <w:r>
+        <w:t>Pemeriksaan</w:t>
+      </w:r>
+      <w:proofErr w:type="spellEnd"/>
+      <w:r>
+        <w:t xml:space="preserve"> Kimia</w:t>
       </w:r>
     </w:p>
     <w:p>
@@ -1796,8 +5596,21 @@
         <w:spacing w:after="0" w:line="240" w:lineRule="auto"/>
         <w:jc w:val="both"/>
       </w:pPr>
-      <w:r>
-        <w:t>Nitrai (N’a)= Free text</w:t>
+      <w:proofErr w:type="spellStart"/>
+      <w:r>
+        <w:t>Nitrai</w:t>
+      </w:r>
+      <w:proofErr w:type="spellEnd"/>
+      <w:r>
+        <w:t xml:space="preserve"> (</w:t>
+      </w:r>
+      <w:proofErr w:type="spellStart"/>
+      <w:r>
+        <w:t>N’a</w:t>
+      </w:r>
+      <w:proofErr w:type="spellEnd"/>
+      <w:r>
+        <w:t>)= Free text</w:t>
       </w:r>
     </w:p>
     <w:p>
@@ -1810,8 +5623,18 @@
         <w:spacing w:after="0" w:line="240" w:lineRule="auto"/>
         <w:jc w:val="both"/>
       </w:pPr>
-      <w:r>
-        <w:t>Nitrat(Ni)= free text</w:t>
+      <w:proofErr w:type="spellStart"/>
+      <w:proofErr w:type="gramStart"/>
+      <w:r>
+        <w:t>Nitrat</w:t>
+      </w:r>
+      <w:proofErr w:type="spellEnd"/>
+      <w:r>
+        <w:t>(</w:t>
+      </w:r>
+      <w:proofErr w:type="gramEnd"/>
+      <w:r>
+        <w:t>Ni)= free text</w:t>
       </w:r>
     </w:p>
     <w:p>
@@ -1838,8 +5661,13 @@
         <w:spacing w:after="0" w:line="240" w:lineRule="auto"/>
         <w:jc w:val="both"/>
       </w:pPr>
-      <w:r>
-        <w:t>Besi(Fe) =free text</w:t>
+      <w:proofErr w:type="gramStart"/>
+      <w:r>
+        <w:t>Besi(</w:t>
+      </w:r>
+      <w:proofErr w:type="gramEnd"/>
+      <w:r>
+        <w:t>Fe) =free text</w:t>
       </w:r>
     </w:p>
     <w:p>
@@ -1852,8 +5680,13 @@
         <w:spacing w:after="0" w:line="240" w:lineRule="auto"/>
         <w:jc w:val="both"/>
       </w:pPr>
-      <w:r>
-        <w:t>Mangan(Mg) = free text</w:t>
+      <w:proofErr w:type="gramStart"/>
+      <w:r>
+        <w:t>Mangan(</w:t>
+      </w:r>
+      <w:proofErr w:type="gramEnd"/>
+      <w:r>
+        <w:t>Mg) = free text</w:t>
       </w:r>
     </w:p>
     <w:p>
@@ -1880,8 +5713,13 @@
         <w:spacing w:after="0" w:line="240" w:lineRule="auto"/>
         <w:jc w:val="both"/>
       </w:pPr>
-      <w:r>
-        <w:t>Fluorida (Fl) = free text</w:t>
+      <w:proofErr w:type="spellStart"/>
+      <w:r>
+        <w:t>Fluorida</w:t>
+      </w:r>
+      <w:proofErr w:type="spellEnd"/>
+      <w:r>
+        <w:t xml:space="preserve"> (Fl) = free text</w:t>
       </w:r>
     </w:p>
     <w:p>
@@ -1908,9 +5746,19 @@
         <w:spacing w:after="0" w:line="240" w:lineRule="auto"/>
         <w:jc w:val="both"/>
       </w:pPr>
-      <w:r>
-        <w:t>Pemeriksaan Mikrobiologi</w:t>
-      </w:r>
+      <w:proofErr w:type="spellStart"/>
+      <w:r>
+        <w:t>Pemeriksaan</w:t>
+      </w:r>
+      <w:proofErr w:type="spellEnd"/>
+      <w:r>
+        <w:t xml:space="preserve"> </w:t>
+      </w:r>
+      <w:proofErr w:type="spellStart"/>
+      <w:r>
+        <w:t>Mikrobiologi</w:t>
+      </w:r>
+      <w:proofErr w:type="spellEnd"/>
     </w:p>
     <w:p>
       <w:pPr>
@@ -1946,9 +5794,19 @@
         <w:ind w:firstLine="720"/>
         <w:jc w:val="both"/>
       </w:pPr>
-      <w:r>
-        <w:t>Tambah modul</w:t>
-      </w:r>
+      <w:proofErr w:type="spellStart"/>
+      <w:r>
+        <w:t>Tambah</w:t>
+      </w:r>
+      <w:proofErr w:type="spellEnd"/>
+      <w:r>
+        <w:t xml:space="preserve"> </w:t>
+      </w:r>
+      <w:proofErr w:type="spellStart"/>
+      <w:r>
+        <w:t>modul</w:t>
+      </w:r>
+      <w:proofErr w:type="spellEnd"/>
     </w:p>
     <w:p>
       <w:pPr>
@@ -1957,7 +5815,15 @@
         <w:jc w:val="both"/>
       </w:pPr>
       <w:r>
-        <w:t>Entry Hasil Uji Kualitas Udara</w:t>
+        <w:t xml:space="preserve">Entry Hasil Uji </w:t>
+      </w:r>
+      <w:proofErr w:type="spellStart"/>
+      <w:r>
+        <w:t>Kualitas</w:t>
+      </w:r>
+      <w:proofErr w:type="spellEnd"/>
+      <w:r>
+        <w:t xml:space="preserve"> Udara</w:t>
       </w:r>
     </w:p>
     <w:p>
@@ -1973,6 +5839,454 @@
       <w:r>
         <w:t xml:space="preserve"> </w:t>
       </w:r>
+      <w:proofErr w:type="spellStart"/>
+      <w:proofErr w:type="gramStart"/>
+      <w:r>
+        <w:t>Suhu</w:t>
+      </w:r>
+      <w:proofErr w:type="spellEnd"/>
+      <w:r>
+        <w:t xml:space="preserve">  </w:t>
+      </w:r>
+      <w:r>
+        <w:t>Free</w:t>
+      </w:r>
+      <w:proofErr w:type="gramEnd"/>
+      <w:r>
+        <w:t xml:space="preserve"> </w:t>
+      </w:r>
+      <w:proofErr w:type="gramStart"/>
+      <w:r>
+        <w:t xml:space="preserve">text  </w:t>
+      </w:r>
+      <w:proofErr w:type="spellStart"/>
+      <w:r>
+        <w:t>Satuan</w:t>
+      </w:r>
+      <w:proofErr w:type="spellEnd"/>
+      <w:proofErr w:type="gramEnd"/>
+      <w:r>
+        <w:t xml:space="preserve"> Select </w:t>
+      </w:r>
+      <w:proofErr w:type="gramStart"/>
+      <w:r>
+        <w:t>=  Kelvin</w:t>
+      </w:r>
+      <w:proofErr w:type="gramEnd"/>
+      <w:r>
+        <w:t xml:space="preserve">  (K</w:t>
+      </w:r>
+      <w:proofErr w:type="gramStart"/>
+      <w:r>
+        <w:t>) ,</w:t>
+      </w:r>
+      <w:proofErr w:type="spellStart"/>
+      <w:r>
+        <w:t>Celcius</w:t>
+      </w:r>
+      <w:proofErr w:type="spellEnd"/>
+      <w:proofErr w:type="gramEnd"/>
+      <w:r>
+        <w:t xml:space="preserve"> </w:t>
+      </w:r>
+      <w:proofErr w:type="gramStart"/>
+      <w:r>
+        <w:t>( C</w:t>
+      </w:r>
+      <w:proofErr w:type="gramEnd"/>
+      <w:r>
+        <w:t xml:space="preserve"> </w:t>
+      </w:r>
+      <w:proofErr w:type="gramStart"/>
+      <w:r>
+        <w:t>) ,</w:t>
+      </w:r>
+      <w:proofErr w:type="gramEnd"/>
+      <w:r>
+        <w:t xml:space="preserve"> </w:t>
+      </w:r>
+      <w:proofErr w:type="gramStart"/>
+      <w:r>
+        <w:t>Fahrenheit  (</w:t>
+      </w:r>
+      <w:proofErr w:type="gramEnd"/>
+      <w:r>
+        <w:t>F),</w:t>
+      </w:r>
+      <w:r>
+        <w:t xml:space="preserve"> = </w:t>
+      </w:r>
+      <w:proofErr w:type="spellStart"/>
+      <w:r>
+        <w:t>untuk</w:t>
+      </w:r>
+      <w:proofErr w:type="spellEnd"/>
+      <w:r>
+        <w:t xml:space="preserve"> </w:t>
+      </w:r>
+      <w:proofErr w:type="spellStart"/>
+      <w:r>
+        <w:t>isi</w:t>
+      </w:r>
+      <w:proofErr w:type="spellEnd"/>
+      <w:r>
+        <w:t xml:space="preserve"> </w:t>
+      </w:r>
+      <w:proofErr w:type="spellStart"/>
+      <w:r>
+        <w:t>hasilnya</w:t>
+      </w:r>
+      <w:proofErr w:type="spellEnd"/>
+      <w:r>
+        <w:t xml:space="preserve"> di buat field 3 </w:t>
+      </w:r>
+      <w:proofErr w:type="spellStart"/>
+      <w:r>
+        <w:t>kolom</w:t>
+      </w:r>
+      <w:proofErr w:type="spellEnd"/>
+      <w:r>
+        <w:t xml:space="preserve"> </w:t>
+      </w:r>
+    </w:p>
+    <w:p>
+      <w:pPr>
+        <w:pStyle w:val="ListParagraph"/>
+        <w:numPr>
+          <w:ilvl w:val="0"/>
+          <w:numId w:val="10"/>
+        </w:numPr>
+        <w:spacing w:after="0" w:line="240" w:lineRule="auto"/>
+        <w:jc w:val="both"/>
+      </w:pPr>
+      <w:proofErr w:type="spellStart"/>
+      <w:r>
+        <w:t>Kelembapan</w:t>
+      </w:r>
+      <w:proofErr w:type="spellEnd"/>
+      <w:r>
+        <w:t xml:space="preserve"> = </w:t>
+      </w:r>
+      <w:proofErr w:type="spellStart"/>
+      <w:r>
+        <w:t>isi</w:t>
+      </w:r>
+      <w:proofErr w:type="spellEnd"/>
+      <w:r>
+        <w:t xml:space="preserve"> </w:t>
+      </w:r>
+      <w:proofErr w:type="spellStart"/>
+      <w:r>
+        <w:t>hasilnya</w:t>
+      </w:r>
+      <w:proofErr w:type="spellEnd"/>
+      <w:r>
+        <w:t xml:space="preserve"> </w:t>
+      </w:r>
+      <w:proofErr w:type="spellStart"/>
+      <w:r>
+        <w:t>dibuat</w:t>
+      </w:r>
+      <w:proofErr w:type="spellEnd"/>
+      <w:r>
+        <w:t xml:space="preserve"> </w:t>
+      </w:r>
+      <w:proofErr w:type="spellStart"/>
+      <w:r>
+        <w:t>fieldnya</w:t>
+      </w:r>
+      <w:proofErr w:type="spellEnd"/>
+      <w:r>
+        <w:t xml:space="preserve"> 3 </w:t>
+      </w:r>
+      <w:proofErr w:type="spellStart"/>
+      <w:r>
+        <w:t>kolom</w:t>
+      </w:r>
+      <w:proofErr w:type="spellEnd"/>
+    </w:p>
+    <w:p>
+      <w:pPr>
+        <w:pStyle w:val="ListParagraph"/>
+        <w:numPr>
+          <w:ilvl w:val="0"/>
+          <w:numId w:val="10"/>
+        </w:numPr>
+        <w:spacing w:after="0" w:line="240" w:lineRule="auto"/>
+        <w:jc w:val="both"/>
+      </w:pPr>
+      <w:proofErr w:type="spellStart"/>
+      <w:r>
+        <w:lastRenderedPageBreak/>
+        <w:t>Kebisingan</w:t>
+      </w:r>
+      <w:proofErr w:type="spellEnd"/>
+      <w:r>
+        <w:t xml:space="preserve"> = </w:t>
+      </w:r>
+      <w:proofErr w:type="spellStart"/>
+      <w:r>
+        <w:t>isi</w:t>
+      </w:r>
+      <w:proofErr w:type="spellEnd"/>
+      <w:r>
+        <w:t xml:space="preserve"> </w:t>
+      </w:r>
+      <w:proofErr w:type="spellStart"/>
+      <w:r>
+        <w:t>hasil</w:t>
+      </w:r>
+      <w:proofErr w:type="spellEnd"/>
+      <w:r>
+        <w:t xml:space="preserve"> </w:t>
+      </w:r>
+      <w:proofErr w:type="spellStart"/>
+      <w:r>
+        <w:t>dibuat</w:t>
+      </w:r>
+      <w:proofErr w:type="spellEnd"/>
+      <w:r>
+        <w:t xml:space="preserve"> </w:t>
+      </w:r>
+      <w:proofErr w:type="spellStart"/>
+      <w:r>
+        <w:t>fieldnya</w:t>
+      </w:r>
+      <w:proofErr w:type="spellEnd"/>
+      <w:r>
+        <w:t xml:space="preserve"> 3 </w:t>
+      </w:r>
+      <w:proofErr w:type="spellStart"/>
+      <w:r>
+        <w:t>kolom</w:t>
+      </w:r>
+      <w:proofErr w:type="spellEnd"/>
+    </w:p>
+    <w:p>
+      <w:pPr>
+        <w:pStyle w:val="ListParagraph"/>
+        <w:numPr>
+          <w:ilvl w:val="0"/>
+          <w:numId w:val="10"/>
+        </w:numPr>
+        <w:spacing w:after="0" w:line="240" w:lineRule="auto"/>
+        <w:jc w:val="both"/>
+      </w:pPr>
+      <w:proofErr w:type="spellStart"/>
+      <w:proofErr w:type="gramStart"/>
+      <w:r>
+        <w:t>Pencahayaan</w:t>
+      </w:r>
+      <w:proofErr w:type="spellEnd"/>
+      <w:r>
+        <w:t xml:space="preserve">  =</w:t>
+      </w:r>
+      <w:proofErr w:type="gramEnd"/>
+      <w:r>
+        <w:t xml:space="preserve"> </w:t>
+      </w:r>
+      <w:proofErr w:type="spellStart"/>
+      <w:r>
+        <w:t>isi</w:t>
+      </w:r>
+      <w:proofErr w:type="spellEnd"/>
+      <w:r>
+        <w:t xml:space="preserve"> </w:t>
+      </w:r>
+      <w:proofErr w:type="spellStart"/>
+      <w:r>
+        <w:t>hasil</w:t>
+      </w:r>
+      <w:proofErr w:type="spellEnd"/>
+      <w:r>
+        <w:t xml:space="preserve"> </w:t>
+      </w:r>
+      <w:proofErr w:type="spellStart"/>
+      <w:r>
+        <w:t>dibuat</w:t>
+      </w:r>
+      <w:proofErr w:type="spellEnd"/>
+      <w:r>
+        <w:t xml:space="preserve"> </w:t>
+      </w:r>
+      <w:proofErr w:type="spellStart"/>
+      <w:r>
+        <w:t>fieldnya</w:t>
+      </w:r>
+      <w:proofErr w:type="spellEnd"/>
+      <w:r>
+        <w:t xml:space="preserve"> 3 </w:t>
+      </w:r>
+      <w:proofErr w:type="spellStart"/>
+      <w:r>
+        <w:t>kolom</w:t>
+      </w:r>
+      <w:proofErr w:type="spellEnd"/>
+    </w:p>
+    <w:p>
+      <w:pPr>
+        <w:pStyle w:val="ListParagraph"/>
+        <w:numPr>
+          <w:ilvl w:val="0"/>
+          <w:numId w:val="10"/>
+        </w:numPr>
+        <w:spacing w:after="0" w:line="240" w:lineRule="auto"/>
+        <w:jc w:val="both"/>
+      </w:pPr>
+      <w:r>
+        <w:t xml:space="preserve">PM </w:t>
+      </w:r>
+      <w:proofErr w:type="gramStart"/>
+      <w:r>
+        <w:t>2.5  =</w:t>
+      </w:r>
+      <w:proofErr w:type="gramEnd"/>
+      <w:r>
+        <w:t xml:space="preserve"> </w:t>
+      </w:r>
+      <w:proofErr w:type="spellStart"/>
+      <w:r>
+        <w:t>isi</w:t>
+      </w:r>
+      <w:proofErr w:type="spellEnd"/>
+      <w:r>
+        <w:t xml:space="preserve"> </w:t>
+      </w:r>
+      <w:proofErr w:type="spellStart"/>
+      <w:r>
+        <w:t>hasil</w:t>
+      </w:r>
+      <w:proofErr w:type="spellEnd"/>
+      <w:r>
+        <w:t xml:space="preserve"> </w:t>
+      </w:r>
+      <w:proofErr w:type="spellStart"/>
+      <w:r>
+        <w:t>dibuat</w:t>
+      </w:r>
+      <w:proofErr w:type="spellEnd"/>
+      <w:r>
+        <w:t xml:space="preserve"> </w:t>
+      </w:r>
+      <w:proofErr w:type="spellStart"/>
+      <w:r>
+        <w:t>fieldnya</w:t>
+      </w:r>
+      <w:proofErr w:type="spellEnd"/>
+      <w:r>
+        <w:t xml:space="preserve"> 3 </w:t>
+      </w:r>
+      <w:proofErr w:type="spellStart"/>
+      <w:r>
+        <w:t>kolom</w:t>
+      </w:r>
+      <w:proofErr w:type="spellEnd"/>
+    </w:p>
+    <w:p>
+      <w:pPr>
+        <w:pStyle w:val="ListParagraph"/>
+        <w:numPr>
+          <w:ilvl w:val="0"/>
+          <w:numId w:val="10"/>
+        </w:numPr>
+        <w:spacing w:after="0" w:line="240" w:lineRule="auto"/>
+        <w:jc w:val="both"/>
+      </w:pPr>
+      <w:r>
+        <w:t xml:space="preserve">PM 10 = </w:t>
+      </w:r>
+      <w:proofErr w:type="spellStart"/>
+      <w:r>
+        <w:t>isi</w:t>
+      </w:r>
+      <w:proofErr w:type="spellEnd"/>
+      <w:r>
+        <w:t xml:space="preserve"> </w:t>
+      </w:r>
+      <w:proofErr w:type="spellStart"/>
+      <w:r>
+        <w:t>hasil</w:t>
+      </w:r>
+      <w:proofErr w:type="spellEnd"/>
+      <w:r>
+        <w:t xml:space="preserve"> </w:t>
+      </w:r>
+      <w:proofErr w:type="spellStart"/>
+      <w:r>
+        <w:t>dibuat</w:t>
+      </w:r>
+      <w:proofErr w:type="spellEnd"/>
+      <w:r>
+        <w:t xml:space="preserve"> field 3 </w:t>
+      </w:r>
+      <w:proofErr w:type="spellStart"/>
+      <w:r>
+        <w:t>kolom</w:t>
+      </w:r>
+      <w:proofErr w:type="spellEnd"/>
+    </w:p>
+    <w:p>
+      <w:pPr>
+        <w:pStyle w:val="ListParagraph"/>
+        <w:numPr>
+          <w:ilvl w:val="0"/>
+          <w:numId w:val="10"/>
+        </w:numPr>
+        <w:spacing w:after="0" w:line="240" w:lineRule="auto"/>
+        <w:jc w:val="both"/>
+      </w:pPr>
+      <w:r>
+        <w:t xml:space="preserve">Laju </w:t>
+      </w:r>
+      <w:proofErr w:type="spellStart"/>
+      <w:proofErr w:type="gramStart"/>
+      <w:r>
+        <w:t>Ventilasi</w:t>
+      </w:r>
+      <w:proofErr w:type="spellEnd"/>
+      <w:r>
+        <w:t xml:space="preserve">  -</w:t>
+      </w:r>
+      <w:proofErr w:type="gramEnd"/>
+      <w:r>
+        <w:t xml:space="preserve"> </w:t>
+      </w:r>
+      <w:proofErr w:type="spellStart"/>
+      <w:r>
+        <w:t>isi</w:t>
+      </w:r>
+      <w:proofErr w:type="spellEnd"/>
+      <w:r>
+        <w:t xml:space="preserve"> </w:t>
+      </w:r>
+      <w:proofErr w:type="spellStart"/>
+      <w:r>
+        <w:t>hasil</w:t>
+      </w:r>
+      <w:proofErr w:type="spellEnd"/>
+      <w:r>
+        <w:t xml:space="preserve"> </w:t>
+      </w:r>
+      <w:proofErr w:type="spellStart"/>
+      <w:r>
+        <w:t>dibuat</w:t>
+      </w:r>
+      <w:proofErr w:type="spellEnd"/>
+      <w:r>
+        <w:t xml:space="preserve"> field 3 </w:t>
+      </w:r>
+      <w:proofErr w:type="spellStart"/>
+      <w:r>
+        <w:t>kolom</w:t>
+      </w:r>
+      <w:proofErr w:type="spellEnd"/>
+    </w:p>
+    <w:p>
+      <w:pPr>
+        <w:spacing w:after="0" w:line="240" w:lineRule="auto"/>
+        <w:ind w:left="1440"/>
+        <w:jc w:val="both"/>
+      </w:pPr>
     </w:p>
     <w:p>
       <w:pPr>

--- a/APLIKASI SIGESIT SANDAS PKM PADASUKA.docx
+++ b/APLIKASI SIGESIT SANDAS PKM PADASUKA.docx
@@ -5846,10 +5846,7 @@
       </w:r>
       <w:proofErr w:type="spellEnd"/>
       <w:r>
-        <w:t xml:space="preserve">  </w:t>
-      </w:r>
-      <w:r>
-        <w:t>Free</w:t>
+        <w:t xml:space="preserve">  Free</w:t>
       </w:r>
       <w:proofErr w:type="gramEnd"/>
       <w:r>
@@ -5911,10 +5908,7 @@
       </w:r>
       <w:proofErr w:type="gramEnd"/>
       <w:r>
-        <w:t>F),</w:t>
-      </w:r>
-      <w:r>
-        <w:t xml:space="preserve"> = </w:t>
+        <w:t xml:space="preserve">F), = </w:t>
       </w:r>
       <w:proofErr w:type="spellStart"/>
       <w:r>
@@ -6287,6 +6281,381 @@
         <w:ind w:left="1440"/>
         <w:jc w:val="both"/>
       </w:pPr>
+    </w:p>
+    <w:p>
+      <w:pPr>
+        <w:spacing w:after="0" w:line="240" w:lineRule="auto"/>
+        <w:jc w:val="both"/>
+      </w:pPr>
+    </w:p>
+    <w:p>
+      <w:pPr>
+        <w:spacing w:after="0" w:line="240" w:lineRule="auto"/>
+        <w:jc w:val="both"/>
+      </w:pPr>
+    </w:p>
+    <w:p>
+      <w:pPr>
+        <w:pStyle w:val="ListParagraph"/>
+        <w:numPr>
+          <w:ilvl w:val="0"/>
+          <w:numId w:val="11"/>
+        </w:numPr>
+        <w:spacing w:after="0" w:line="240" w:lineRule="auto"/>
+        <w:jc w:val="both"/>
+      </w:pPr>
+      <w:r>
+        <w:t xml:space="preserve">Di </w:t>
+      </w:r>
+      <w:proofErr w:type="spellStart"/>
+      <w:r>
+        <w:t>setiap</w:t>
+      </w:r>
+      <w:proofErr w:type="spellEnd"/>
+      <w:r>
+        <w:t xml:space="preserve"> </w:t>
+      </w:r>
+      <w:proofErr w:type="spellStart"/>
+      <w:proofErr w:type="gramStart"/>
+      <w:r>
+        <w:t>modul</w:t>
+      </w:r>
+      <w:proofErr w:type="spellEnd"/>
+      <w:r>
+        <w:t xml:space="preserve">  </w:t>
+      </w:r>
+      <w:proofErr w:type="spellStart"/>
+      <w:r>
+        <w:t>untuk</w:t>
+      </w:r>
+      <w:proofErr w:type="spellEnd"/>
+      <w:proofErr w:type="gramEnd"/>
+      <w:r>
+        <w:t xml:space="preserve"> </w:t>
+      </w:r>
+      <w:proofErr w:type="spellStart"/>
+      <w:r>
+        <w:t>tombol</w:t>
+      </w:r>
+      <w:proofErr w:type="spellEnd"/>
+      <w:r>
+        <w:t xml:space="preserve"> </w:t>
+      </w:r>
+      <w:proofErr w:type="spellStart"/>
+      <w:r>
+        <w:t>simpan</w:t>
+      </w:r>
+      <w:proofErr w:type="spellEnd"/>
+      <w:r>
+        <w:t xml:space="preserve"> </w:t>
+      </w:r>
+      <w:proofErr w:type="spellStart"/>
+      <w:r>
+        <w:t>ada</w:t>
+      </w:r>
+      <w:proofErr w:type="spellEnd"/>
+      <w:r>
+        <w:t xml:space="preserve"> </w:t>
+      </w:r>
+      <w:proofErr w:type="spellStart"/>
+      <w:r>
+        <w:t>dibawah</w:t>
+      </w:r>
+      <w:proofErr w:type="spellEnd"/>
+      <w:r>
+        <w:t xml:space="preserve"> form entry dan </w:t>
+      </w:r>
+      <w:proofErr w:type="spellStart"/>
+      <w:r>
+        <w:t>ada</w:t>
+      </w:r>
+      <w:proofErr w:type="spellEnd"/>
+      <w:r>
+        <w:t xml:space="preserve"> </w:t>
+      </w:r>
+      <w:proofErr w:type="spellStart"/>
+      <w:r>
+        <w:t>tombol</w:t>
+      </w:r>
+      <w:proofErr w:type="spellEnd"/>
+      <w:r>
+        <w:t xml:space="preserve"> back </w:t>
+      </w:r>
+      <w:proofErr w:type="spellStart"/>
+      <w:r>
+        <w:t>jika</w:t>
+      </w:r>
+      <w:proofErr w:type="spellEnd"/>
+      <w:r>
+        <w:t xml:space="preserve"> user </w:t>
+      </w:r>
+      <w:proofErr w:type="spellStart"/>
+      <w:r>
+        <w:t>mau</w:t>
+      </w:r>
+      <w:proofErr w:type="spellEnd"/>
+      <w:r>
+        <w:t xml:space="preserve"> </w:t>
+      </w:r>
+      <w:proofErr w:type="spellStart"/>
+      <w:r>
+        <w:t>melihat</w:t>
+      </w:r>
+      <w:proofErr w:type="spellEnd"/>
+      <w:r>
+        <w:t xml:space="preserve"> </w:t>
+      </w:r>
+      <w:proofErr w:type="spellStart"/>
+      <w:r>
+        <w:t>hasil</w:t>
+      </w:r>
+      <w:proofErr w:type="spellEnd"/>
+      <w:r>
+        <w:t xml:space="preserve"> data entry</w:t>
+      </w:r>
+    </w:p>
+    <w:p>
+      <w:pPr>
+        <w:pStyle w:val="ListParagraph"/>
+        <w:numPr>
+          <w:ilvl w:val="0"/>
+          <w:numId w:val="11"/>
+        </w:numPr>
+        <w:spacing w:after="0" w:line="240" w:lineRule="auto"/>
+        <w:jc w:val="both"/>
+      </w:pPr>
+      <w:proofErr w:type="spellStart"/>
+      <w:r>
+        <w:t>Untuk</w:t>
+      </w:r>
+      <w:proofErr w:type="spellEnd"/>
+      <w:r>
+        <w:t xml:space="preserve"> </w:t>
+      </w:r>
+      <w:proofErr w:type="spellStart"/>
+      <w:r>
+        <w:t>modul</w:t>
+      </w:r>
+      <w:proofErr w:type="spellEnd"/>
+      <w:r>
+        <w:t xml:space="preserve"> Uji air </w:t>
+      </w:r>
+      <w:proofErr w:type="spellStart"/>
+      <w:r>
+        <w:t>untuk</w:t>
+      </w:r>
+      <w:proofErr w:type="spellEnd"/>
+      <w:r>
+        <w:t xml:space="preserve"> </w:t>
+      </w:r>
+      <w:proofErr w:type="spellStart"/>
+      <w:r>
+        <w:t>Suhu</w:t>
+      </w:r>
+      <w:proofErr w:type="spellEnd"/>
+      <w:r>
+        <w:t xml:space="preserve"> </w:t>
+      </w:r>
+      <w:proofErr w:type="spellStart"/>
+      <w:r>
+        <w:t>ada</w:t>
+      </w:r>
+      <w:proofErr w:type="spellEnd"/>
+      <w:r>
+        <w:t xml:space="preserve"> 2 </w:t>
+      </w:r>
+      <w:proofErr w:type="spellStart"/>
+      <w:r>
+        <w:t>jenis</w:t>
+      </w:r>
+      <w:proofErr w:type="spellEnd"/>
+      <w:r>
+        <w:t xml:space="preserve"> entry </w:t>
+      </w:r>
+      <w:proofErr w:type="spellStart"/>
+      <w:r>
+        <w:t>suhu</w:t>
+      </w:r>
+      <w:proofErr w:type="spellEnd"/>
+      <w:r>
+        <w:t xml:space="preserve"> </w:t>
+      </w:r>
+      <w:proofErr w:type="spellStart"/>
+      <w:r>
+        <w:t>yaitu</w:t>
+      </w:r>
+      <w:proofErr w:type="spellEnd"/>
+      <w:r>
+        <w:t xml:space="preserve"> </w:t>
+      </w:r>
+      <w:proofErr w:type="spellStart"/>
+      <w:r>
+        <w:t>Suhu</w:t>
+      </w:r>
+      <w:proofErr w:type="spellEnd"/>
+      <w:r>
+        <w:t xml:space="preserve"> Air dan </w:t>
+      </w:r>
+      <w:proofErr w:type="spellStart"/>
+      <w:r>
+        <w:t>Suhu</w:t>
+      </w:r>
+      <w:proofErr w:type="spellEnd"/>
+      <w:r>
+        <w:t xml:space="preserve"> Udara </w:t>
+      </w:r>
+    </w:p>
+    <w:p>
+      <w:pPr>
+        <w:pStyle w:val="ListParagraph"/>
+        <w:numPr>
+          <w:ilvl w:val="0"/>
+          <w:numId w:val="11"/>
+        </w:numPr>
+        <w:spacing w:after="0" w:line="240" w:lineRule="auto"/>
+        <w:jc w:val="both"/>
+      </w:pPr>
+      <w:proofErr w:type="spellStart"/>
+      <w:r>
+        <w:t>Untuk</w:t>
+      </w:r>
+      <w:proofErr w:type="spellEnd"/>
+      <w:r>
+        <w:t xml:space="preserve"> </w:t>
+      </w:r>
+      <w:proofErr w:type="spellStart"/>
+      <w:r>
+        <w:t>kolom</w:t>
+      </w:r>
+      <w:proofErr w:type="spellEnd"/>
+      <w:r>
+        <w:t xml:space="preserve"> entry di </w:t>
+      </w:r>
+      <w:proofErr w:type="spellStart"/>
+      <w:r>
+        <w:t>modul</w:t>
+      </w:r>
+      <w:proofErr w:type="spellEnd"/>
+      <w:r>
+        <w:t xml:space="preserve"> uji </w:t>
+      </w:r>
+      <w:proofErr w:type="gramStart"/>
+      <w:r>
+        <w:t xml:space="preserve">air  </w:t>
+      </w:r>
+      <w:proofErr w:type="spellStart"/>
+      <w:r>
+        <w:t>dibuat</w:t>
+      </w:r>
+      <w:proofErr w:type="spellEnd"/>
+      <w:proofErr w:type="gramEnd"/>
+      <w:r>
+        <w:t xml:space="preserve"> free </w:t>
+      </w:r>
+      <w:proofErr w:type="spellStart"/>
+      <w:proofErr w:type="gramStart"/>
+      <w:r>
+        <w:t>texr</w:t>
+      </w:r>
+      <w:proofErr w:type="spellEnd"/>
+      <w:r>
+        <w:t xml:space="preserve">  (</w:t>
+      </w:r>
+      <w:proofErr w:type="gramEnd"/>
+      <w:r>
+        <w:t xml:space="preserve"> </w:t>
+      </w:r>
+      <w:proofErr w:type="spellStart"/>
+      <w:r>
+        <w:t>tidak</w:t>
+      </w:r>
+      <w:proofErr w:type="spellEnd"/>
+      <w:r>
+        <w:t xml:space="preserve"> number </w:t>
+      </w:r>
+      <w:proofErr w:type="gramStart"/>
+      <w:r>
+        <w:t>only )</w:t>
+      </w:r>
+      <w:proofErr w:type="gramEnd"/>
+    </w:p>
+    <w:p>
+      <w:pPr>
+        <w:pStyle w:val="ListParagraph"/>
+        <w:numPr>
+          <w:ilvl w:val="0"/>
+          <w:numId w:val="11"/>
+        </w:numPr>
+        <w:spacing w:after="0" w:line="240" w:lineRule="auto"/>
+        <w:jc w:val="both"/>
+      </w:pPr>
+      <w:r>
+        <w:t xml:space="preserve">Hasil entry uji air dan uji </w:t>
+      </w:r>
+      <w:proofErr w:type="spellStart"/>
+      <w:r>
+        <w:t>udara</w:t>
+      </w:r>
+      <w:proofErr w:type="spellEnd"/>
+      <w:r>
+        <w:t xml:space="preserve"> </w:t>
+      </w:r>
+      <w:proofErr w:type="spellStart"/>
+      <w:r>
+        <w:t>harus</w:t>
+      </w:r>
+      <w:proofErr w:type="spellEnd"/>
+      <w:r>
+        <w:t xml:space="preserve"> </w:t>
+      </w:r>
+      <w:proofErr w:type="spellStart"/>
+      <w:r>
+        <w:t>sesuai</w:t>
+      </w:r>
+      <w:proofErr w:type="spellEnd"/>
+      <w:r>
+        <w:t xml:space="preserve"> </w:t>
+      </w:r>
+      <w:proofErr w:type="spellStart"/>
+      <w:r>
+        <w:t>atau</w:t>
+      </w:r>
+      <w:proofErr w:type="spellEnd"/>
+      <w:r>
+        <w:t xml:space="preserve"> </w:t>
+      </w:r>
+      <w:proofErr w:type="spellStart"/>
+      <w:r>
+        <w:t>lengkap</w:t>
+      </w:r>
+      <w:proofErr w:type="spellEnd"/>
+      <w:r>
+        <w:t xml:space="preserve"> </w:t>
+      </w:r>
+      <w:proofErr w:type="spellStart"/>
+      <w:r>
+        <w:t>sejumlah</w:t>
+      </w:r>
+      <w:proofErr w:type="spellEnd"/>
+      <w:r>
+        <w:t xml:space="preserve"> </w:t>
+      </w:r>
+      <w:proofErr w:type="spellStart"/>
+      <w:r>
+        <w:t>kolom</w:t>
+      </w:r>
+      <w:proofErr w:type="spellEnd"/>
+      <w:r>
+        <w:t xml:space="preserve"> entry </w:t>
+      </w:r>
+      <w:proofErr w:type="spellStart"/>
+      <w:r>
+        <w:t>nya</w:t>
+      </w:r>
+      <w:proofErr w:type="spellEnd"/>
+      <w:r>
+        <w:t xml:space="preserve"> </w:t>
+      </w:r>
     </w:p>
     <w:p>
       <w:pPr>
@@ -7187,6 +7556,95 @@
       </w:pPr>
     </w:lvl>
     <w:lvl w:ilvl="8" w:tplc="3809001B" w:tentative="1">
+      <w:start w:val="1"/>
+      <w:numFmt w:val="lowerRoman"/>
+      <w:lvlText w:val="%9."/>
+      <w:lvlJc w:val="right"/>
+      <w:pPr>
+        <w:ind w:left="6480" w:hanging="180"/>
+      </w:pPr>
+    </w:lvl>
+  </w:abstractNum>
+  <w:abstractNum w:abstractNumId="10" w15:restartNumberingAfterBreak="0">
+    <w:nsid w:val="7FF64F45"/>
+    <w:multiLevelType w:val="hybridMultilevel"/>
+    <w:tmpl w:val="35A8E206"/>
+    <w:lvl w:ilvl="0" w:tplc="0421000F">
+      <w:start w:val="1"/>
+      <w:numFmt w:val="decimal"/>
+      <w:lvlText w:val="%1."/>
+      <w:lvlJc w:val="left"/>
+      <w:pPr>
+        <w:ind w:left="720" w:hanging="360"/>
+      </w:pPr>
+      <w:rPr>
+        <w:rFonts w:hint="default"/>
+      </w:rPr>
+    </w:lvl>
+    <w:lvl w:ilvl="1" w:tplc="04210019" w:tentative="1">
+      <w:start w:val="1"/>
+      <w:numFmt w:val="lowerLetter"/>
+      <w:lvlText w:val="%2."/>
+      <w:lvlJc w:val="left"/>
+      <w:pPr>
+        <w:ind w:left="1440" w:hanging="360"/>
+      </w:pPr>
+    </w:lvl>
+    <w:lvl w:ilvl="2" w:tplc="0421001B" w:tentative="1">
+      <w:start w:val="1"/>
+      <w:numFmt w:val="lowerRoman"/>
+      <w:lvlText w:val="%3."/>
+      <w:lvlJc w:val="right"/>
+      <w:pPr>
+        <w:ind w:left="2160" w:hanging="180"/>
+      </w:pPr>
+    </w:lvl>
+    <w:lvl w:ilvl="3" w:tplc="0421000F" w:tentative="1">
+      <w:start w:val="1"/>
+      <w:numFmt w:val="decimal"/>
+      <w:lvlText w:val="%4."/>
+      <w:lvlJc w:val="left"/>
+      <w:pPr>
+        <w:ind w:left="2880" w:hanging="360"/>
+      </w:pPr>
+    </w:lvl>
+    <w:lvl w:ilvl="4" w:tplc="04210019" w:tentative="1">
+      <w:start w:val="1"/>
+      <w:numFmt w:val="lowerLetter"/>
+      <w:lvlText w:val="%5."/>
+      <w:lvlJc w:val="left"/>
+      <w:pPr>
+        <w:ind w:left="3600" w:hanging="360"/>
+      </w:pPr>
+    </w:lvl>
+    <w:lvl w:ilvl="5" w:tplc="0421001B" w:tentative="1">
+      <w:start w:val="1"/>
+      <w:numFmt w:val="lowerRoman"/>
+      <w:lvlText w:val="%6."/>
+      <w:lvlJc w:val="right"/>
+      <w:pPr>
+        <w:ind w:left="4320" w:hanging="180"/>
+      </w:pPr>
+    </w:lvl>
+    <w:lvl w:ilvl="6" w:tplc="0421000F" w:tentative="1">
+      <w:start w:val="1"/>
+      <w:numFmt w:val="decimal"/>
+      <w:lvlText w:val="%7."/>
+      <w:lvlJc w:val="left"/>
+      <w:pPr>
+        <w:ind w:left="5040" w:hanging="360"/>
+      </w:pPr>
+    </w:lvl>
+    <w:lvl w:ilvl="7" w:tplc="04210019" w:tentative="1">
+      <w:start w:val="1"/>
+      <w:numFmt w:val="lowerLetter"/>
+      <w:lvlText w:val="%8."/>
+      <w:lvlJc w:val="left"/>
+      <w:pPr>
+        <w:ind w:left="5760" w:hanging="360"/>
+      </w:pPr>
+    </w:lvl>
+    <w:lvl w:ilvl="8" w:tplc="0421001B" w:tentative="1">
       <w:start w:val="1"/>
       <w:numFmt w:val="lowerRoman"/>
       <w:lvlText w:val="%9."/>
@@ -7225,6 +7683,9 @@
   </w:num>
   <w:num w:numId="10" w16cid:durableId="1456214854">
     <w:abstractNumId w:val="0"/>
+  </w:num>
+  <w:num w:numId="11" w16cid:durableId="977996350">
+    <w:abstractNumId w:val="10"/>
   </w:num>
 </w:numbering>
 </file>
